--- a/server/CRM/CRM/wwwroot/Templates/dondathang.docx
+++ b/server/CRM/CRM/wwwroot/Templates/dondathang.docx
@@ -9,8 +9,8 @@
         <w:rPr>
           <w:rFonts w:ascii="Times New Roman" w:eastAsia="Times New Roman" w:hAnsi="Times New Roman"/>
           <w:color w:val="333333"/>
-          <w:sz w:val="24"/>
-          <w:szCs w:val="24"/>
+          <w:sz w:val="26"/>
+          <w:szCs w:val="26"/>
         </w:rPr>
       </w:pPr>
       <w:r>
@@ -19,8 +19,8 @@
           <w:b/>
           <w:bCs/>
           <w:color w:val="333333"/>
-          <w:sz w:val="24"/>
-          <w:szCs w:val="24"/>
+          <w:sz w:val="26"/>
+          <w:szCs w:val="26"/>
         </w:rPr>
         <w:t>CỘNG HÒA XÃ HỘI CHỦ NGHĨA VIỆT NAM</w:t>
       </w:r>
@@ -319,7 +319,7 @@
               <w:sz w:val="26"/>
               <w:szCs w:val="26"/>
             </w:rPr>
-            <w:t>DonHangDTO</w:t>
+            <w:t>DonHang</w:t>
           </w:r>
           <w:proofErr w:type="spellEnd"/>
           <w:r>
@@ -339,7 +339,7 @@
               <w:sz w:val="26"/>
               <w:szCs w:val="26"/>
             </w:rPr>
-            <w:t>KhachHangTiemNangDTO</w:t>
+            <w:t>KhachHangMucTieu</w:t>
           </w:r>
           <w:proofErr w:type="spellEnd"/>
           <w:r>
@@ -349,7 +349,7 @@
               <w:sz w:val="26"/>
               <w:szCs w:val="26"/>
             </w:rPr>
-            <w:t xml:space="preserve"> /</w:t>
+            <w:t>/</w:t>
           </w:r>
           <w:proofErr w:type="spellStart"/>
           <w:r>
@@ -727,8 +727,9 @@
     </w:p>
     <w:tbl>
       <w:tblPr>
-        <w:tblW w:w="9395" w:type="dxa"/>
+        <w:tblW w:w="11520" w:type="dxa"/>
         <w:tblCellSpacing w:w="0" w:type="dxa"/>
+        <w:tblInd w:w="-1355" w:type="dxa"/>
         <w:tblBorders>
           <w:top w:val="single" w:sz="4" w:space="0" w:color="auto"/>
           <w:left w:val="single" w:sz="4" w:space="0" w:color="auto"/>
@@ -744,13 +745,14 @@
         <w:tblLook w:val="04A0" w:firstRow="1" w:lastRow="0" w:firstColumn="1" w:lastColumn="0" w:noHBand="0" w:noVBand="1"/>
       </w:tblPr>
       <w:tblGrid>
-        <w:gridCol w:w="517"/>
-        <w:gridCol w:w="1571"/>
-        <w:gridCol w:w="673"/>
-        <w:gridCol w:w="1272"/>
-        <w:gridCol w:w="1623"/>
-        <w:gridCol w:w="1919"/>
-        <w:gridCol w:w="1820"/>
+        <w:gridCol w:w="607"/>
+        <w:gridCol w:w="2199"/>
+        <w:gridCol w:w="1334"/>
+        <w:gridCol w:w="1080"/>
+        <w:gridCol w:w="1980"/>
+        <w:gridCol w:w="1440"/>
+        <w:gridCol w:w="1440"/>
+        <w:gridCol w:w="1440"/>
       </w:tblGrid>
       <w:tr>
         <w:trPr>
@@ -759,7 +761,7 @@
         </w:trPr>
         <w:tc>
           <w:tcPr>
-            <w:tcW w:w="517" w:type="dxa"/>
+            <w:tcW w:w="607" w:type="dxa"/>
             <w:vAlign w:val="center"/>
             <w:hideMark/>
           </w:tcPr>
@@ -789,7 +791,7 @@
         </w:tc>
         <w:tc>
           <w:tcPr>
-            <w:tcW w:w="1571" w:type="dxa"/>
+            <w:tcW w:w="2199" w:type="dxa"/>
             <w:vAlign w:val="center"/>
             <w:hideMark/>
           </w:tcPr>
@@ -869,7 +871,7 @@
         </w:tc>
         <w:tc>
           <w:tcPr>
-            <w:tcW w:w="673" w:type="dxa"/>
+            <w:tcW w:w="1334" w:type="dxa"/>
             <w:vAlign w:val="center"/>
             <w:hideMark/>
           </w:tcPr>
@@ -879,6 +881,88 @@
               <w:jc w:val="center"/>
               <w:rPr>
                 <w:rFonts w:ascii="Times New Roman" w:eastAsia="Times New Roman" w:hAnsi="Times New Roman"/>
+                <w:b/>
+                <w:bCs/>
+                <w:color w:val="333333"/>
+                <w:sz w:val="26"/>
+                <w:szCs w:val="26"/>
+              </w:rPr>
+            </w:pPr>
+            <w:proofErr w:type="spellStart"/>
+            <w:r>
+              <w:rPr>
+                <w:rFonts w:ascii="Times New Roman" w:eastAsia="Times New Roman" w:hAnsi="Times New Roman"/>
+                <w:b/>
+                <w:bCs/>
+                <w:color w:val="333333"/>
+                <w:sz w:val="26"/>
+                <w:szCs w:val="26"/>
+              </w:rPr>
+              <w:t>Đơn</w:t>
+            </w:r>
+            <w:proofErr w:type="spellEnd"/>
+            <w:r>
+              <w:rPr>
+                <w:rFonts w:ascii="Times New Roman" w:eastAsia="Times New Roman" w:hAnsi="Times New Roman"/>
+                <w:b/>
+                <w:bCs/>
+                <w:color w:val="333333"/>
+                <w:sz w:val="26"/>
+                <w:szCs w:val="26"/>
+              </w:rPr>
+              <w:t xml:space="preserve"> </w:t>
+            </w:r>
+            <w:proofErr w:type="spellStart"/>
+            <w:r>
+              <w:rPr>
+                <w:rFonts w:ascii="Times New Roman" w:eastAsia="Times New Roman" w:hAnsi="Times New Roman"/>
+                <w:b/>
+                <w:bCs/>
+                <w:color w:val="333333"/>
+                <w:sz w:val="26"/>
+                <w:szCs w:val="26"/>
+              </w:rPr>
+              <w:t>vị</w:t>
+            </w:r>
+            <w:proofErr w:type="spellEnd"/>
+            <w:r>
+              <w:rPr>
+                <w:rFonts w:ascii="Times New Roman" w:eastAsia="Times New Roman" w:hAnsi="Times New Roman"/>
+                <w:b/>
+                <w:bCs/>
+                <w:color w:val="333333"/>
+                <w:sz w:val="26"/>
+                <w:szCs w:val="26"/>
+              </w:rPr>
+              <w:t xml:space="preserve"> </w:t>
+            </w:r>
+            <w:proofErr w:type="spellStart"/>
+            <w:r>
+              <w:rPr>
+                <w:rFonts w:ascii="Times New Roman" w:eastAsia="Times New Roman" w:hAnsi="Times New Roman"/>
+                <w:b/>
+                <w:bCs/>
+                <w:color w:val="333333"/>
+                <w:sz w:val="26"/>
+                <w:szCs w:val="26"/>
+              </w:rPr>
+              <w:t>tính</w:t>
+            </w:r>
+            <w:proofErr w:type="spellEnd"/>
+          </w:p>
+        </w:tc>
+        <w:tc>
+          <w:tcPr>
+            <w:tcW w:w="1080" w:type="dxa"/>
+            <w:vAlign w:val="center"/>
+            <w:hideMark/>
+          </w:tcPr>
+          <w:p>
+            <w:pPr>
+              <w:spacing w:before="100" w:beforeAutospacing="1" w:after="100" w:afterAutospacing="1" w:line="240" w:lineRule="auto"/>
+              <w:jc w:val="center"/>
+              <w:rPr>
+                <w:rFonts w:ascii="Times New Roman" w:eastAsia="Times New Roman" w:hAnsi="Times New Roman"/>
                 <w:color w:val="333333"/>
                 <w:sz w:val="26"/>
                 <w:szCs w:val="26"/>
@@ -925,7 +1009,119 @@
         </w:tc>
         <w:tc>
           <w:tcPr>
-            <w:tcW w:w="1272" w:type="dxa"/>
+            <w:tcW w:w="1980" w:type="dxa"/>
+            <w:vAlign w:val="center"/>
+          </w:tcPr>
+          <w:p>
+            <w:pPr>
+              <w:spacing w:before="100" w:beforeAutospacing="1" w:after="100" w:afterAutospacing="1" w:line="240" w:lineRule="auto"/>
+              <w:jc w:val="center"/>
+              <w:rPr>
+                <w:rFonts w:ascii="Times New Roman" w:eastAsia="Times New Roman" w:hAnsi="Times New Roman"/>
+                <w:b/>
+                <w:bCs/>
+                <w:color w:val="333333"/>
+                <w:sz w:val="26"/>
+                <w:szCs w:val="26"/>
+              </w:rPr>
+            </w:pPr>
+            <w:proofErr w:type="spellStart"/>
+            <w:r>
+              <w:rPr>
+                <w:rFonts w:ascii="Times New Roman" w:eastAsia="Times New Roman" w:hAnsi="Times New Roman"/>
+                <w:b/>
+                <w:bCs/>
+                <w:color w:val="333333"/>
+                <w:sz w:val="26"/>
+                <w:szCs w:val="26"/>
+              </w:rPr>
+              <w:t>Đơn</w:t>
+            </w:r>
+            <w:proofErr w:type="spellEnd"/>
+            <w:r>
+              <w:rPr>
+                <w:rFonts w:ascii="Times New Roman" w:eastAsia="Times New Roman" w:hAnsi="Times New Roman"/>
+                <w:b/>
+                <w:bCs/>
+                <w:color w:val="333333"/>
+                <w:sz w:val="26"/>
+                <w:szCs w:val="26"/>
+              </w:rPr>
+              <w:t xml:space="preserve"> </w:t>
+            </w:r>
+            <w:proofErr w:type="spellStart"/>
+            <w:r>
+              <w:rPr>
+                <w:rFonts w:ascii="Times New Roman" w:eastAsia="Times New Roman" w:hAnsi="Times New Roman"/>
+                <w:b/>
+                <w:bCs/>
+                <w:color w:val="333333"/>
+                <w:sz w:val="26"/>
+                <w:szCs w:val="26"/>
+              </w:rPr>
+              <w:t>giá</w:t>
+            </w:r>
+            <w:proofErr w:type="spellEnd"/>
+            <w:r>
+              <w:rPr>
+                <w:rFonts w:ascii="Times New Roman" w:eastAsia="Times New Roman" w:hAnsi="Times New Roman"/>
+                <w:b/>
+                <w:bCs/>
+                <w:color w:val="333333"/>
+                <w:sz w:val="26"/>
+                <w:szCs w:val="26"/>
+              </w:rPr>
+              <w:t xml:space="preserve"> </w:t>
+            </w:r>
+          </w:p>
+        </w:tc>
+        <w:tc>
+          <w:tcPr>
+            <w:tcW w:w="1440" w:type="dxa"/>
+            <w:vAlign w:val="center"/>
+          </w:tcPr>
+          <w:p>
+            <w:pPr>
+              <w:spacing w:before="100" w:beforeAutospacing="1" w:after="100" w:afterAutospacing="1" w:line="240" w:lineRule="auto"/>
+              <w:jc w:val="center"/>
+              <w:rPr>
+                <w:rFonts w:ascii="Times New Roman" w:eastAsia="Times New Roman" w:hAnsi="Times New Roman"/>
+                <w:b/>
+                <w:bCs/>
+                <w:color w:val="333333"/>
+                <w:sz w:val="26"/>
+                <w:szCs w:val="26"/>
+              </w:rPr>
+            </w:pPr>
+            <w:proofErr w:type="spellStart"/>
+            <w:r>
+              <w:rPr>
+                <w:rFonts w:ascii="Times New Roman" w:eastAsia="Times New Roman" w:hAnsi="Times New Roman"/>
+                <w:b/>
+                <w:bCs/>
+                <w:color w:val="333333"/>
+                <w:sz w:val="26"/>
+                <w:szCs w:val="26"/>
+              </w:rPr>
+              <w:t>Thuế</w:t>
+            </w:r>
+            <w:proofErr w:type="spellEnd"/>
+            <w:r>
+              <w:rPr>
+                <w:rFonts w:ascii="Times New Roman" w:eastAsia="Times New Roman" w:hAnsi="Times New Roman"/>
+                <w:b/>
+                <w:bCs/>
+                <w:color w:val="333333"/>
+                <w:sz w:val="26"/>
+                <w:szCs w:val="26"/>
+              </w:rPr>
+              <w:t xml:space="preserve"> (VAT)</w:t>
+            </w:r>
+          </w:p>
+        </w:tc>
+        <w:tc>
+          <w:tcPr>
+            <w:tcW w:w="1440" w:type="dxa"/>
             <w:vAlign w:val="center"/>
             <w:hideMark/>
           </w:tcPr>
@@ -940,7 +1136,6 @@
                 <w:szCs w:val="26"/>
               </w:rPr>
             </w:pPr>
-            <w:proofErr w:type="spellStart"/>
             <w:r>
               <w:rPr>
                 <w:rFonts w:ascii="Times New Roman" w:eastAsia="Times New Roman" w:hAnsi="Times New Roman"/>
@@ -950,19 +1145,7 @@
                 <w:sz w:val="26"/>
                 <w:szCs w:val="26"/>
               </w:rPr>
-              <w:t>Đơn</w:t>
-            </w:r>
-            <w:proofErr w:type="spellEnd"/>
-            <w:r>
-              <w:rPr>
-                <w:rFonts w:ascii="Times New Roman" w:eastAsia="Times New Roman" w:hAnsi="Times New Roman"/>
-                <w:b/>
-                <w:bCs/>
-                <w:color w:val="333333"/>
-                <w:sz w:val="26"/>
-                <w:szCs w:val="26"/>
-              </w:rPr>
-              <w:t xml:space="preserve"> </w:t>
+              <w:t xml:space="preserve">Thành </w:t>
             </w:r>
             <w:proofErr w:type="spellStart"/>
             <w:r>
@@ -974,14 +1157,14 @@
                 <w:sz w:val="26"/>
                 <w:szCs w:val="26"/>
               </w:rPr>
-              <w:t>giá</w:t>
+              <w:t>tiền</w:t>
             </w:r>
             <w:proofErr w:type="spellEnd"/>
           </w:p>
         </w:tc>
         <w:tc>
           <w:tcPr>
-            <w:tcW w:w="1623" w:type="dxa"/>
+            <w:tcW w:w="1440" w:type="dxa"/>
             <w:vAlign w:val="center"/>
           </w:tcPr>
           <w:p>
@@ -1007,7 +1190,7 @@
                 <w:sz w:val="26"/>
                 <w:szCs w:val="26"/>
               </w:rPr>
-              <w:t>Thuế</w:t>
+              <w:t>Tổng</w:t>
             </w:r>
             <w:proofErr w:type="spellEnd"/>
             <w:r>
@@ -1020,106 +1203,6 @@
                 <w:szCs w:val="26"/>
               </w:rPr>
               <w:t xml:space="preserve"> </w:t>
-            </w:r>
-            <w:proofErr w:type="spellStart"/>
-            <w:r>
-              <w:rPr>
-                <w:rFonts w:ascii="Times New Roman" w:eastAsia="Times New Roman" w:hAnsi="Times New Roman"/>
-                <w:b/>
-                <w:bCs/>
-                <w:color w:val="333333"/>
-                <w:sz w:val="26"/>
-                <w:szCs w:val="26"/>
-              </w:rPr>
-              <w:t>suất</w:t>
-            </w:r>
-            <w:proofErr w:type="spellEnd"/>
-          </w:p>
-        </w:tc>
-        <w:tc>
-          <w:tcPr>
-            <w:tcW w:w="1919" w:type="dxa"/>
-            <w:vAlign w:val="center"/>
-            <w:hideMark/>
-          </w:tcPr>
-          <w:p>
-            <w:pPr>
-              <w:spacing w:before="100" w:beforeAutospacing="1" w:after="100" w:afterAutospacing="1" w:line="240" w:lineRule="auto"/>
-              <w:jc w:val="center"/>
-              <w:rPr>
-                <w:rFonts w:ascii="Times New Roman" w:eastAsia="Times New Roman" w:hAnsi="Times New Roman"/>
-                <w:color w:val="333333"/>
-                <w:sz w:val="26"/>
-                <w:szCs w:val="26"/>
-              </w:rPr>
-            </w:pPr>
-            <w:proofErr w:type="spellStart"/>
-            <w:r>
-              <w:rPr>
-                <w:rFonts w:ascii="Times New Roman" w:eastAsia="Times New Roman" w:hAnsi="Times New Roman"/>
-                <w:b/>
-                <w:bCs/>
-                <w:color w:val="333333"/>
-                <w:sz w:val="26"/>
-                <w:szCs w:val="26"/>
-              </w:rPr>
-              <w:t>Chiết</w:t>
-            </w:r>
-            <w:proofErr w:type="spellEnd"/>
-            <w:r>
-              <w:rPr>
-                <w:rFonts w:ascii="Times New Roman" w:eastAsia="Times New Roman" w:hAnsi="Times New Roman"/>
-                <w:b/>
-                <w:bCs/>
-                <w:color w:val="333333"/>
-                <w:sz w:val="26"/>
-                <w:szCs w:val="26"/>
-              </w:rPr>
-              <w:t xml:space="preserve"> </w:t>
-            </w:r>
-            <w:proofErr w:type="spellStart"/>
-            <w:r>
-              <w:rPr>
-                <w:rFonts w:ascii="Times New Roman" w:eastAsia="Times New Roman" w:hAnsi="Times New Roman"/>
-                <w:b/>
-                <w:bCs/>
-                <w:color w:val="333333"/>
-                <w:sz w:val="26"/>
-                <w:szCs w:val="26"/>
-              </w:rPr>
-              <w:t>khấu</w:t>
-            </w:r>
-            <w:proofErr w:type="spellEnd"/>
-          </w:p>
-        </w:tc>
-        <w:tc>
-          <w:tcPr>
-            <w:tcW w:w="1820" w:type="dxa"/>
-            <w:vAlign w:val="center"/>
-          </w:tcPr>
-          <w:p>
-            <w:pPr>
-              <w:spacing w:before="100" w:beforeAutospacing="1" w:after="100" w:afterAutospacing="1" w:line="240" w:lineRule="auto"/>
-              <w:jc w:val="center"/>
-              <w:rPr>
-                <w:rFonts w:ascii="Times New Roman" w:eastAsia="Times New Roman" w:hAnsi="Times New Roman"/>
-                <w:b/>
-                <w:bCs/>
-                <w:color w:val="333333"/>
-                <w:sz w:val="26"/>
-                <w:szCs w:val="26"/>
-              </w:rPr>
-            </w:pPr>
-            <w:r>
-              <w:rPr>
-                <w:rFonts w:ascii="Times New Roman" w:eastAsia="Times New Roman" w:hAnsi="Times New Roman"/>
-                <w:b/>
-                <w:bCs/>
-                <w:color w:val="333333"/>
-                <w:sz w:val="26"/>
-                <w:szCs w:val="26"/>
-              </w:rPr>
-              <w:t xml:space="preserve">Thành </w:t>
             </w:r>
             <w:proofErr w:type="spellStart"/>
             <w:r>
@@ -1142,6 +1225,8 @@
       <w:sdtPr>
         <w:rPr>
           <w:rFonts w:ascii="Times New Roman" w:hAnsi="Times New Roman"/>
+          <w:sz w:val="26"/>
+          <w:szCs w:val="26"/>
         </w:rPr>
         <w:id w:val="-1686510411"/>
         <w:placeholder>
@@ -1154,11 +1239,15 @@
           <w:pPr>
             <w:rPr>
               <w:rFonts w:ascii="Times New Roman" w:hAnsi="Times New Roman"/>
+              <w:sz w:val="26"/>
+              <w:szCs w:val="26"/>
             </w:rPr>
           </w:pPr>
           <w:r>
             <w:rPr>
               <w:rFonts w:ascii="Times New Roman" w:hAnsi="Times New Roman"/>
+              <w:sz w:val="26"/>
+              <w:szCs w:val="26"/>
             </w:rPr>
             <w:t>&lt;Conditional Select=</w:t>
           </w:r>
@@ -1166,6 +1255,8 @@
           <w:r>
             <w:rPr>
               <w:rFonts w:ascii="Times New Roman" w:hAnsi="Times New Roman"/>
+              <w:sz w:val="26"/>
+              <w:szCs w:val="26"/>
             </w:rPr>
             <w:t>”./</w:t>
           </w:r>
@@ -1174,13 +1265,17 @@
           <w:r>
             <w:rPr>
               <w:rFonts w:ascii="Times New Roman" w:hAnsi="Times New Roman"/>
-            </w:rPr>
-            <w:t>HangHoaQuanTam</w:t>
+              <w:sz w:val="26"/>
+              <w:szCs w:val="26"/>
+            </w:rPr>
+            <w:t>HangHoas</w:t>
           </w:r>
           <w:proofErr w:type="spellEnd"/>
           <w:r>
             <w:rPr>
               <w:rFonts w:ascii="Times New Roman" w:hAnsi="Times New Roman"/>
+              <w:sz w:val="26"/>
+              <w:szCs w:val="26"/>
             </w:rPr>
             <w:t xml:space="preserve">” </w:t>
           </w:r>
@@ -1188,6 +1283,8 @@
           <w:r>
             <w:rPr>
               <w:rFonts w:ascii="Times New Roman" w:hAnsi="Times New Roman"/>
+              <w:sz w:val="26"/>
+              <w:szCs w:val="26"/>
             </w:rPr>
             <w:t>NotMatch</w:t>
           </w:r>
@@ -1195,6 +1292,8 @@
           <w:r>
             <w:rPr>
               <w:rFonts w:ascii="Times New Roman" w:hAnsi="Times New Roman"/>
+              <w:sz w:val="26"/>
+              <w:szCs w:val="26"/>
             </w:rPr>
             <w:t>=”” /&gt;</w:t>
           </w:r>
@@ -1205,12 +1304,16 @@
       <w:pPr>
         <w:rPr>
           <w:rFonts w:ascii="Times New Roman" w:hAnsi="Times New Roman"/>
+          <w:sz w:val="26"/>
+          <w:szCs w:val="26"/>
         </w:rPr>
       </w:pPr>
       <w:sdt>
         <w:sdtPr>
           <w:rPr>
             <w:rFonts w:ascii="Times New Roman" w:hAnsi="Times New Roman"/>
+            <w:sz w:val="26"/>
+            <w:szCs w:val="26"/>
           </w:rPr>
           <w:id w:val="1619029695"/>
           <w:placeholder>
@@ -1222,6 +1325,8 @@
           <w:r>
             <w:rPr>
               <w:rFonts w:ascii="Times New Roman" w:hAnsi="Times New Roman"/>
+              <w:sz w:val="26"/>
+              <w:szCs w:val="26"/>
             </w:rPr>
             <w:t>&lt;Repeat Select=</w:t>
           </w:r>
@@ -1229,6 +1334,8 @@
           <w:r>
             <w:rPr>
               <w:rFonts w:ascii="Times New Roman" w:hAnsi="Times New Roman"/>
+              <w:sz w:val="26"/>
+              <w:szCs w:val="26"/>
             </w:rPr>
             <w:t>"./</w:t>
           </w:r>
@@ -1237,13 +1344,17 @@
           <w:r>
             <w:rPr>
               <w:rFonts w:ascii="Times New Roman" w:hAnsi="Times New Roman"/>
-            </w:rPr>
-            <w:t>HangHoaQuanTam</w:t>
+              <w:sz w:val="26"/>
+              <w:szCs w:val="26"/>
+            </w:rPr>
+            <w:t>HangHoas</w:t>
           </w:r>
           <w:proofErr w:type="spellEnd"/>
           <w:r>
             <w:rPr>
               <w:rFonts w:ascii="Times New Roman" w:hAnsi="Times New Roman"/>
+              <w:sz w:val="26"/>
+              <w:szCs w:val="26"/>
             </w:rPr>
             <w:t>/</w:t>
           </w:r>
@@ -1251,23 +1362,28 @@
           <w:r>
             <w:rPr>
               <w:rFonts w:ascii="Times New Roman" w:hAnsi="Times New Roman"/>
-            </w:rPr>
-            <w:t>HangHoaQuanTamDTO</w:t>
+              <w:sz w:val="26"/>
+              <w:szCs w:val="26"/>
+            </w:rPr>
+            <w:t>ExportHangHoaQuanTamDTO</w:t>
           </w:r>
           <w:proofErr w:type="spellEnd"/>
           <w:r>
             <w:rPr>
               <w:rFonts w:ascii="Times New Roman" w:hAnsi="Times New Roman"/>
-            </w:rPr>
-            <w:t xml:space="preserve">" /&gt; </w:t>
+              <w:sz w:val="26"/>
+              <w:szCs w:val="26"/>
+            </w:rPr>
+            <w:t xml:space="preserve"> " /&gt; </w:t>
           </w:r>
         </w:sdtContent>
       </w:sdt>
     </w:p>
     <w:tbl>
       <w:tblPr>
-        <w:tblW w:w="0" w:type="auto"/>
+        <w:tblW w:w="11520" w:type="dxa"/>
         <w:tblCellSpacing w:w="0" w:type="dxa"/>
+        <w:tblInd w:w="-1355" w:type="dxa"/>
         <w:tblBorders>
           <w:top w:val="single" w:sz="4" w:space="0" w:color="auto"/>
           <w:left w:val="single" w:sz="4" w:space="0" w:color="auto"/>
@@ -1284,13 +1400,14 @@
         <w:tblLook w:val="04A0" w:firstRow="1" w:lastRow="0" w:firstColumn="1" w:lastColumn="0" w:noHBand="0" w:noVBand="1"/>
       </w:tblPr>
       <w:tblGrid>
-        <w:gridCol w:w="529"/>
-        <w:gridCol w:w="1536"/>
-        <w:gridCol w:w="720"/>
-        <w:gridCol w:w="1260"/>
-        <w:gridCol w:w="1620"/>
-        <w:gridCol w:w="1890"/>
-        <w:gridCol w:w="1890"/>
+        <w:gridCol w:w="630"/>
+        <w:gridCol w:w="2160"/>
+        <w:gridCol w:w="1350"/>
+        <w:gridCol w:w="1080"/>
+        <w:gridCol w:w="1980"/>
+        <w:gridCol w:w="1440"/>
+        <w:gridCol w:w="1440"/>
+        <w:gridCol w:w="1440"/>
       </w:tblGrid>
       <w:tr>
         <w:trPr>
@@ -1299,7 +1416,7 @@
         </w:trPr>
         <w:tc>
           <w:tcPr>
-            <w:tcW w:w="529" w:type="dxa"/>
+            <w:tcW w:w="630" w:type="dxa"/>
             <w:vAlign w:val="center"/>
           </w:tcPr>
           <w:p>
@@ -1311,8 +1428,8 @@
                 <w:b/>
                 <w:bCs/>
                 <w:color w:val="333333"/>
-                <w:sz w:val="24"/>
-                <w:szCs w:val="24"/>
+                <w:sz w:val="26"/>
+                <w:szCs w:val="26"/>
               </w:rPr>
             </w:pPr>
             <w:sdt>
@@ -1320,12 +1437,12 @@
                 <w:rPr>
                   <w:rFonts w:ascii="Times New Roman" w:eastAsia="Times New Roman" w:hAnsi="Times New Roman"/>
                   <w:color w:val="333333"/>
-                  <w:sz w:val="24"/>
-                  <w:szCs w:val="24"/>
+                  <w:sz w:val="26"/>
+                  <w:szCs w:val="26"/>
                 </w:rPr>
                 <w:id w:val="-311108944"/>
                 <w:placeholder>
-                  <w:docPart w:val="6F2560A40E6E4E60A59A9490D54738A1"/>
+                  <w:docPart w:val="B52ACA5CFEFD4C40AEC605F0B066C3BF"/>
                 </w:placeholder>
                 <w:text/>
               </w:sdtPr>
@@ -1334,8 +1451,8 @@
                   <w:rPr>
                     <w:rFonts w:ascii="Times New Roman" w:eastAsia="Times New Roman" w:hAnsi="Times New Roman"/>
                     <w:color w:val="333333"/>
-                    <w:sz w:val="24"/>
-                    <w:szCs w:val="24"/>
+                    <w:sz w:val="26"/>
+                    <w:szCs w:val="26"/>
                   </w:rPr>
                   <w:t>&lt;Content Select=</w:t>
                 </w:r>
@@ -1344,8 +1461,8 @@
                   <w:rPr>
                     <w:rFonts w:ascii="Times New Roman" w:eastAsia="Times New Roman" w:hAnsi="Times New Roman"/>
                     <w:color w:val="333333"/>
-                    <w:sz w:val="24"/>
-                    <w:szCs w:val="24"/>
+                    <w:sz w:val="26"/>
+                    <w:szCs w:val="26"/>
                   </w:rPr>
                   <w:t>”./</w:t>
                 </w:r>
@@ -1354,17 +1471,85 @@
                   <w:rPr>
                     <w:rFonts w:ascii="Times New Roman" w:eastAsia="Times New Roman" w:hAnsi="Times New Roman"/>
                     <w:color w:val="333333"/>
-                    <w:sz w:val="24"/>
-                    <w:szCs w:val="24"/>
+                    <w:sz w:val="26"/>
+                    <w:szCs w:val="26"/>
                   </w:rPr>
-                  <w:t>STT</w:t>
+                  <w:t>STT” /&gt;</w:t>
                 </w:r>
+              </w:sdtContent>
+            </w:sdt>
+          </w:p>
+        </w:tc>
+        <w:tc>
+          <w:tcPr>
+            <w:tcW w:w="2160" w:type="dxa"/>
+            <w:vAlign w:val="center"/>
+          </w:tcPr>
+          <w:p>
+            <w:pPr>
+              <w:spacing w:before="100" w:beforeAutospacing="1" w:after="100" w:afterAutospacing="1" w:line="240" w:lineRule="auto"/>
+              <w:jc w:val="center"/>
+              <w:rPr>
+                <w:rFonts w:ascii="Times New Roman" w:eastAsia="Times New Roman" w:hAnsi="Times New Roman"/>
+                <w:b/>
+                <w:bCs/>
+                <w:color w:val="333333"/>
+                <w:sz w:val="26"/>
+                <w:szCs w:val="26"/>
+              </w:rPr>
+            </w:pPr>
+            <w:sdt>
+              <w:sdtPr>
+                <w:rPr>
+                  <w:rFonts w:ascii="Times New Roman" w:eastAsia="Times New Roman" w:hAnsi="Times New Roman"/>
+                  <w:color w:val="333333"/>
+                  <w:sz w:val="26"/>
+                  <w:szCs w:val="26"/>
+                </w:rPr>
+                <w:id w:val="-761909129"/>
+                <w:placeholder>
+                  <w:docPart w:val="4E131EACA8C7481CB5E29F263A1EA696"/>
+                </w:placeholder>
+                <w:text/>
+              </w:sdtPr>
+              <w:sdtContent>
                 <w:r>
                   <w:rPr>
                     <w:rFonts w:ascii="Times New Roman" w:eastAsia="Times New Roman" w:hAnsi="Times New Roman"/>
                     <w:color w:val="333333"/>
-                    <w:sz w:val="24"/>
-                    <w:szCs w:val="24"/>
+                    <w:sz w:val="26"/>
+                    <w:szCs w:val="26"/>
+                  </w:rPr>
+                  <w:t>&lt;Content Select=</w:t>
+                </w:r>
+                <w:proofErr w:type="gramStart"/>
+                <w:r>
+                  <w:rPr>
+                    <w:rFonts w:ascii="Times New Roman" w:eastAsia="Times New Roman" w:hAnsi="Times New Roman"/>
+                    <w:color w:val="333333"/>
+                    <w:sz w:val="26"/>
+                    <w:szCs w:val="26"/>
+                  </w:rPr>
+                  <w:t>”./</w:t>
+                </w:r>
+                <w:proofErr w:type="spellStart"/>
+                <w:proofErr w:type="gramEnd"/>
+                <w:r>
+                  <w:rPr>
+                    <w:rFonts w:ascii="Times New Roman" w:eastAsia="Times New Roman" w:hAnsi="Times New Roman"/>
+                    <w:color w:val="333333"/>
+                    <w:sz w:val="26"/>
+                    <w:szCs w:val="26"/>
+                  </w:rPr>
+                  <w:t>TenHangHoa</w:t>
+                </w:r>
+                <w:proofErr w:type="spellEnd"/>
+                <w:r>
+                  <w:rPr>
+                    <w:rFonts w:ascii="Times New Roman" w:eastAsia="Times New Roman" w:hAnsi="Times New Roman"/>
+                    <w:color w:val="333333"/>
+                    <w:sz w:val="26"/>
+                    <w:szCs w:val="26"/>
                   </w:rPr>
                   <w:t>” /&gt;</w:t>
                 </w:r>
@@ -1374,7 +1559,7 @@
         </w:tc>
         <w:tc>
           <w:tcPr>
-            <w:tcW w:w="1536" w:type="dxa"/>
+            <w:tcW w:w="1350" w:type="dxa"/>
             <w:vAlign w:val="center"/>
           </w:tcPr>
           <w:p>
@@ -1386,8 +1571,8 @@
                 <w:b/>
                 <w:bCs/>
                 <w:color w:val="333333"/>
-                <w:sz w:val="24"/>
-                <w:szCs w:val="24"/>
+                <w:sz w:val="26"/>
+                <w:szCs w:val="26"/>
               </w:rPr>
             </w:pPr>
             <w:sdt>
@@ -1395,12 +1580,12 @@
                 <w:rPr>
                   <w:rFonts w:ascii="Times New Roman" w:eastAsia="Times New Roman" w:hAnsi="Times New Roman"/>
                   <w:color w:val="333333"/>
-                  <w:sz w:val="24"/>
-                  <w:szCs w:val="24"/>
+                  <w:sz w:val="26"/>
+                  <w:szCs w:val="26"/>
                 </w:rPr>
-                <w:id w:val="-761909129"/>
+                <w:id w:val="635379976"/>
                 <w:placeholder>
-                  <w:docPart w:val="EFF12F61F0C146CAA67BC2F059490599"/>
+                  <w:docPart w:val="DC3A6B2E05AA43B6B9C8E858C6CB503E"/>
                 </w:placeholder>
                 <w:text/>
               </w:sdtPr>
@@ -1409,39 +1594,28 @@
                   <w:rPr>
                     <w:rFonts w:ascii="Times New Roman" w:eastAsia="Times New Roman" w:hAnsi="Times New Roman"/>
                     <w:color w:val="333333"/>
-                    <w:sz w:val="24"/>
-                    <w:szCs w:val="24"/>
+                    <w:sz w:val="26"/>
+                    <w:szCs w:val="26"/>
                   </w:rPr>
-                  <w:t>&lt;Content Select=</w:t>
+                  <w:t>&lt;Content Select=”./</w:t>
                 </w:r>
-                <w:proofErr w:type="gramStart"/>
+                <w:proofErr w:type="spellStart"/>
                 <w:r>
                   <w:rPr>
                     <w:rFonts w:ascii="Times New Roman" w:eastAsia="Times New Roman" w:hAnsi="Times New Roman"/>
                     <w:color w:val="333333"/>
-                    <w:sz w:val="24"/>
-                    <w:szCs w:val="24"/>
+                    <w:sz w:val="26"/>
+                    <w:szCs w:val="26"/>
                   </w:rPr>
-                  <w:t>”./</w:t>
-                </w:r>
-                <w:proofErr w:type="spellStart"/>
-                <w:proofErr w:type="gramEnd"/>
-                <w:r>
-                  <w:rPr>
-                    <w:rFonts w:ascii="Times New Roman" w:eastAsia="Times New Roman" w:hAnsi="Times New Roman"/>
-                    <w:color w:val="333333"/>
-                    <w:sz w:val="24"/>
-                    <w:szCs w:val="24"/>
-                  </w:rPr>
-                  <w:t>TenHangHoa</w:t>
+                  <w:t>TenDonViTinh</w:t>
                 </w:r>
                 <w:proofErr w:type="spellEnd"/>
                 <w:r>
                   <w:rPr>
                     <w:rFonts w:ascii="Times New Roman" w:eastAsia="Times New Roman" w:hAnsi="Times New Roman"/>
                     <w:color w:val="333333"/>
-                    <w:sz w:val="24"/>
-                    <w:szCs w:val="24"/>
+                    <w:sz w:val="26"/>
+                    <w:szCs w:val="26"/>
                   </w:rPr>
                   <w:t>” /&gt;</w:t>
                 </w:r>
@@ -1451,7 +1625,7 @@
         </w:tc>
         <w:tc>
           <w:tcPr>
-            <w:tcW w:w="720" w:type="dxa"/>
+            <w:tcW w:w="1080" w:type="dxa"/>
             <w:vAlign w:val="center"/>
           </w:tcPr>
           <w:p>
@@ -1463,8 +1637,8 @@
                 <w:b/>
                 <w:bCs/>
                 <w:color w:val="333333"/>
-                <w:sz w:val="24"/>
-                <w:szCs w:val="24"/>
+                <w:sz w:val="26"/>
+                <w:szCs w:val="26"/>
               </w:rPr>
             </w:pPr>
             <w:sdt>
@@ -1472,12 +1646,12 @@
                 <w:rPr>
                   <w:rFonts w:ascii="Times New Roman" w:eastAsia="Times New Roman" w:hAnsi="Times New Roman"/>
                   <w:color w:val="333333"/>
-                  <w:sz w:val="24"/>
-                  <w:szCs w:val="24"/>
+                  <w:sz w:val="26"/>
+                  <w:szCs w:val="26"/>
                 </w:rPr>
-                <w:id w:val="635379976"/>
+                <w:id w:val="-736090729"/>
                 <w:placeholder>
-                  <w:docPart w:val="E74CA74E0D714CD9B059269B8F8B6415"/>
+                  <w:docPart w:val="C27BF31BF1C9421DACE146B49A4BAD69"/>
                 </w:placeholder>
                 <w:text/>
               </w:sdtPr>
@@ -1486,29 +1660,18 @@
                   <w:rPr>
                     <w:rFonts w:ascii="Times New Roman" w:eastAsia="Times New Roman" w:hAnsi="Times New Roman"/>
                     <w:color w:val="333333"/>
-                    <w:sz w:val="24"/>
-                    <w:szCs w:val="24"/>
+                    <w:sz w:val="26"/>
+                    <w:szCs w:val="26"/>
                   </w:rPr>
-                  <w:t>&lt;Content Select=</w:t>
+                  <w:t>&lt;Content Select=”./</w:t>
                 </w:r>
-                <w:proofErr w:type="gramStart"/>
+                <w:proofErr w:type="spellStart"/>
                 <w:r>
                   <w:rPr>
                     <w:rFonts w:ascii="Times New Roman" w:eastAsia="Times New Roman" w:hAnsi="Times New Roman"/>
                     <w:color w:val="333333"/>
-                    <w:sz w:val="24"/>
-                    <w:szCs w:val="24"/>
-                  </w:rPr>
-                  <w:t>”./</w:t>
-                </w:r>
-                <w:proofErr w:type="spellStart"/>
-                <w:proofErr w:type="gramEnd"/>
-                <w:r>
-                  <w:rPr>
-                    <w:rFonts w:ascii="Times New Roman" w:eastAsia="Times New Roman" w:hAnsi="Times New Roman"/>
-                    <w:color w:val="333333"/>
-                    <w:sz w:val="24"/>
-                    <w:szCs w:val="24"/>
+                    <w:sz w:val="26"/>
+                    <w:szCs w:val="26"/>
                   </w:rPr>
                   <w:t>SoLuong</w:t>
                 </w:r>
@@ -1517,8 +1680,8 @@
                   <w:rPr>
                     <w:rFonts w:ascii="Times New Roman" w:eastAsia="Times New Roman" w:hAnsi="Times New Roman"/>
                     <w:color w:val="333333"/>
-                    <w:sz w:val="24"/>
-                    <w:szCs w:val="24"/>
+                    <w:sz w:val="26"/>
+                    <w:szCs w:val="26"/>
                   </w:rPr>
                   <w:t>” /&gt;</w:t>
                 </w:r>
@@ -1528,7 +1691,7 @@
         </w:tc>
         <w:tc>
           <w:tcPr>
-            <w:tcW w:w="1260" w:type="dxa"/>
+            <w:tcW w:w="1980" w:type="dxa"/>
             <w:vAlign w:val="center"/>
           </w:tcPr>
           <w:p>
@@ -1540,8 +1703,8 @@
                 <w:b/>
                 <w:bCs/>
                 <w:color w:val="333333"/>
-                <w:sz w:val="24"/>
-                <w:szCs w:val="24"/>
+                <w:sz w:val="26"/>
+                <w:szCs w:val="26"/>
               </w:rPr>
             </w:pPr>
             <w:sdt>
@@ -1549,12 +1712,12 @@
                 <w:rPr>
                   <w:rFonts w:ascii="Times New Roman" w:eastAsia="Times New Roman" w:hAnsi="Times New Roman"/>
                   <w:color w:val="333333"/>
-                  <w:sz w:val="24"/>
-                  <w:szCs w:val="24"/>
+                  <w:sz w:val="26"/>
+                  <w:szCs w:val="26"/>
                 </w:rPr>
-                <w:id w:val="-736090729"/>
+                <w:id w:val="-1139338170"/>
                 <w:placeholder>
-                  <w:docPart w:val="22A8FD3A85A148BC9CCAA219FD1EF7C3"/>
+                  <w:docPart w:val="9A86A87F14DE46D08D860C0FDC23F5B4"/>
                 </w:placeholder>
                 <w:text/>
               </w:sdtPr>
@@ -1563,29 +1726,18 @@
                   <w:rPr>
                     <w:rFonts w:ascii="Times New Roman" w:eastAsia="Times New Roman" w:hAnsi="Times New Roman"/>
                     <w:color w:val="333333"/>
-                    <w:sz w:val="24"/>
-                    <w:szCs w:val="24"/>
+                    <w:sz w:val="26"/>
+                    <w:szCs w:val="26"/>
                   </w:rPr>
-                  <w:t>&lt;Content Select=</w:t>
+                  <w:t>&lt;Content Select=”./</w:t>
                 </w:r>
-                <w:proofErr w:type="gramStart"/>
+                <w:proofErr w:type="spellStart"/>
                 <w:r>
                   <w:rPr>
                     <w:rFonts w:ascii="Times New Roman" w:eastAsia="Times New Roman" w:hAnsi="Times New Roman"/>
                     <w:color w:val="333333"/>
-                    <w:sz w:val="24"/>
-                    <w:szCs w:val="24"/>
-                  </w:rPr>
-                  <w:t>”./</w:t>
-                </w:r>
-                <w:proofErr w:type="spellStart"/>
-                <w:proofErr w:type="gramEnd"/>
-                <w:r>
-                  <w:rPr>
-                    <w:rFonts w:ascii="Times New Roman" w:eastAsia="Times New Roman" w:hAnsi="Times New Roman"/>
-                    <w:color w:val="333333"/>
-                    <w:sz w:val="24"/>
-                    <w:szCs w:val="24"/>
+                    <w:sz w:val="26"/>
+                    <w:szCs w:val="26"/>
                   </w:rPr>
                   <w:t>DonGia</w:t>
                 </w:r>
@@ -1594,8 +1746,8 @@
                   <w:rPr>
                     <w:rFonts w:ascii="Times New Roman" w:eastAsia="Times New Roman" w:hAnsi="Times New Roman"/>
                     <w:color w:val="333333"/>
-                    <w:sz w:val="24"/>
-                    <w:szCs w:val="24"/>
+                    <w:sz w:val="26"/>
+                    <w:szCs w:val="26"/>
                   </w:rPr>
                   <w:t>” /&gt;</w:t>
                 </w:r>
@@ -1605,7 +1757,7 @@
         </w:tc>
         <w:tc>
           <w:tcPr>
-            <w:tcW w:w="1620" w:type="dxa"/>
+            <w:tcW w:w="1440" w:type="dxa"/>
             <w:vAlign w:val="center"/>
           </w:tcPr>
           <w:p>
@@ -1617,8 +1769,8 @@
                 <w:b/>
                 <w:bCs/>
                 <w:color w:val="333333"/>
-                <w:sz w:val="24"/>
-                <w:szCs w:val="24"/>
+                <w:sz w:val="26"/>
+                <w:szCs w:val="26"/>
               </w:rPr>
             </w:pPr>
             <w:sdt>
@@ -1626,12 +1778,12 @@
                 <w:rPr>
                   <w:rFonts w:ascii="Times New Roman" w:eastAsia="Times New Roman" w:hAnsi="Times New Roman"/>
                   <w:color w:val="333333"/>
-                  <w:sz w:val="24"/>
-                  <w:szCs w:val="24"/>
+                  <w:sz w:val="26"/>
+                  <w:szCs w:val="26"/>
                 </w:rPr>
-                <w:id w:val="-1139338170"/>
+                <w:id w:val="794485910"/>
                 <w:placeholder>
-                  <w:docPart w:val="FA598E40317E499DA7991979AC791BE8"/>
+                  <w:docPart w:val="489CE4E4C9924A899DC7D833CBFA77DC"/>
                 </w:placeholder>
                 <w:text/>
               </w:sdtPr>
@@ -1640,39 +1792,28 @@
                   <w:rPr>
                     <w:rFonts w:ascii="Times New Roman" w:eastAsia="Times New Roman" w:hAnsi="Times New Roman"/>
                     <w:color w:val="333333"/>
-                    <w:sz w:val="24"/>
-                    <w:szCs w:val="24"/>
+                    <w:sz w:val="26"/>
+                    <w:szCs w:val="26"/>
                   </w:rPr>
-                  <w:t>&lt;Content Select=</w:t>
+                  <w:t>&lt;Content Select=”./</w:t>
                 </w:r>
-                <w:proofErr w:type="gramStart"/>
+                <w:proofErr w:type="spellStart"/>
                 <w:r>
                   <w:rPr>
                     <w:rFonts w:ascii="Times New Roman" w:eastAsia="Times New Roman" w:hAnsi="Times New Roman"/>
                     <w:color w:val="333333"/>
-                    <w:sz w:val="24"/>
-                    <w:szCs w:val="24"/>
+                    <w:sz w:val="26"/>
+                    <w:szCs w:val="26"/>
                   </w:rPr>
-                  <w:t>”./</w:t>
-                </w:r>
-                <w:proofErr w:type="spellStart"/>
-                <w:proofErr w:type="gramEnd"/>
-                <w:r>
-                  <w:rPr>
-                    <w:rFonts w:ascii="Times New Roman" w:eastAsia="Times New Roman" w:hAnsi="Times New Roman"/>
-                    <w:color w:val="333333"/>
-                    <w:sz w:val="24"/>
-                    <w:szCs w:val="24"/>
-                  </w:rPr>
-                  <w:t>ThueSuat</w:t>
+                  <w:t>TienThue</w:t>
                 </w:r>
                 <w:proofErr w:type="spellEnd"/>
                 <w:r>
                   <w:rPr>
                     <w:rFonts w:ascii="Times New Roman" w:eastAsia="Times New Roman" w:hAnsi="Times New Roman"/>
                     <w:color w:val="333333"/>
-                    <w:sz w:val="24"/>
-                    <w:szCs w:val="24"/>
+                    <w:sz w:val="26"/>
+                    <w:szCs w:val="26"/>
                   </w:rPr>
                   <w:t>” /&gt;</w:t>
                 </w:r>
@@ -1682,7 +1823,7 @@
         </w:tc>
         <w:tc>
           <w:tcPr>
-            <w:tcW w:w="1890" w:type="dxa"/>
+            <w:tcW w:w="1440" w:type="dxa"/>
             <w:vAlign w:val="center"/>
           </w:tcPr>
           <w:p>
@@ -1691,11 +1832,9 @@
               <w:jc w:val="center"/>
               <w:rPr>
                 <w:rFonts w:ascii="Times New Roman" w:eastAsia="Times New Roman" w:hAnsi="Times New Roman"/>
-                <w:b/>
-                <w:bCs/>
-                <w:color w:val="333333"/>
-                <w:sz w:val="24"/>
-                <w:szCs w:val="24"/>
+                <w:color w:val="333333"/>
+                <w:sz w:val="26"/>
+                <w:szCs w:val="26"/>
               </w:rPr>
             </w:pPr>
             <w:sdt>
@@ -1703,12 +1842,12 @@
                 <w:rPr>
                   <w:rFonts w:ascii="Times New Roman" w:eastAsia="Times New Roman" w:hAnsi="Times New Roman"/>
                   <w:color w:val="333333"/>
-                  <w:sz w:val="24"/>
-                  <w:szCs w:val="24"/>
+                  <w:sz w:val="26"/>
+                  <w:szCs w:val="26"/>
                 </w:rPr>
-                <w:id w:val="794485910"/>
+                <w:id w:val="265278153"/>
                 <w:placeholder>
-                  <w:docPart w:val="CFFCA5C778734B85B0694AA5B0721CFF"/>
+                  <w:docPart w:val="11A14CB9984246A4AA6642A1CABA7CE0"/>
                 </w:placeholder>
                 <w:text/>
               </w:sdtPr>
@@ -1717,39 +1856,28 @@
                   <w:rPr>
                     <w:rFonts w:ascii="Times New Roman" w:eastAsia="Times New Roman" w:hAnsi="Times New Roman"/>
                     <w:color w:val="333333"/>
-                    <w:sz w:val="24"/>
-                    <w:szCs w:val="24"/>
+                    <w:sz w:val="26"/>
+                    <w:szCs w:val="26"/>
                   </w:rPr>
-                  <w:t>&lt;Content Select=</w:t>
+                  <w:t>&lt;Content Select=”./</w:t>
                 </w:r>
-                <w:proofErr w:type="gramStart"/>
+                <w:proofErr w:type="spellStart"/>
                 <w:r>
                   <w:rPr>
                     <w:rFonts w:ascii="Times New Roman" w:eastAsia="Times New Roman" w:hAnsi="Times New Roman"/>
                     <w:color w:val="333333"/>
-                    <w:sz w:val="24"/>
-                    <w:szCs w:val="24"/>
+                    <w:sz w:val="26"/>
+                    <w:szCs w:val="26"/>
                   </w:rPr>
-                  <w:t>”./</w:t>
-                </w:r>
-                <w:proofErr w:type="spellStart"/>
-                <w:proofErr w:type="gramEnd"/>
-                <w:r>
-                  <w:rPr>
-                    <w:rFonts w:ascii="Times New Roman" w:eastAsia="Times New Roman" w:hAnsi="Times New Roman"/>
-                    <w:color w:val="333333"/>
-                    <w:sz w:val="24"/>
-                    <w:szCs w:val="24"/>
-                  </w:rPr>
-                  <w:t>ChiecKhau</w:t>
+                  <w:t>ThanhTienFormat</w:t>
                 </w:r>
                 <w:proofErr w:type="spellEnd"/>
                 <w:r>
                   <w:rPr>
                     <w:rFonts w:ascii="Times New Roman" w:eastAsia="Times New Roman" w:hAnsi="Times New Roman"/>
                     <w:color w:val="333333"/>
-                    <w:sz w:val="24"/>
-                    <w:szCs w:val="24"/>
+                    <w:sz w:val="26"/>
+                    <w:szCs w:val="26"/>
                   </w:rPr>
                   <w:t>” /&gt;</w:t>
                 </w:r>
@@ -1759,7 +1887,7 @@
         </w:tc>
         <w:tc>
           <w:tcPr>
-            <w:tcW w:w="1890" w:type="dxa"/>
+            <w:tcW w:w="1440" w:type="dxa"/>
             <w:vAlign w:val="center"/>
           </w:tcPr>
           <w:p>
@@ -1769,8 +1897,8 @@
               <w:rPr>
                 <w:rFonts w:ascii="Times New Roman" w:eastAsia="Times New Roman" w:hAnsi="Times New Roman"/>
                 <w:color w:val="333333"/>
-                <w:sz w:val="24"/>
-                <w:szCs w:val="24"/>
+                <w:sz w:val="26"/>
+                <w:szCs w:val="26"/>
               </w:rPr>
             </w:pPr>
             <w:sdt>
@@ -1778,12 +1906,12 @@
                 <w:rPr>
                   <w:rFonts w:ascii="Times New Roman" w:eastAsia="Times New Roman" w:hAnsi="Times New Roman"/>
                   <w:color w:val="333333"/>
-                  <w:sz w:val="24"/>
-                  <w:szCs w:val="24"/>
+                  <w:sz w:val="26"/>
+                  <w:szCs w:val="26"/>
                 </w:rPr>
-                <w:id w:val="265278153"/>
+                <w:id w:val="988679906"/>
                 <w:placeholder>
-                  <w:docPart w:val="8603DCC8EE5B4F079ECDA798D5B1580F"/>
+                  <w:docPart w:val="27D3CFD8FD104D13B3F41C5FBDA70047"/>
                 </w:placeholder>
                 <w:text/>
               </w:sdtPr>
@@ -1792,39 +1920,28 @@
                   <w:rPr>
                     <w:rFonts w:ascii="Times New Roman" w:eastAsia="Times New Roman" w:hAnsi="Times New Roman"/>
                     <w:color w:val="333333"/>
-                    <w:sz w:val="24"/>
-                    <w:szCs w:val="24"/>
+                    <w:sz w:val="26"/>
+                    <w:szCs w:val="26"/>
                   </w:rPr>
-                  <w:t>&lt;Content Select=</w:t>
+                  <w:t>&lt;Content Select=”./</w:t>
                 </w:r>
-                <w:proofErr w:type="gramStart"/>
+                <w:proofErr w:type="spellStart"/>
                 <w:r>
                   <w:rPr>
                     <w:rFonts w:ascii="Times New Roman" w:eastAsia="Times New Roman" w:hAnsi="Times New Roman"/>
                     <w:color w:val="333333"/>
-                    <w:sz w:val="24"/>
-                    <w:szCs w:val="24"/>
+                    <w:sz w:val="26"/>
+                    <w:szCs w:val="26"/>
                   </w:rPr>
-                  <w:t>”./</w:t>
-                </w:r>
-                <w:proofErr w:type="spellStart"/>
-                <w:proofErr w:type="gramEnd"/>
-                <w:r>
-                  <w:rPr>
-                    <w:rFonts w:ascii="Times New Roman" w:eastAsia="Times New Roman" w:hAnsi="Times New Roman"/>
-                    <w:color w:val="333333"/>
-                    <w:sz w:val="24"/>
-                    <w:szCs w:val="24"/>
-                  </w:rPr>
-                  <w:t>ThanhTien</w:t>
+                  <w:t>TongTienFormat</w:t>
                 </w:r>
                 <w:proofErr w:type="spellEnd"/>
                 <w:r>
                   <w:rPr>
                     <w:rFonts w:ascii="Times New Roman" w:eastAsia="Times New Roman" w:hAnsi="Times New Roman"/>
                     <w:color w:val="333333"/>
-                    <w:sz w:val="24"/>
-                    <w:szCs w:val="24"/>
+                    <w:sz w:val="26"/>
+                    <w:szCs w:val="26"/>
                   </w:rPr>
                   <w:t>” /&gt;</w:t>
                 </w:r>
@@ -1838,6 +1955,8 @@
       <w:sdtPr>
         <w:rPr>
           <w:rFonts w:ascii="Times New Roman" w:hAnsi="Times New Roman"/>
+          <w:sz w:val="26"/>
+          <w:szCs w:val="26"/>
         </w:rPr>
         <w:id w:val="-73196441"/>
         <w:placeholder>
@@ -1850,19 +1969,24 @@
           <w:pPr>
             <w:rPr>
               <w:rFonts w:ascii="Times New Roman" w:hAnsi="Times New Roman"/>
+              <w:sz w:val="26"/>
+              <w:szCs w:val="26"/>
             </w:rPr>
           </w:pPr>
           <w:r>
             <w:rPr>
               <w:rFonts w:ascii="Times New Roman" w:hAnsi="Times New Roman"/>
+              <w:sz w:val="26"/>
+              <w:szCs w:val="26"/>
             </w:rPr>
             <w:t>&lt;</w:t>
           </w:r>
           <w:proofErr w:type="spellStart"/>
-          <w:proofErr w:type="gramStart"/>
           <w:r>
             <w:rPr>
               <w:rFonts w:ascii="Times New Roman" w:hAnsi="Times New Roman"/>
+              <w:sz w:val="26"/>
+              <w:szCs w:val="26"/>
             </w:rPr>
             <w:t>EndRepeat</w:t>
           </w:r>
@@ -1870,113 +1994,19 @@
           <w:r>
             <w:rPr>
               <w:rFonts w:ascii="Times New Roman" w:hAnsi="Times New Roman"/>
-            </w:rPr>
-            <w:t xml:space="preserve">  /</w:t>
-          </w:r>
-          <w:proofErr w:type="gramEnd"/>
-          <w:r>
-            <w:rPr>
-              <w:rFonts w:ascii="Times New Roman" w:hAnsi="Times New Roman"/>
-            </w:rPr>
-            <w:t>&gt;</w:t>
-          </w:r>
-        </w:p>
-      </w:sdtContent>
-    </w:sdt>
-    <w:sdt>
-      <w:sdtPr>
-        <w:rPr>
-          <w:rFonts w:ascii="Times New Roman" w:hAnsi="Times New Roman"/>
-        </w:rPr>
-        <w:id w:val="-936437675"/>
-        <w:placeholder>
-          <w:docPart w:val="372179AE84EF4BD095C432F235C372D9"/>
-        </w:placeholder>
-        <w:text/>
-      </w:sdtPr>
-      <w:sdtContent>
-        <w:p>
-          <w:pPr>
-            <w:rPr>
-              <w:rFonts w:ascii="Times New Roman" w:hAnsi="Times New Roman"/>
-            </w:rPr>
-          </w:pPr>
-          <w:r>
-            <w:rPr>
-              <w:rFonts w:ascii="Times New Roman" w:hAnsi="Times New Roman"/>
-            </w:rPr>
-            <w:t>&lt;</w:t>
-          </w:r>
-          <w:proofErr w:type="spellStart"/>
-          <w:r>
-            <w:rPr>
-              <w:rFonts w:ascii="Times New Roman" w:hAnsi="Times New Roman"/>
-            </w:rPr>
-            <w:t>EndConditional</w:t>
-          </w:r>
-          <w:proofErr w:type="spellEnd"/>
-          <w:r>
-            <w:rPr>
-              <w:rFonts w:ascii="Times New Roman" w:hAnsi="Times New Roman"/>
-            </w:rPr>
-            <w:t xml:space="preserve"> /&gt;</w:t>
-          </w:r>
-        </w:p>
-      </w:sdtContent>
-    </w:sdt>
-    <w:sdt>
-      <w:sdtPr>
-        <w:rPr>
-          <w:rFonts w:ascii="Times New Roman" w:hAnsi="Times New Roman"/>
-        </w:rPr>
-        <w:id w:val="1667442512"/>
-        <w:placeholder>
-          <w:docPart w:val="6CA0347E9AE149568173DA328F5DDF87"/>
-        </w:placeholder>
-        <w:text/>
-      </w:sdtPr>
-      <w:sdtContent>
-        <w:p>
-          <w:pPr>
-            <w:rPr>
-              <w:rFonts w:ascii="Times New Roman" w:hAnsi="Times New Roman"/>
-            </w:rPr>
-          </w:pPr>
-          <w:r>
-            <w:rPr>
-              <w:rFonts w:ascii="Times New Roman" w:hAnsi="Times New Roman"/>
-            </w:rPr>
-            <w:t>&lt;Conditional Select=</w:t>
-          </w:r>
-          <w:proofErr w:type="gramStart"/>
-          <w:r>
-            <w:rPr>
-              <w:rFonts w:ascii="Times New Roman" w:hAnsi="Times New Roman"/>
-            </w:rPr>
-            <w:t>”./</w:t>
-          </w:r>
-          <w:proofErr w:type="spellStart"/>
-          <w:proofErr w:type="gramEnd"/>
-          <w:r>
-            <w:rPr>
-              <w:rFonts w:ascii="Times New Roman" w:hAnsi="Times New Roman"/>
-            </w:rPr>
-            <w:t>HangHoaQuanTam</w:t>
-          </w:r>
-          <w:proofErr w:type="spellEnd"/>
-          <w:r>
-            <w:rPr>
-              <w:rFonts w:ascii="Times New Roman" w:hAnsi="Times New Roman"/>
-            </w:rPr>
-            <w:t>” Match=”” /&gt;</w:t>
+              <w:sz w:val="26"/>
+              <w:szCs w:val="26"/>
+            </w:rPr>
+            <w:t xml:space="preserve">  /&gt;</w:t>
           </w:r>
         </w:p>
       </w:sdtContent>
     </w:sdt>
     <w:tbl>
       <w:tblPr>
-        <w:tblW w:w="9306" w:type="dxa"/>
+        <w:tblW w:w="11520" w:type="dxa"/>
         <w:tblCellSpacing w:w="0" w:type="dxa"/>
+        <w:tblInd w:w="-1355" w:type="dxa"/>
         <w:tblBorders>
           <w:top w:val="single" w:sz="4" w:space="0" w:color="auto"/>
           <w:left w:val="single" w:sz="4" w:space="0" w:color="auto"/>
@@ -1992,7 +2022,727 @@
         <w:tblLook w:val="04A0" w:firstRow="1" w:lastRow="0" w:firstColumn="1" w:lastColumn="0" w:noHBand="0" w:noVBand="1"/>
       </w:tblPr>
       <w:tblGrid>
-        <w:gridCol w:w="523"/>
+        <w:gridCol w:w="11520"/>
+      </w:tblGrid>
+      <w:tr>
+        <w:trPr>
+          <w:trHeight w:val="596"/>
+          <w:tblCellSpacing w:w="0" w:type="dxa"/>
+        </w:trPr>
+        <w:tc>
+          <w:tcPr>
+            <w:tcW w:w="11520" w:type="dxa"/>
+            <w:vAlign w:val="center"/>
+          </w:tcPr>
+          <w:p>
+            <w:pPr>
+              <w:spacing w:before="100" w:beforeAutospacing="1" w:after="100" w:afterAutospacing="1" w:line="240" w:lineRule="auto"/>
+              <w:jc w:val="center"/>
+              <w:rPr>
+                <w:rFonts w:ascii="Times New Roman" w:eastAsia="Times New Roman" w:hAnsi="Times New Roman"/>
+                <w:b/>
+                <w:bCs/>
+                <w:color w:val="333333"/>
+                <w:sz w:val="26"/>
+                <w:szCs w:val="26"/>
+              </w:rPr>
+            </w:pPr>
+            <w:proofErr w:type="spellStart"/>
+            <w:r>
+              <w:rPr>
+                <w:rFonts w:ascii="Times New Roman" w:eastAsia="Times New Roman" w:hAnsi="Times New Roman"/>
+                <w:b/>
+                <w:bCs/>
+                <w:color w:val="333333"/>
+                <w:sz w:val="26"/>
+                <w:szCs w:val="26"/>
+              </w:rPr>
+              <w:t>Tổng</w:t>
+            </w:r>
+            <w:proofErr w:type="spellEnd"/>
+            <w:r>
+              <w:rPr>
+                <w:rFonts w:ascii="Times New Roman" w:eastAsia="Times New Roman" w:hAnsi="Times New Roman"/>
+                <w:b/>
+                <w:bCs/>
+                <w:color w:val="333333"/>
+                <w:sz w:val="26"/>
+                <w:szCs w:val="26"/>
+              </w:rPr>
+              <w:t xml:space="preserve"> </w:t>
+            </w:r>
+            <w:proofErr w:type="spellStart"/>
+            <w:r>
+              <w:rPr>
+                <w:rFonts w:ascii="Times New Roman" w:eastAsia="Times New Roman" w:hAnsi="Times New Roman"/>
+                <w:b/>
+                <w:bCs/>
+                <w:color w:val="333333"/>
+                <w:sz w:val="26"/>
+                <w:szCs w:val="26"/>
+              </w:rPr>
+              <w:t>tiền</w:t>
+            </w:r>
+            <w:proofErr w:type="spellEnd"/>
+            <w:r>
+              <w:rPr>
+                <w:rFonts w:ascii="Times New Roman" w:eastAsia="Times New Roman" w:hAnsi="Times New Roman"/>
+                <w:b/>
+                <w:bCs/>
+                <w:color w:val="333333"/>
+                <w:sz w:val="26"/>
+                <w:szCs w:val="26"/>
+              </w:rPr>
+              <w:t xml:space="preserve"> </w:t>
+            </w:r>
+            <w:proofErr w:type="spellStart"/>
+            <w:r>
+              <w:rPr>
+                <w:rFonts w:ascii="Times New Roman" w:eastAsia="Times New Roman" w:hAnsi="Times New Roman"/>
+                <w:b/>
+                <w:bCs/>
+                <w:color w:val="333333"/>
+                <w:sz w:val="26"/>
+                <w:szCs w:val="26"/>
+              </w:rPr>
+              <w:t>hàng</w:t>
+            </w:r>
+            <w:proofErr w:type="spellEnd"/>
+            <w:r>
+              <w:rPr>
+                <w:rFonts w:ascii="Times New Roman" w:eastAsia="Times New Roman" w:hAnsi="Times New Roman"/>
+                <w:b/>
+                <w:bCs/>
+                <w:color w:val="333333"/>
+                <w:sz w:val="26"/>
+                <w:szCs w:val="26"/>
+              </w:rPr>
+              <w:t xml:space="preserve"> : </w:t>
+            </w:r>
+            <w:sdt>
+              <w:sdtPr>
+                <w:rPr>
+                  <w:rFonts w:ascii="Times New Roman" w:eastAsia="Times New Roman" w:hAnsi="Times New Roman"/>
+                  <w:color w:val="333333"/>
+                  <w:sz w:val="26"/>
+                  <w:szCs w:val="26"/>
+                </w:rPr>
+                <w:id w:val="1066991073"/>
+                <w:placeholder>
+                  <w:docPart w:val="77B31E9A5D314BA49F265773A186113A"/>
+                </w:placeholder>
+                <w:text/>
+              </w:sdtPr>
+              <w:sdtContent>
+                <w:r>
+                  <w:rPr>
+                    <w:rFonts w:ascii="Times New Roman" w:eastAsia="Times New Roman" w:hAnsi="Times New Roman"/>
+                    <w:color w:val="333333"/>
+                    <w:sz w:val="26"/>
+                    <w:szCs w:val="26"/>
+                  </w:rPr>
+                  <w:t>&lt;Content Select=”./</w:t>
+                </w:r>
+                <w:proofErr w:type="spellStart"/>
+                <w:r>
+                  <w:rPr>
+                    <w:rFonts w:ascii="Times New Roman" w:eastAsia="Times New Roman" w:hAnsi="Times New Roman"/>
+                    <w:color w:val="333333"/>
+                    <w:sz w:val="26"/>
+                    <w:szCs w:val="26"/>
+                  </w:rPr>
+                  <w:t>TongTienHang</w:t>
+                </w:r>
+                <w:proofErr w:type="spellEnd"/>
+                <w:r>
+                  <w:rPr>
+                    <w:rFonts w:ascii="Times New Roman" w:eastAsia="Times New Roman" w:hAnsi="Times New Roman"/>
+                    <w:color w:val="333333"/>
+                    <w:sz w:val="26"/>
+                    <w:szCs w:val="26"/>
+                  </w:rPr>
+                  <w:t>” /&gt;</w:t>
+                </w:r>
+              </w:sdtContent>
+            </w:sdt>
+          </w:p>
+        </w:tc>
+      </w:tr>
+      <w:tr>
+        <w:trPr>
+          <w:trHeight w:val="596"/>
+          <w:tblCellSpacing w:w="0" w:type="dxa"/>
+        </w:trPr>
+        <w:tc>
+          <w:tcPr>
+            <w:tcW w:w="11520" w:type="dxa"/>
+            <w:vAlign w:val="center"/>
+          </w:tcPr>
+          <w:p>
+            <w:pPr>
+              <w:spacing w:before="100" w:beforeAutospacing="1" w:after="100" w:afterAutospacing="1" w:line="240" w:lineRule="auto"/>
+              <w:jc w:val="center"/>
+              <w:rPr>
+                <w:rFonts w:ascii="Times New Roman" w:eastAsia="Times New Roman" w:hAnsi="Times New Roman"/>
+                <w:b/>
+                <w:bCs/>
+                <w:color w:val="333333"/>
+                <w:sz w:val="26"/>
+                <w:szCs w:val="26"/>
+              </w:rPr>
+            </w:pPr>
+            <w:proofErr w:type="spellStart"/>
+            <w:r>
+              <w:rPr>
+                <w:rFonts w:ascii="Times New Roman" w:eastAsia="Times New Roman" w:hAnsi="Times New Roman"/>
+                <w:b/>
+                <w:bCs/>
+                <w:color w:val="333333"/>
+                <w:sz w:val="26"/>
+                <w:szCs w:val="26"/>
+              </w:rPr>
+              <w:t>Thuế</w:t>
+            </w:r>
+            <w:proofErr w:type="spellEnd"/>
+            <w:r>
+              <w:rPr>
+                <w:rFonts w:ascii="Times New Roman" w:eastAsia="Times New Roman" w:hAnsi="Times New Roman"/>
+                <w:b/>
+                <w:bCs/>
+                <w:color w:val="333333"/>
+                <w:sz w:val="26"/>
+                <w:szCs w:val="26"/>
+              </w:rPr>
+              <w:t xml:space="preserve"> </w:t>
+            </w:r>
+            <w:proofErr w:type="spellStart"/>
+            <w:r>
+              <w:rPr>
+                <w:rFonts w:ascii="Times New Roman" w:eastAsia="Times New Roman" w:hAnsi="Times New Roman"/>
+                <w:b/>
+                <w:bCs/>
+                <w:color w:val="333333"/>
+                <w:sz w:val="26"/>
+                <w:szCs w:val="26"/>
+              </w:rPr>
+              <w:t>suất</w:t>
+            </w:r>
+            <w:proofErr w:type="spellEnd"/>
+            <w:r>
+              <w:rPr>
+                <w:rFonts w:ascii="Times New Roman" w:eastAsia="Times New Roman" w:hAnsi="Times New Roman"/>
+                <w:b/>
+                <w:bCs/>
+                <w:color w:val="333333"/>
+                <w:sz w:val="26"/>
+                <w:szCs w:val="26"/>
+              </w:rPr>
+              <w:t xml:space="preserve"> : </w:t>
+            </w:r>
+            <w:sdt>
+              <w:sdtPr>
+                <w:rPr>
+                  <w:rFonts w:ascii="Times New Roman" w:eastAsia="Times New Roman" w:hAnsi="Times New Roman"/>
+                  <w:color w:val="333333"/>
+                  <w:sz w:val="26"/>
+                  <w:szCs w:val="26"/>
+                </w:rPr>
+                <w:id w:val="169987182"/>
+                <w:placeholder>
+                  <w:docPart w:val="35AC56DA518E49BFAB38B979106A25DD"/>
+                </w:placeholder>
+                <w:text/>
+              </w:sdtPr>
+              <w:sdtContent>
+                <w:r>
+                  <w:rPr>
+                    <w:rFonts w:ascii="Times New Roman" w:eastAsia="Times New Roman" w:hAnsi="Times New Roman"/>
+                    <w:color w:val="333333"/>
+                    <w:sz w:val="26"/>
+                    <w:szCs w:val="26"/>
+                  </w:rPr>
+                  <w:t>&lt;Content Select=”./</w:t>
+                </w:r>
+                <w:proofErr w:type="spellStart"/>
+                <w:r>
+                  <w:rPr>
+                    <w:rFonts w:ascii="Times New Roman" w:eastAsia="Times New Roman" w:hAnsi="Times New Roman"/>
+                    <w:color w:val="333333"/>
+                    <w:sz w:val="26"/>
+                    <w:szCs w:val="26"/>
+                  </w:rPr>
+                  <w:t>TongTienThue</w:t>
+                </w:r>
+                <w:proofErr w:type="spellEnd"/>
+                <w:r>
+                  <w:rPr>
+                    <w:rFonts w:ascii="Times New Roman" w:eastAsia="Times New Roman" w:hAnsi="Times New Roman"/>
+                    <w:color w:val="333333"/>
+                    <w:sz w:val="26"/>
+                    <w:szCs w:val="26"/>
+                  </w:rPr>
+                  <w:t>” /&gt;</w:t>
+                </w:r>
+              </w:sdtContent>
+            </w:sdt>
+          </w:p>
+        </w:tc>
+      </w:tr>
+      <w:tr>
+        <w:trPr>
+          <w:trHeight w:val="596"/>
+          <w:tblCellSpacing w:w="0" w:type="dxa"/>
+        </w:trPr>
+        <w:tc>
+          <w:tcPr>
+            <w:tcW w:w="11520" w:type="dxa"/>
+            <w:vAlign w:val="center"/>
+          </w:tcPr>
+          <w:p>
+            <w:pPr>
+              <w:spacing w:before="100" w:beforeAutospacing="1" w:after="100" w:afterAutospacing="1" w:line="240" w:lineRule="auto"/>
+              <w:jc w:val="center"/>
+              <w:rPr>
+                <w:rFonts w:ascii="Times New Roman" w:eastAsia="Times New Roman" w:hAnsi="Times New Roman"/>
+                <w:b/>
+                <w:bCs/>
+                <w:color w:val="333333"/>
+                <w:sz w:val="26"/>
+                <w:szCs w:val="26"/>
+              </w:rPr>
+            </w:pPr>
+            <w:proofErr w:type="spellStart"/>
+            <w:r>
+              <w:rPr>
+                <w:rFonts w:ascii="Times New Roman" w:eastAsia="Times New Roman" w:hAnsi="Times New Roman"/>
+                <w:b/>
+                <w:bCs/>
+                <w:color w:val="333333"/>
+                <w:sz w:val="26"/>
+                <w:szCs w:val="26"/>
+              </w:rPr>
+              <w:t>Tổng</w:t>
+            </w:r>
+            <w:proofErr w:type="spellEnd"/>
+            <w:r>
+              <w:rPr>
+                <w:rFonts w:ascii="Times New Roman" w:eastAsia="Times New Roman" w:hAnsi="Times New Roman"/>
+                <w:b/>
+                <w:bCs/>
+                <w:color w:val="333333"/>
+                <w:sz w:val="26"/>
+                <w:szCs w:val="26"/>
+              </w:rPr>
+              <w:t xml:space="preserve"> </w:t>
+            </w:r>
+            <w:proofErr w:type="spellStart"/>
+            <w:r>
+              <w:rPr>
+                <w:rFonts w:ascii="Times New Roman" w:eastAsia="Times New Roman" w:hAnsi="Times New Roman"/>
+                <w:b/>
+                <w:bCs/>
+                <w:color w:val="333333"/>
+                <w:sz w:val="26"/>
+                <w:szCs w:val="26"/>
+              </w:rPr>
+              <w:t>chiết</w:t>
+            </w:r>
+            <w:proofErr w:type="spellEnd"/>
+            <w:r>
+              <w:rPr>
+                <w:rFonts w:ascii="Times New Roman" w:eastAsia="Times New Roman" w:hAnsi="Times New Roman"/>
+                <w:b/>
+                <w:bCs/>
+                <w:color w:val="333333"/>
+                <w:sz w:val="26"/>
+                <w:szCs w:val="26"/>
+              </w:rPr>
+              <w:t xml:space="preserve"> </w:t>
+            </w:r>
+            <w:proofErr w:type="spellStart"/>
+            <w:r>
+              <w:rPr>
+                <w:rFonts w:ascii="Times New Roman" w:eastAsia="Times New Roman" w:hAnsi="Times New Roman"/>
+                <w:b/>
+                <w:bCs/>
+                <w:color w:val="333333"/>
+                <w:sz w:val="26"/>
+                <w:szCs w:val="26"/>
+              </w:rPr>
+              <w:t>khấu</w:t>
+            </w:r>
+            <w:proofErr w:type="spellEnd"/>
+            <w:r>
+              <w:rPr>
+                <w:rFonts w:ascii="Times New Roman" w:eastAsia="Times New Roman" w:hAnsi="Times New Roman"/>
+                <w:b/>
+                <w:bCs/>
+                <w:color w:val="333333"/>
+                <w:sz w:val="26"/>
+                <w:szCs w:val="26"/>
+              </w:rPr>
+              <w:t xml:space="preserve"> : </w:t>
+            </w:r>
+            <w:sdt>
+              <w:sdtPr>
+                <w:rPr>
+                  <w:rFonts w:ascii="Times New Roman" w:eastAsia="Times New Roman" w:hAnsi="Times New Roman"/>
+                  <w:color w:val="333333"/>
+                  <w:sz w:val="26"/>
+                  <w:szCs w:val="26"/>
+                </w:rPr>
+                <w:id w:val="15969116"/>
+                <w:placeholder>
+                  <w:docPart w:val="B53B6B290AFD4D02BA3F4CF299776D1C"/>
+                </w:placeholder>
+                <w:text/>
+              </w:sdtPr>
+              <w:sdtContent>
+                <w:r>
+                  <w:rPr>
+                    <w:rFonts w:ascii="Times New Roman" w:eastAsia="Times New Roman" w:hAnsi="Times New Roman"/>
+                    <w:color w:val="333333"/>
+                    <w:sz w:val="26"/>
+                    <w:szCs w:val="26"/>
+                  </w:rPr>
+                  <w:t>&lt;Content Select=”./</w:t>
+                </w:r>
+                <w:proofErr w:type="spellStart"/>
+                <w:r>
+                  <w:rPr>
+                    <w:rFonts w:ascii="Times New Roman" w:eastAsia="Times New Roman" w:hAnsi="Times New Roman"/>
+                    <w:color w:val="333333"/>
+                    <w:sz w:val="26"/>
+                    <w:szCs w:val="26"/>
+                  </w:rPr>
+                  <w:t>TongChietKhau</w:t>
+                </w:r>
+                <w:proofErr w:type="spellEnd"/>
+                <w:r>
+                  <w:rPr>
+                    <w:rFonts w:ascii="Times New Roman" w:eastAsia="Times New Roman" w:hAnsi="Times New Roman"/>
+                    <w:color w:val="333333"/>
+                    <w:sz w:val="26"/>
+                    <w:szCs w:val="26"/>
+                  </w:rPr>
+                  <w:t>” /&gt;</w:t>
+                </w:r>
+              </w:sdtContent>
+            </w:sdt>
+          </w:p>
+        </w:tc>
+      </w:tr>
+      <w:tr>
+        <w:trPr>
+          <w:trHeight w:val="596"/>
+          <w:tblCellSpacing w:w="0" w:type="dxa"/>
+        </w:trPr>
+        <w:tc>
+          <w:tcPr>
+            <w:tcW w:w="11520" w:type="dxa"/>
+            <w:vAlign w:val="center"/>
+          </w:tcPr>
+          <w:p>
+            <w:pPr>
+              <w:spacing w:before="100" w:beforeAutospacing="1" w:after="100" w:afterAutospacing="1" w:line="240" w:lineRule="auto"/>
+              <w:jc w:val="center"/>
+              <w:rPr>
+                <w:rFonts w:ascii="Times New Roman" w:eastAsia="Times New Roman" w:hAnsi="Times New Roman"/>
+                <w:b/>
+                <w:bCs/>
+                <w:color w:val="333333"/>
+                <w:sz w:val="26"/>
+                <w:szCs w:val="26"/>
+              </w:rPr>
+            </w:pPr>
+            <w:proofErr w:type="spellStart"/>
+            <w:r>
+              <w:rPr>
+                <w:rFonts w:ascii="Times New Roman" w:eastAsia="Times New Roman" w:hAnsi="Times New Roman"/>
+                <w:b/>
+                <w:bCs/>
+                <w:color w:val="333333"/>
+                <w:sz w:val="26"/>
+                <w:szCs w:val="26"/>
+              </w:rPr>
+              <w:t>Tổng</w:t>
+            </w:r>
+            <w:proofErr w:type="spellEnd"/>
+            <w:r>
+              <w:rPr>
+                <w:rFonts w:ascii="Times New Roman" w:eastAsia="Times New Roman" w:hAnsi="Times New Roman"/>
+                <w:b/>
+                <w:bCs/>
+                <w:color w:val="333333"/>
+                <w:sz w:val="26"/>
+                <w:szCs w:val="26"/>
+              </w:rPr>
+              <w:t xml:space="preserve"> </w:t>
+            </w:r>
+            <w:proofErr w:type="spellStart"/>
+            <w:r>
+              <w:rPr>
+                <w:rFonts w:ascii="Times New Roman" w:eastAsia="Times New Roman" w:hAnsi="Times New Roman"/>
+                <w:b/>
+                <w:bCs/>
+                <w:color w:val="333333"/>
+                <w:sz w:val="26"/>
+                <w:szCs w:val="26"/>
+              </w:rPr>
+              <w:t>tiền</w:t>
+            </w:r>
+            <w:proofErr w:type="spellEnd"/>
+            <w:r>
+              <w:rPr>
+                <w:rFonts w:ascii="Times New Roman" w:eastAsia="Times New Roman" w:hAnsi="Times New Roman"/>
+                <w:b/>
+                <w:bCs/>
+                <w:color w:val="333333"/>
+                <w:sz w:val="26"/>
+                <w:szCs w:val="26"/>
+              </w:rPr>
+              <w:t xml:space="preserve"> </w:t>
+            </w:r>
+            <w:proofErr w:type="spellStart"/>
+            <w:r>
+              <w:rPr>
+                <w:rFonts w:ascii="Times New Roman" w:eastAsia="Times New Roman" w:hAnsi="Times New Roman"/>
+                <w:b/>
+                <w:bCs/>
+                <w:color w:val="333333"/>
+                <w:sz w:val="26"/>
+                <w:szCs w:val="26"/>
+              </w:rPr>
+              <w:t>thanh</w:t>
+            </w:r>
+            <w:proofErr w:type="spellEnd"/>
+            <w:r>
+              <w:rPr>
+                <w:rFonts w:ascii="Times New Roman" w:eastAsia="Times New Roman" w:hAnsi="Times New Roman"/>
+                <w:b/>
+                <w:bCs/>
+                <w:color w:val="333333"/>
+                <w:sz w:val="26"/>
+                <w:szCs w:val="26"/>
+              </w:rPr>
+              <w:t xml:space="preserve"> </w:t>
+            </w:r>
+            <w:proofErr w:type="spellStart"/>
+            <w:r>
+              <w:rPr>
+                <w:rFonts w:ascii="Times New Roman" w:eastAsia="Times New Roman" w:hAnsi="Times New Roman"/>
+                <w:b/>
+                <w:bCs/>
+                <w:color w:val="333333"/>
+                <w:sz w:val="26"/>
+                <w:szCs w:val="26"/>
+              </w:rPr>
+              <w:t>toán</w:t>
+            </w:r>
+            <w:proofErr w:type="spellEnd"/>
+            <w:r>
+              <w:rPr>
+                <w:rFonts w:ascii="Times New Roman" w:eastAsia="Times New Roman" w:hAnsi="Times New Roman"/>
+                <w:b/>
+                <w:bCs/>
+                <w:color w:val="333333"/>
+                <w:sz w:val="26"/>
+                <w:szCs w:val="26"/>
+              </w:rPr>
+              <w:t xml:space="preserve"> : </w:t>
+            </w:r>
+            <w:sdt>
+              <w:sdtPr>
+                <w:rPr>
+                  <w:rFonts w:ascii="Times New Roman" w:eastAsia="Times New Roman" w:hAnsi="Times New Roman"/>
+                  <w:color w:val="333333"/>
+                  <w:sz w:val="26"/>
+                  <w:szCs w:val="26"/>
+                </w:rPr>
+                <w:id w:val="-1491399308"/>
+                <w:placeholder>
+                  <w:docPart w:val="DE7FABB6AA22437B87D0D8032E3772CF"/>
+                </w:placeholder>
+                <w:text/>
+              </w:sdtPr>
+              <w:sdtContent>
+                <w:r>
+                  <w:rPr>
+                    <w:rFonts w:ascii="Times New Roman" w:eastAsia="Times New Roman" w:hAnsi="Times New Roman"/>
+                    <w:color w:val="333333"/>
+                    <w:sz w:val="26"/>
+                    <w:szCs w:val="26"/>
+                  </w:rPr>
+                  <w:t>&lt;Content Select=”./</w:t>
+                </w:r>
+                <w:proofErr w:type="spellStart"/>
+                <w:r>
+                  <w:rPr>
+                    <w:rFonts w:ascii="Times New Roman" w:eastAsia="Times New Roman" w:hAnsi="Times New Roman"/>
+                    <w:color w:val="333333"/>
+                    <w:sz w:val="26"/>
+                    <w:szCs w:val="26"/>
+                  </w:rPr>
+                  <w:t>TongTienThanhToan</w:t>
+                </w:r>
+                <w:proofErr w:type="spellEnd"/>
+                <w:r>
+                  <w:rPr>
+                    <w:rFonts w:ascii="Times New Roman" w:eastAsia="Times New Roman" w:hAnsi="Times New Roman"/>
+                    <w:color w:val="333333"/>
+                    <w:sz w:val="26"/>
+                    <w:szCs w:val="26"/>
+                  </w:rPr>
+                  <w:t>” /&gt;</w:t>
+                </w:r>
+              </w:sdtContent>
+            </w:sdt>
+          </w:p>
+        </w:tc>
+      </w:tr>
+    </w:tbl>
+    <w:p>
+      <w:pPr>
+        <w:rPr>
+          <w:rFonts w:ascii="Times New Roman" w:hAnsi="Times New Roman"/>
+          <w:sz w:val="26"/>
+          <w:szCs w:val="26"/>
+        </w:rPr>
+      </w:pPr>
+    </w:p>
+    <w:sdt>
+      <w:sdtPr>
+        <w:rPr>
+          <w:rFonts w:ascii="Times New Roman" w:hAnsi="Times New Roman"/>
+          <w:sz w:val="26"/>
+          <w:szCs w:val="26"/>
+        </w:rPr>
+        <w:id w:val="-936437675"/>
+        <w:placeholder>
+          <w:docPart w:val="372179AE84EF4BD095C432F235C372D9"/>
+        </w:placeholder>
+        <w:text/>
+      </w:sdtPr>
+      <w:sdtContent>
+        <w:p>
+          <w:pPr>
+            <w:rPr>
+              <w:rFonts w:ascii="Times New Roman" w:hAnsi="Times New Roman"/>
+              <w:sz w:val="26"/>
+              <w:szCs w:val="26"/>
+            </w:rPr>
+          </w:pPr>
+          <w:r>
+            <w:rPr>
+              <w:rFonts w:ascii="Times New Roman" w:hAnsi="Times New Roman"/>
+              <w:sz w:val="26"/>
+              <w:szCs w:val="26"/>
+            </w:rPr>
+            <w:t>&lt;</w:t>
+          </w:r>
+          <w:proofErr w:type="spellStart"/>
+          <w:r>
+            <w:rPr>
+              <w:rFonts w:ascii="Times New Roman" w:hAnsi="Times New Roman"/>
+              <w:sz w:val="26"/>
+              <w:szCs w:val="26"/>
+            </w:rPr>
+            <w:t>EndConditional</w:t>
+          </w:r>
+          <w:proofErr w:type="spellEnd"/>
+          <w:r>
+            <w:rPr>
+              <w:rFonts w:ascii="Times New Roman" w:hAnsi="Times New Roman"/>
+              <w:sz w:val="26"/>
+              <w:szCs w:val="26"/>
+            </w:rPr>
+            <w:t xml:space="preserve"> /&gt;</w:t>
+          </w:r>
+        </w:p>
+      </w:sdtContent>
+    </w:sdt>
+    <w:sdt>
+      <w:sdtPr>
+        <w:rPr>
+          <w:rFonts w:ascii="Times New Roman" w:hAnsi="Times New Roman"/>
+          <w:sz w:val="26"/>
+          <w:szCs w:val="26"/>
+        </w:rPr>
+        <w:id w:val="1667442512"/>
+        <w:placeholder>
+          <w:docPart w:val="6CA0347E9AE149568173DA328F5DDF87"/>
+        </w:placeholder>
+        <w:text/>
+      </w:sdtPr>
+      <w:sdtContent>
+        <w:p>
+          <w:pPr>
+            <w:rPr>
+              <w:rFonts w:ascii="Times New Roman" w:hAnsi="Times New Roman"/>
+              <w:sz w:val="26"/>
+              <w:szCs w:val="26"/>
+            </w:rPr>
+          </w:pPr>
+          <w:r>
+            <w:rPr>
+              <w:rFonts w:ascii="Times New Roman" w:hAnsi="Times New Roman"/>
+              <w:sz w:val="26"/>
+              <w:szCs w:val="26"/>
+            </w:rPr>
+            <w:t>&lt;Conditional Select=</w:t>
+          </w:r>
+          <w:proofErr w:type="gramStart"/>
+          <w:r>
+            <w:rPr>
+              <w:rFonts w:ascii="Times New Roman" w:hAnsi="Times New Roman"/>
+              <w:sz w:val="26"/>
+              <w:szCs w:val="26"/>
+            </w:rPr>
+            <w:t>”./</w:t>
+          </w:r>
+          <w:proofErr w:type="spellStart"/>
+          <w:proofErr w:type="gramEnd"/>
+          <w:r>
+            <w:rPr>
+              <w:rFonts w:ascii="Times New Roman" w:hAnsi="Times New Roman"/>
+              <w:sz w:val="26"/>
+              <w:szCs w:val="26"/>
+            </w:rPr>
+            <w:t>HangHoas</w:t>
+          </w:r>
+          <w:proofErr w:type="spellEnd"/>
+          <w:r>
+            <w:rPr>
+              <w:rFonts w:ascii="Times New Roman" w:hAnsi="Times New Roman"/>
+              <w:sz w:val="26"/>
+              <w:szCs w:val="26"/>
+            </w:rPr>
+            <w:t>” Match=”” /&gt;</w:t>
+          </w:r>
+        </w:p>
+      </w:sdtContent>
+    </w:sdt>
+    <w:tbl>
+      <w:tblPr>
+        <w:tblW w:w="9941" w:type="dxa"/>
+        <w:tblCellSpacing w:w="0" w:type="dxa"/>
+        <w:tblInd w:w="-635" w:type="dxa"/>
+        <w:tblBorders>
+          <w:top w:val="single" w:sz="4" w:space="0" w:color="auto"/>
+          <w:left w:val="single" w:sz="4" w:space="0" w:color="auto"/>
+          <w:bottom w:val="single" w:sz="4" w:space="0" w:color="auto"/>
+          <w:right w:val="single" w:sz="4" w:space="0" w:color="auto"/>
+          <w:insideH w:val="single" w:sz="4" w:space="0" w:color="auto"/>
+          <w:insideV w:val="single" w:sz="4" w:space="0" w:color="auto"/>
+        </w:tblBorders>
+        <w:tblCellMar>
+          <w:left w:w="0" w:type="dxa"/>
+          <w:right w:w="0" w:type="dxa"/>
+        </w:tblCellMar>
+        <w:tblLook w:val="04A0" w:firstRow="1" w:lastRow="0" w:firstColumn="1" w:lastColumn="0" w:noHBand="0" w:noVBand="1"/>
+      </w:tblPr>
+      <w:tblGrid>
+        <w:gridCol w:w="1158"/>
         <w:gridCol w:w="2249"/>
         <w:gridCol w:w="1354"/>
         <w:gridCol w:w="677"/>
@@ -2006,7 +2756,7 @@
         </w:trPr>
         <w:tc>
           <w:tcPr>
-            <w:tcW w:w="523" w:type="dxa"/>
+            <w:tcW w:w="1158" w:type="dxa"/>
             <w:vAlign w:val="center"/>
           </w:tcPr>
           <w:p>
@@ -2130,6 +2880,8 @@
       <w:sdtPr>
         <w:rPr>
           <w:rFonts w:ascii="Times New Roman" w:hAnsi="Times New Roman"/>
+          <w:sz w:val="26"/>
+          <w:szCs w:val="26"/>
         </w:rPr>
         <w:id w:val="-819722246"/>
         <w:placeholder>
@@ -2142,11 +2894,15 @@
           <w:pPr>
             <w:rPr>
               <w:rFonts w:ascii="Times New Roman" w:hAnsi="Times New Roman"/>
+              <w:sz w:val="26"/>
+              <w:szCs w:val="26"/>
             </w:rPr>
           </w:pPr>
           <w:r>
             <w:rPr>
               <w:rFonts w:ascii="Times New Roman" w:hAnsi="Times New Roman"/>
+              <w:sz w:val="26"/>
+              <w:szCs w:val="26"/>
             </w:rPr>
             <w:t>&lt;</w:t>
           </w:r>
@@ -2154,6 +2910,8 @@
           <w:r>
             <w:rPr>
               <w:rFonts w:ascii="Times New Roman" w:hAnsi="Times New Roman"/>
+              <w:sz w:val="26"/>
+              <w:szCs w:val="26"/>
             </w:rPr>
             <w:t>EndConditional</w:t>
           </w:r>
@@ -2161,6 +2919,8 @@
           <w:r>
             <w:rPr>
               <w:rFonts w:ascii="Times New Roman" w:hAnsi="Times New Roman"/>
+              <w:sz w:val="26"/>
+              <w:szCs w:val="26"/>
             </w:rPr>
             <w:t xml:space="preserve"> /&gt;</w:t>
           </w:r>
@@ -2173,6 +2933,7 @@
         <w:rPr>
           <w:rFonts w:ascii="Times New Roman" w:eastAsia="Times New Roman" w:hAnsi="Times New Roman"/>
           <w:b/>
+          <w:bCs/>
           <w:color w:val="333333"/>
           <w:sz w:val="26"/>
           <w:szCs w:val="26"/>
@@ -2183,17 +2944,19 @@
         <w:rPr>
           <w:rFonts w:ascii="Times New Roman" w:eastAsia="Times New Roman" w:hAnsi="Times New Roman"/>
           <w:b/>
-          <w:color w:val="333333"/>
-          <w:sz w:val="26"/>
-          <w:szCs w:val="26"/>
-        </w:rPr>
-        <w:t>Tổng</w:t>
+          <w:bCs/>
+          <w:color w:val="333333"/>
+          <w:sz w:val="26"/>
+          <w:szCs w:val="26"/>
+        </w:rPr>
+        <w:t>Thời</w:t>
       </w:r>
       <w:proofErr w:type="spellEnd"/>
       <w:r>
         <w:rPr>
           <w:rFonts w:ascii="Times New Roman" w:eastAsia="Times New Roman" w:hAnsi="Times New Roman"/>
           <w:b/>
+          <w:bCs/>
           <w:color w:val="333333"/>
           <w:sz w:val="26"/>
           <w:szCs w:val="26"/>
@@ -2205,29 +2968,147 @@
         <w:rPr>
           <w:rFonts w:ascii="Times New Roman" w:eastAsia="Times New Roman" w:hAnsi="Times New Roman"/>
           <w:b/>
-          <w:color w:val="333333"/>
-          <w:sz w:val="26"/>
-          <w:szCs w:val="26"/>
-        </w:rPr>
-        <w:t>cộng</w:t>
+          <w:bCs/>
+          <w:color w:val="333333"/>
+          <w:sz w:val="26"/>
+          <w:szCs w:val="26"/>
+        </w:rPr>
+        <w:t>gian</w:t>
       </w:r>
       <w:proofErr w:type="spellEnd"/>
       <w:r>
         <w:rPr>
           <w:rFonts w:ascii="Times New Roman" w:eastAsia="Times New Roman" w:hAnsi="Times New Roman"/>
           <w:b/>
+          <w:bCs/>
+          <w:color w:val="333333"/>
+          <w:sz w:val="26"/>
+          <w:szCs w:val="26"/>
+        </w:rPr>
+        <w:t xml:space="preserve"> </w:t>
+      </w:r>
+      <w:proofErr w:type="spellStart"/>
+      <w:r>
+        <w:rPr>
+          <w:rFonts w:ascii="Times New Roman" w:eastAsia="Times New Roman" w:hAnsi="Times New Roman"/>
+          <w:b/>
+          <w:bCs/>
+          <w:color w:val="333333"/>
+          <w:sz w:val="26"/>
+          <w:szCs w:val="26"/>
+        </w:rPr>
+        <w:t>giao</w:t>
+      </w:r>
+      <w:proofErr w:type="spellEnd"/>
+      <w:r>
+        <w:rPr>
+          <w:rFonts w:ascii="Times New Roman" w:eastAsia="Times New Roman" w:hAnsi="Times New Roman"/>
+          <w:b/>
+          <w:bCs/>
+          <w:color w:val="333333"/>
+          <w:sz w:val="26"/>
+          <w:szCs w:val="26"/>
+        </w:rPr>
+        <w:t xml:space="preserve"> </w:t>
+      </w:r>
+      <w:proofErr w:type="spellStart"/>
+      <w:r>
+        <w:rPr>
+          <w:rFonts w:ascii="Times New Roman" w:eastAsia="Times New Roman" w:hAnsi="Times New Roman"/>
+          <w:b/>
+          <w:bCs/>
+          <w:color w:val="333333"/>
+          <w:sz w:val="26"/>
+          <w:szCs w:val="26"/>
+        </w:rPr>
+        <w:t>hàng</w:t>
+      </w:r>
+      <w:proofErr w:type="spellEnd"/>
+      <w:r>
+        <w:rPr>
+          <w:rFonts w:ascii="Times New Roman" w:eastAsia="Times New Roman" w:hAnsi="Times New Roman"/>
+          <w:b/>
+          <w:bCs/>
           <w:color w:val="333333"/>
           <w:sz w:val="26"/>
           <w:szCs w:val="26"/>
         </w:rPr>
         <w:t>:</w:t>
       </w:r>
+      <w:r>
+        <w:rPr>
+          <w:rFonts w:ascii="Times New Roman" w:eastAsia="Times New Roman" w:hAnsi="Times New Roman"/>
+          <w:b/>
+          <w:bCs/>
+          <w:color w:val="333333"/>
+          <w:sz w:val="26"/>
+          <w:szCs w:val="26"/>
+        </w:rPr>
+        <w:t xml:space="preserve"> </w:t>
+      </w:r>
+      <w:sdt>
+        <w:sdtPr>
+          <w:rPr>
+            <w:rFonts w:ascii="Times New Roman" w:eastAsia="Times New Roman" w:hAnsi="Times New Roman"/>
+            <w:color w:val="333333"/>
+            <w:sz w:val="26"/>
+            <w:szCs w:val="26"/>
+          </w:rPr>
+          <w:id w:val="1582018463"/>
+          <w:placeholder>
+            <w:docPart w:val="062D7D94A1EE467F860869781400F250"/>
+          </w:placeholder>
+          <w:text/>
+        </w:sdtPr>
+        <w:sdtContent>
+          <w:r>
+            <w:rPr>
+              <w:rFonts w:ascii="Times New Roman" w:eastAsia="Times New Roman" w:hAnsi="Times New Roman"/>
+              <w:color w:val="333333"/>
+              <w:sz w:val="26"/>
+              <w:szCs w:val="26"/>
+            </w:rPr>
+            <w:t>&lt;Content Select=”./</w:t>
+          </w:r>
+          <w:proofErr w:type="spellStart"/>
+          <w:r>
+            <w:rPr>
+              <w:rFonts w:ascii="Times New Roman" w:eastAsia="Times New Roman" w:hAnsi="Times New Roman"/>
+              <w:color w:val="333333"/>
+              <w:sz w:val="26"/>
+              <w:szCs w:val="26"/>
+            </w:rPr>
+            <w:t>ThoiGianGiaoHang</w:t>
+          </w:r>
+          <w:proofErr w:type="spellEnd"/>
+          <w:r>
+            <w:rPr>
+              <w:rFonts w:ascii="Times New Roman" w:eastAsia="Times New Roman" w:hAnsi="Times New Roman"/>
+              <w:color w:val="333333"/>
+              <w:sz w:val="26"/>
+              <w:szCs w:val="26"/>
+            </w:rPr>
+            <w:t>”</w:t>
+          </w:r>
+          <w:r>
+            <w:rPr>
+              <w:rFonts w:ascii="Times New Roman" w:eastAsia="Times New Roman" w:hAnsi="Times New Roman"/>
+              <w:color w:val="333333"/>
+              <w:sz w:val="26"/>
+              <w:szCs w:val="26"/>
+            </w:rPr>
+            <w:t xml:space="preserve"> /&gt;</w:t>
+          </w:r>
+        </w:sdtContent>
+      </w:sdt>
     </w:p>
     <w:p>
       <w:pPr>
         <w:spacing w:before="100" w:beforeAutospacing="1" w:after="100" w:afterAutospacing="1" w:line="240" w:lineRule="auto"/>
         <w:rPr>
           <w:rFonts w:ascii="Times New Roman" w:eastAsia="Times New Roman" w:hAnsi="Times New Roman"/>
+          <w:b/>
+          <w:bCs/>
           <w:color w:val="333333"/>
           <w:sz w:val="26"/>
           <w:szCs w:val="26"/>
@@ -2237,6 +3118,8 @@
       <w:r>
         <w:rPr>
           <w:rFonts w:ascii="Times New Roman" w:eastAsia="Times New Roman" w:hAnsi="Times New Roman"/>
+          <w:b/>
+          <w:bCs/>
           <w:color w:val="333333"/>
           <w:sz w:val="26"/>
           <w:szCs w:val="26"/>
@@ -2247,6 +3130,8 @@
       <w:r>
         <w:rPr>
           <w:rFonts w:ascii="Times New Roman" w:eastAsia="Times New Roman" w:hAnsi="Times New Roman"/>
+          <w:b/>
+          <w:bCs/>
           <w:color w:val="333333"/>
           <w:sz w:val="26"/>
           <w:szCs w:val="26"/>
@@ -2257,16 +3142,20 @@
       <w:r>
         <w:rPr>
           <w:rFonts w:ascii="Times New Roman" w:eastAsia="Times New Roman" w:hAnsi="Times New Roman"/>
-          <w:color w:val="333333"/>
-          <w:sz w:val="26"/>
-          <w:szCs w:val="26"/>
-        </w:rPr>
-        <w:t>gian</w:t>
+          <w:b/>
+          <w:bCs/>
+          <w:color w:val="333333"/>
+          <w:sz w:val="26"/>
+          <w:szCs w:val="26"/>
+        </w:rPr>
+        <w:t>hạn</w:t>
       </w:r>
       <w:proofErr w:type="spellEnd"/>
       <w:r>
         <w:rPr>
           <w:rFonts w:ascii="Times New Roman" w:eastAsia="Times New Roman" w:hAnsi="Times New Roman"/>
+          <w:b/>
+          <w:bCs/>
           <w:color w:val="333333"/>
           <w:sz w:val="26"/>
           <w:szCs w:val="26"/>
@@ -2277,39 +3166,133 @@
       <w:r>
         <w:rPr>
           <w:rFonts w:ascii="Times New Roman" w:eastAsia="Times New Roman" w:hAnsi="Times New Roman"/>
-          <w:color w:val="333333"/>
-          <w:sz w:val="26"/>
-          <w:szCs w:val="26"/>
-        </w:rPr>
-        <w:t>giao</w:t>
+          <w:b/>
+          <w:bCs/>
+          <w:color w:val="333333"/>
+          <w:sz w:val="26"/>
+          <w:szCs w:val="26"/>
+        </w:rPr>
+        <w:t>thanh</w:t>
       </w:r>
       <w:proofErr w:type="spellEnd"/>
       <w:r>
         <w:rPr>
           <w:rFonts w:ascii="Times New Roman" w:eastAsia="Times New Roman" w:hAnsi="Times New Roman"/>
+          <w:b/>
+          <w:bCs/>
           <w:color w:val="333333"/>
           <w:sz w:val="26"/>
           <w:szCs w:val="26"/>
         </w:rPr>
         <w:t xml:space="preserve"> </w:t>
       </w:r>
-      <w:proofErr w:type="gramStart"/>
-      <w:r>
-        <w:rPr>
-          <w:rFonts w:ascii="Times New Roman" w:eastAsia="Times New Roman" w:hAnsi="Times New Roman"/>
-          <w:color w:val="333333"/>
-          <w:sz w:val="26"/>
-          <w:szCs w:val="26"/>
-        </w:rPr>
-        <w:t>hàng:...............................................................................................</w:t>
-      </w:r>
-      <w:proofErr w:type="gramEnd"/>
+      <w:proofErr w:type="spellStart"/>
+      <w:r>
+        <w:rPr>
+          <w:rFonts w:ascii="Times New Roman" w:eastAsia="Times New Roman" w:hAnsi="Times New Roman"/>
+          <w:b/>
+          <w:bCs/>
+          <w:color w:val="333333"/>
+          <w:sz w:val="26"/>
+          <w:szCs w:val="26"/>
+        </w:rPr>
+        <w:t>toán</w:t>
+      </w:r>
+      <w:proofErr w:type="spellEnd"/>
+      <w:r>
+        <w:rPr>
+          <w:rFonts w:ascii="Times New Roman" w:eastAsia="Times New Roman" w:hAnsi="Times New Roman"/>
+          <w:b/>
+          <w:bCs/>
+          <w:color w:val="333333"/>
+          <w:sz w:val="26"/>
+          <w:szCs w:val="26"/>
+        </w:rPr>
+        <w:t>:</w:t>
+      </w:r>
+      <w:r>
+        <w:rPr>
+          <w:rFonts w:ascii="Times New Roman" w:eastAsia="Times New Roman" w:hAnsi="Times New Roman"/>
+          <w:color w:val="333333"/>
+          <w:sz w:val="26"/>
+          <w:szCs w:val="26"/>
+        </w:rPr>
+        <w:t xml:space="preserve"> </w:t>
+      </w:r>
+      <w:sdt>
+        <w:sdtPr>
+          <w:rPr>
+            <w:rFonts w:ascii="Times New Roman" w:eastAsia="Times New Roman" w:hAnsi="Times New Roman"/>
+            <w:color w:val="333333"/>
+            <w:sz w:val="26"/>
+            <w:szCs w:val="26"/>
+          </w:rPr>
+          <w:id w:val="-1237547830"/>
+          <w:placeholder>
+            <w:docPart w:val="A6321E79E44B4EFB92A76A2AB536EF7E"/>
+          </w:placeholder>
+          <w:text/>
+        </w:sdtPr>
+        <w:sdtContent>
+          <w:r>
+            <w:rPr>
+              <w:rFonts w:ascii="Times New Roman" w:eastAsia="Times New Roman" w:hAnsi="Times New Roman"/>
+              <w:color w:val="333333"/>
+              <w:sz w:val="26"/>
+              <w:szCs w:val="26"/>
+            </w:rPr>
+            <w:t>&lt;Content Select=</w:t>
+          </w:r>
+          <w:proofErr w:type="gramStart"/>
+          <w:r>
+            <w:rPr>
+              <w:rFonts w:ascii="Times New Roman" w:eastAsia="Times New Roman" w:hAnsi="Times New Roman"/>
+              <w:color w:val="333333"/>
+              <w:sz w:val="26"/>
+              <w:szCs w:val="26"/>
+            </w:rPr>
+            <w:t>”./</w:t>
+          </w:r>
+          <w:proofErr w:type="spellStart"/>
+          <w:proofErr w:type="gramEnd"/>
+          <w:r>
+            <w:rPr>
+              <w:rFonts w:ascii="Times New Roman" w:eastAsia="Times New Roman" w:hAnsi="Times New Roman"/>
+              <w:color w:val="333333"/>
+              <w:sz w:val="26"/>
+              <w:szCs w:val="26"/>
+            </w:rPr>
+            <w:t>ThoiGianThanhToan</w:t>
+          </w:r>
+          <w:proofErr w:type="spellEnd"/>
+          <w:r>
+            <w:rPr>
+              <w:rFonts w:ascii="Times New Roman" w:eastAsia="Times New Roman" w:hAnsi="Times New Roman"/>
+              <w:color w:val="333333"/>
+              <w:sz w:val="26"/>
+              <w:szCs w:val="26"/>
+            </w:rPr>
+            <w:t>”</w:t>
+          </w:r>
+          <w:r>
+            <w:rPr>
+              <w:rFonts w:ascii="Times New Roman" w:eastAsia="Times New Roman" w:hAnsi="Times New Roman"/>
+              <w:color w:val="333333"/>
+              <w:sz w:val="26"/>
+              <w:szCs w:val="26"/>
+            </w:rPr>
+            <w:t xml:space="preserve"> /&gt;</w:t>
+          </w:r>
+        </w:sdtContent>
+      </w:sdt>
     </w:p>
     <w:p>
       <w:pPr>
         <w:spacing w:before="100" w:beforeAutospacing="1" w:after="100" w:afterAutospacing="1" w:line="240" w:lineRule="auto"/>
         <w:rPr>
           <w:rFonts w:ascii="Times New Roman" w:eastAsia="Times New Roman" w:hAnsi="Times New Roman"/>
+          <w:b/>
+          <w:bCs/>
           <w:color w:val="333333"/>
           <w:sz w:val="26"/>
           <w:szCs w:val="26"/>
@@ -2319,6 +3302,8 @@
       <w:r>
         <w:rPr>
           <w:rFonts w:ascii="Times New Roman" w:eastAsia="Times New Roman" w:hAnsi="Times New Roman"/>
+          <w:b/>
+          <w:bCs/>
           <w:color w:val="333333"/>
           <w:sz w:val="26"/>
           <w:szCs w:val="26"/>
@@ -2329,6 +3314,8 @@
       <w:r>
         <w:rPr>
           <w:rFonts w:ascii="Times New Roman" w:eastAsia="Times New Roman" w:hAnsi="Times New Roman"/>
+          <w:b/>
+          <w:bCs/>
           <w:color w:val="333333"/>
           <w:sz w:val="26"/>
           <w:szCs w:val="26"/>
@@ -2339,6 +3326,8 @@
       <w:r>
         <w:rPr>
           <w:rFonts w:ascii="Times New Roman" w:eastAsia="Times New Roman" w:hAnsi="Times New Roman"/>
+          <w:b/>
+          <w:bCs/>
           <w:color w:val="333333"/>
           <w:sz w:val="26"/>
           <w:szCs w:val="26"/>
@@ -2349,6 +3338,8 @@
       <w:r>
         <w:rPr>
           <w:rFonts w:ascii="Times New Roman" w:eastAsia="Times New Roman" w:hAnsi="Times New Roman"/>
+          <w:b/>
+          <w:bCs/>
           <w:color w:val="333333"/>
           <w:sz w:val="26"/>
           <w:szCs w:val="26"/>
@@ -2359,6 +3350,8 @@
       <w:r>
         <w:rPr>
           <w:rFonts w:ascii="Times New Roman" w:eastAsia="Times New Roman" w:hAnsi="Times New Roman"/>
+          <w:b/>
+          <w:bCs/>
           <w:color w:val="333333"/>
           <w:sz w:val="26"/>
           <w:szCs w:val="26"/>
@@ -2369,29 +3362,145 @@
       <w:r>
         <w:rPr>
           <w:rFonts w:ascii="Times New Roman" w:eastAsia="Times New Roman" w:hAnsi="Times New Roman"/>
+          <w:b/>
+          <w:bCs/>
           <w:color w:val="333333"/>
           <w:sz w:val="26"/>
           <w:szCs w:val="26"/>
         </w:rPr>
         <w:t xml:space="preserve"> </w:t>
       </w:r>
+      <w:proofErr w:type="spellStart"/>
       <w:proofErr w:type="gramStart"/>
       <w:r>
         <w:rPr>
           <w:rFonts w:ascii="Times New Roman" w:eastAsia="Times New Roman" w:hAnsi="Times New Roman"/>
-          <w:color w:val="333333"/>
-          <w:sz w:val="26"/>
-          <w:szCs w:val="26"/>
-        </w:rPr>
-        <w:t>hàng:.................................................................................................</w:t>
+          <w:b/>
+          <w:bCs/>
+          <w:color w:val="333333"/>
+          <w:sz w:val="26"/>
+          <w:szCs w:val="26"/>
+        </w:rPr>
+        <w:t>hàng</w:t>
+      </w:r>
+      <w:proofErr w:type="spellEnd"/>
+      <w:r>
+        <w:rPr>
+          <w:rFonts w:ascii="Times New Roman" w:eastAsia="Times New Roman" w:hAnsi="Times New Roman"/>
+          <w:b/>
+          <w:bCs/>
+          <w:color w:val="333333"/>
+          <w:sz w:val="26"/>
+          <w:szCs w:val="26"/>
+        </w:rPr>
+        <w:t xml:space="preserve"> :</w:t>
       </w:r>
       <w:proofErr w:type="gramEnd"/>
+      <w:r>
+        <w:rPr>
+          <w:rFonts w:ascii="Times New Roman" w:eastAsia="Times New Roman" w:hAnsi="Times New Roman"/>
+          <w:b/>
+          <w:bCs/>
+          <w:color w:val="333333"/>
+          <w:sz w:val="26"/>
+          <w:szCs w:val="26"/>
+        </w:rPr>
+        <w:t xml:space="preserve"> </w:t>
+      </w:r>
+      <w:sdt>
+        <w:sdtPr>
+          <w:rPr>
+            <w:rFonts w:ascii="Times New Roman" w:eastAsia="Times New Roman" w:hAnsi="Times New Roman"/>
+            <w:color w:val="333333"/>
+            <w:sz w:val="26"/>
+            <w:szCs w:val="26"/>
+          </w:rPr>
+          <w:id w:val="-42146268"/>
+          <w:placeholder>
+            <w:docPart w:val="9B1D0449700A4CF5ABD9EF34F29D4442"/>
+          </w:placeholder>
+          <w:text/>
+        </w:sdtPr>
+        <w:sdtContent>
+          <w:r>
+            <w:rPr>
+              <w:rFonts w:ascii="Times New Roman" w:eastAsia="Times New Roman" w:hAnsi="Times New Roman"/>
+              <w:color w:val="333333"/>
+              <w:sz w:val="26"/>
+              <w:szCs w:val="26"/>
+            </w:rPr>
+            <w:t>&lt;Content Select=</w:t>
+          </w:r>
+          <w:proofErr w:type="gramStart"/>
+          <w:r>
+            <w:rPr>
+              <w:rFonts w:ascii="Times New Roman" w:eastAsia="Times New Roman" w:hAnsi="Times New Roman"/>
+              <w:color w:val="333333"/>
+              <w:sz w:val="26"/>
+              <w:szCs w:val="26"/>
+            </w:rPr>
+            <w:t>”./</w:t>
+          </w:r>
+          <w:proofErr w:type="spellStart"/>
+          <w:proofErr w:type="gramEnd"/>
+          <w:r>
+            <w:rPr>
+              <w:rFonts w:ascii="Times New Roman" w:eastAsia="Times New Roman" w:hAnsi="Times New Roman"/>
+              <w:color w:val="333333"/>
+              <w:sz w:val="26"/>
+              <w:szCs w:val="26"/>
+            </w:rPr>
+            <w:t>DonHang</w:t>
+          </w:r>
+          <w:proofErr w:type="spellEnd"/>
+          <w:r>
+            <w:rPr>
+              <w:rFonts w:ascii="Times New Roman" w:eastAsia="Times New Roman" w:hAnsi="Times New Roman"/>
+              <w:color w:val="333333"/>
+              <w:sz w:val="26"/>
+              <w:szCs w:val="26"/>
+            </w:rPr>
+            <w:t>/</w:t>
+          </w:r>
+          <w:proofErr w:type="spellStart"/>
+          <w:r>
+            <w:rPr>
+              <w:rFonts w:ascii="Times New Roman" w:eastAsia="Times New Roman" w:hAnsi="Times New Roman"/>
+              <w:color w:val="333333"/>
+              <w:sz w:val="26"/>
+              <w:szCs w:val="26"/>
+            </w:rPr>
+            <w:t>ThongTinGiaoHang</w:t>
+          </w:r>
+          <w:proofErr w:type="spellEnd"/>
+          <w:r>
+            <w:rPr>
+              <w:rFonts w:ascii="Times New Roman" w:eastAsia="Times New Roman" w:hAnsi="Times New Roman"/>
+              <w:color w:val="333333"/>
+              <w:sz w:val="26"/>
+              <w:szCs w:val="26"/>
+            </w:rPr>
+            <w:t>”</w:t>
+          </w:r>
+          <w:r>
+            <w:rPr>
+              <w:rFonts w:ascii="Times New Roman" w:eastAsia="Times New Roman" w:hAnsi="Times New Roman"/>
+              <w:color w:val="333333"/>
+              <w:sz w:val="26"/>
+              <w:szCs w:val="26"/>
+            </w:rPr>
+            <w:t xml:space="preserve"> /&gt;</w:t>
+          </w:r>
+        </w:sdtContent>
+      </w:sdt>
     </w:p>
     <w:p>
       <w:pPr>
         <w:spacing w:before="100" w:beforeAutospacing="1" w:after="100" w:afterAutospacing="1" w:line="240" w:lineRule="auto"/>
         <w:rPr>
           <w:rFonts w:ascii="Times New Roman" w:eastAsia="Times New Roman" w:hAnsi="Times New Roman"/>
+          <w:b/>
+          <w:bCs/>
           <w:color w:val="333333"/>
           <w:sz w:val="26"/>
           <w:szCs w:val="26"/>
@@ -2400,17 +3509,20 @@
       <w:r>
         <w:rPr>
           <w:rFonts w:ascii="Times New Roman" w:eastAsia="Times New Roman" w:hAnsi="Times New Roman"/>
-          <w:color w:val="333333"/>
-          <w:sz w:val="26"/>
-          <w:szCs w:val="26"/>
-        </w:rPr>
-        <w:lastRenderedPageBreak/>
+          <w:b/>
+          <w:bCs/>
+          <w:color w:val="333333"/>
+          <w:sz w:val="26"/>
+          <w:szCs w:val="26"/>
+        </w:rPr>
         <w:t xml:space="preserve">Phương </w:t>
       </w:r>
       <w:proofErr w:type="spellStart"/>
       <w:r>
         <w:rPr>
           <w:rFonts w:ascii="Times New Roman" w:eastAsia="Times New Roman" w:hAnsi="Times New Roman"/>
+          <w:b/>
+          <w:bCs/>
           <w:color w:val="333333"/>
           <w:sz w:val="26"/>
           <w:szCs w:val="26"/>
@@ -2421,6 +3533,8 @@
       <w:r>
         <w:rPr>
           <w:rFonts w:ascii="Times New Roman" w:eastAsia="Times New Roman" w:hAnsi="Times New Roman"/>
+          <w:b/>
+          <w:bCs/>
           <w:color w:val="333333"/>
           <w:sz w:val="26"/>
           <w:szCs w:val="26"/>
@@ -2431,6 +3545,8 @@
       <w:r>
         <w:rPr>
           <w:rFonts w:ascii="Times New Roman" w:eastAsia="Times New Roman" w:hAnsi="Times New Roman"/>
+          <w:b/>
+          <w:bCs/>
           <w:color w:val="333333"/>
           <w:sz w:val="26"/>
           <w:szCs w:val="26"/>
@@ -2441,6 +3557,8 @@
       <w:r>
         <w:rPr>
           <w:rFonts w:ascii="Times New Roman" w:eastAsia="Times New Roman" w:hAnsi="Times New Roman"/>
+          <w:b/>
+          <w:bCs/>
           <w:color w:val="333333"/>
           <w:sz w:val="26"/>
           <w:szCs w:val="26"/>
@@ -2451,6 +3569,8 @@
       <w:r>
         <w:rPr>
           <w:rFonts w:ascii="Times New Roman" w:eastAsia="Times New Roman" w:hAnsi="Times New Roman"/>
+          <w:b/>
+          <w:bCs/>
           <w:color w:val="333333"/>
           <w:sz w:val="26"/>
           <w:szCs w:val="26"/>
@@ -2461,197 +3581,173 @@
       <w:r>
         <w:rPr>
           <w:rFonts w:ascii="Times New Roman" w:eastAsia="Times New Roman" w:hAnsi="Times New Roman"/>
+          <w:b/>
+          <w:bCs/>
           <w:color w:val="333333"/>
           <w:sz w:val="26"/>
           <w:szCs w:val="26"/>
         </w:rPr>
         <w:t>:</w:t>
       </w:r>
+      <w:r>
+        <w:rPr>
+          <w:rFonts w:ascii="Times New Roman" w:eastAsia="Times New Roman" w:hAnsi="Times New Roman"/>
+          <w:b/>
+          <w:bCs/>
+          <w:color w:val="333333"/>
+          <w:sz w:val="26"/>
+          <w:szCs w:val="26"/>
+        </w:rPr>
+        <w:t xml:space="preserve"> </w:t>
+      </w:r>
+      <w:r>
+        <w:rPr>
+          <w:rFonts w:ascii="Times New Roman" w:eastAsia="Times New Roman" w:hAnsi="Times New Roman"/>
+          <w:color w:val="333333"/>
+          <w:sz w:val="26"/>
+          <w:szCs w:val="26"/>
+        </w:rPr>
+        <w:t xml:space="preserve"> </w:t>
+      </w:r>
+      <w:sdt>
+        <w:sdtPr>
+          <w:rPr>
+            <w:rFonts w:ascii="Times New Roman" w:eastAsia="Times New Roman" w:hAnsi="Times New Roman"/>
+            <w:color w:val="333333"/>
+            <w:sz w:val="26"/>
+            <w:szCs w:val="26"/>
+          </w:rPr>
+          <w:id w:val="-272011691"/>
+          <w:placeholder>
+            <w:docPart w:val="F1440F4F25214E82A9BD6CFA940882B3"/>
+          </w:placeholder>
+          <w:text/>
+        </w:sdtPr>
+        <w:sdtContent>
+          <w:r>
+            <w:rPr>
+              <w:rFonts w:ascii="Times New Roman" w:eastAsia="Times New Roman" w:hAnsi="Times New Roman"/>
+              <w:color w:val="333333"/>
+              <w:sz w:val="26"/>
+              <w:szCs w:val="26"/>
+            </w:rPr>
+            <w:t>&lt;Content Select=</w:t>
+          </w:r>
+          <w:proofErr w:type="gramStart"/>
+          <w:r>
+            <w:rPr>
+              <w:rFonts w:ascii="Times New Roman" w:eastAsia="Times New Roman" w:hAnsi="Times New Roman"/>
+              <w:color w:val="333333"/>
+              <w:sz w:val="26"/>
+              <w:szCs w:val="26"/>
+            </w:rPr>
+            <w:t>”./</w:t>
+          </w:r>
+          <w:proofErr w:type="spellStart"/>
+          <w:proofErr w:type="gramEnd"/>
+          <w:r>
+            <w:rPr>
+              <w:rFonts w:ascii="Times New Roman" w:eastAsia="Times New Roman" w:hAnsi="Times New Roman"/>
+              <w:color w:val="333333"/>
+              <w:sz w:val="26"/>
+              <w:szCs w:val="26"/>
+            </w:rPr>
+            <w:t>DonHang</w:t>
+          </w:r>
+          <w:proofErr w:type="spellEnd"/>
+          <w:r>
+            <w:rPr>
+              <w:rFonts w:ascii="Times New Roman" w:eastAsia="Times New Roman" w:hAnsi="Times New Roman"/>
+              <w:color w:val="333333"/>
+              <w:sz w:val="26"/>
+              <w:szCs w:val="26"/>
+            </w:rPr>
+            <w:t>/</w:t>
+          </w:r>
+          <w:proofErr w:type="spellStart"/>
+          <w:r>
+            <w:rPr>
+              <w:rFonts w:ascii="Times New Roman" w:eastAsia="Times New Roman" w:hAnsi="Times New Roman"/>
+              <w:color w:val="333333"/>
+              <w:sz w:val="26"/>
+              <w:szCs w:val="26"/>
+            </w:rPr>
+            <w:t>PhuongThucThanhToan</w:t>
+          </w:r>
+          <w:proofErr w:type="spellEnd"/>
+          <w:r>
+            <w:rPr>
+              <w:rFonts w:ascii="Times New Roman" w:eastAsia="Times New Roman" w:hAnsi="Times New Roman"/>
+              <w:color w:val="333333"/>
+              <w:sz w:val="26"/>
+              <w:szCs w:val="26"/>
+            </w:rPr>
+            <w:t>”</w:t>
+          </w:r>
+          <w:r>
+            <w:rPr>
+              <w:rFonts w:ascii="Times New Roman" w:eastAsia="Times New Roman" w:hAnsi="Times New Roman"/>
+              <w:color w:val="333333"/>
+              <w:sz w:val="26"/>
+              <w:szCs w:val="26"/>
+            </w:rPr>
+            <w:t xml:space="preserve"> </w:t>
+          </w:r>
+          <w:r>
+            <w:rPr>
+              <w:rFonts w:ascii="Times New Roman" w:eastAsia="Times New Roman" w:hAnsi="Times New Roman"/>
+              <w:color w:val="333333"/>
+              <w:sz w:val="26"/>
+              <w:szCs w:val="26"/>
+            </w:rPr>
+            <w:t>/&gt;</w:t>
+          </w:r>
+        </w:sdtContent>
+      </w:sdt>
     </w:p>
     <w:p>
       <w:pPr>
         <w:spacing w:before="100" w:beforeAutospacing="1" w:after="100" w:afterAutospacing="1" w:line="240" w:lineRule="auto"/>
         <w:rPr>
           <w:rFonts w:ascii="Times New Roman" w:eastAsia="Times New Roman" w:hAnsi="Times New Roman"/>
+          <w:b/>
+          <w:bCs/>
           <w:color w:val="333333"/>
           <w:sz w:val="26"/>
           <w:szCs w:val="26"/>
         </w:rPr>
       </w:pPr>
-      <w:r>
-        <w:rPr>
-          <w:rFonts w:ascii="Times New Roman" w:eastAsia="Times New Roman" w:hAnsi="Times New Roman"/>
-          <w:color w:val="333333"/>
-          <w:sz w:val="26"/>
-          <w:szCs w:val="26"/>
-        </w:rPr>
-        <w:t xml:space="preserve">- Thanh </w:t>
-      </w:r>
-      <w:proofErr w:type="spellStart"/>
-      <w:r>
-        <w:rPr>
-          <w:rFonts w:ascii="Times New Roman" w:eastAsia="Times New Roman" w:hAnsi="Times New Roman"/>
-          <w:color w:val="333333"/>
-          <w:sz w:val="26"/>
-          <w:szCs w:val="26"/>
-        </w:rPr>
-        <w:t>toán</w:t>
-      </w:r>
-      <w:proofErr w:type="spellEnd"/>
-      <w:r>
-        <w:rPr>
-          <w:rFonts w:ascii="Times New Roman" w:eastAsia="Times New Roman" w:hAnsi="Times New Roman"/>
-          <w:color w:val="333333"/>
-          <w:sz w:val="26"/>
-          <w:szCs w:val="26"/>
-        </w:rPr>
-        <w:t xml:space="preserve"> </w:t>
-      </w:r>
-      <w:proofErr w:type="spellStart"/>
-      <w:r>
-        <w:rPr>
-          <w:rFonts w:ascii="Times New Roman" w:eastAsia="Times New Roman" w:hAnsi="Times New Roman"/>
-          <w:color w:val="333333"/>
-          <w:sz w:val="26"/>
-          <w:szCs w:val="26"/>
-        </w:rPr>
-        <w:t>bằng</w:t>
-      </w:r>
-      <w:proofErr w:type="spellEnd"/>
-      <w:r>
-        <w:rPr>
-          <w:rFonts w:ascii="Times New Roman" w:eastAsia="Times New Roman" w:hAnsi="Times New Roman"/>
-          <w:color w:val="333333"/>
-          <w:sz w:val="26"/>
-          <w:szCs w:val="26"/>
-        </w:rPr>
-        <w:t xml:space="preserve"> </w:t>
-      </w:r>
-      <w:proofErr w:type="spellStart"/>
-      <w:r>
-        <w:rPr>
-          <w:rFonts w:ascii="Times New Roman" w:eastAsia="Times New Roman" w:hAnsi="Times New Roman"/>
-          <w:color w:val="333333"/>
-          <w:sz w:val="26"/>
-          <w:szCs w:val="26"/>
-        </w:rPr>
-        <w:t>tiền</w:t>
-      </w:r>
-      <w:proofErr w:type="spellEnd"/>
-      <w:r>
-        <w:rPr>
-          <w:rFonts w:ascii="Times New Roman" w:eastAsia="Times New Roman" w:hAnsi="Times New Roman"/>
-          <w:color w:val="333333"/>
-          <w:sz w:val="26"/>
-          <w:szCs w:val="26"/>
-        </w:rPr>
-        <w:t xml:space="preserve"> </w:t>
-      </w:r>
-      <w:proofErr w:type="spellStart"/>
-      <w:r>
-        <w:rPr>
-          <w:rFonts w:ascii="Times New Roman" w:eastAsia="Times New Roman" w:hAnsi="Times New Roman"/>
-          <w:color w:val="333333"/>
-          <w:sz w:val="26"/>
-          <w:szCs w:val="26"/>
-        </w:rPr>
-        <w:t>mặt</w:t>
-      </w:r>
-      <w:proofErr w:type="spellEnd"/>
-      <w:r>
-        <w:rPr>
-          <w:rFonts w:ascii="Times New Roman" w:eastAsia="Times New Roman" w:hAnsi="Times New Roman"/>
-          <w:color w:val="333333"/>
-          <w:sz w:val="26"/>
-          <w:szCs w:val="26"/>
-        </w:rPr>
-        <w:t xml:space="preserve"> </w:t>
-      </w:r>
-      <w:proofErr w:type="spellStart"/>
-      <w:r>
-        <w:rPr>
-          <w:rFonts w:ascii="Times New Roman" w:eastAsia="Times New Roman" w:hAnsi="Times New Roman"/>
-          <w:color w:val="333333"/>
-          <w:sz w:val="26"/>
-          <w:szCs w:val="26"/>
-        </w:rPr>
-        <w:t>hoặc</w:t>
-      </w:r>
-      <w:proofErr w:type="spellEnd"/>
-      <w:r>
-        <w:rPr>
-          <w:rFonts w:ascii="Times New Roman" w:eastAsia="Times New Roman" w:hAnsi="Times New Roman"/>
-          <w:color w:val="333333"/>
-          <w:sz w:val="26"/>
-          <w:szCs w:val="26"/>
-        </w:rPr>
-        <w:t xml:space="preserve"> </w:t>
-      </w:r>
-      <w:proofErr w:type="spellStart"/>
-      <w:r>
-        <w:rPr>
-          <w:rFonts w:ascii="Times New Roman" w:eastAsia="Times New Roman" w:hAnsi="Times New Roman"/>
-          <w:color w:val="333333"/>
-          <w:sz w:val="26"/>
-          <w:szCs w:val="26"/>
-        </w:rPr>
-        <w:t>chuyển</w:t>
-      </w:r>
-      <w:proofErr w:type="spellEnd"/>
-      <w:r>
-        <w:rPr>
-          <w:rFonts w:ascii="Times New Roman" w:eastAsia="Times New Roman" w:hAnsi="Times New Roman"/>
-          <w:color w:val="333333"/>
-          <w:sz w:val="26"/>
-          <w:szCs w:val="26"/>
-        </w:rPr>
-        <w:t xml:space="preserve"> </w:t>
-      </w:r>
-      <w:proofErr w:type="spellStart"/>
-      <w:r>
-        <w:rPr>
-          <w:rFonts w:ascii="Times New Roman" w:eastAsia="Times New Roman" w:hAnsi="Times New Roman"/>
-          <w:color w:val="333333"/>
-          <w:sz w:val="26"/>
-          <w:szCs w:val="26"/>
-        </w:rPr>
-        <w:t>khoản</w:t>
-      </w:r>
-      <w:proofErr w:type="spellEnd"/>
     </w:p>
     <w:p>
       <w:pPr>
         <w:spacing w:before="100" w:beforeAutospacing="1" w:after="100" w:afterAutospacing="1" w:line="240" w:lineRule="auto"/>
         <w:rPr>
           <w:rFonts w:ascii="Times New Roman" w:eastAsia="Times New Roman" w:hAnsi="Times New Roman"/>
+          <w:b/>
+          <w:bCs/>
           <w:color w:val="333333"/>
           <w:sz w:val="26"/>
           <w:szCs w:val="26"/>
         </w:rPr>
       </w:pPr>
-      <w:r>
-        <w:rPr>
-          <w:rFonts w:ascii="Times New Roman" w:eastAsia="Times New Roman" w:hAnsi="Times New Roman"/>
-          <w:color w:val="333333"/>
-          <w:sz w:val="26"/>
-          <w:szCs w:val="26"/>
-        </w:rPr>
-        <w:t xml:space="preserve">- Thanh </w:t>
-      </w:r>
       <w:proofErr w:type="spellStart"/>
       <w:r>
         <w:rPr>
           <w:rFonts w:ascii="Times New Roman" w:eastAsia="Times New Roman" w:hAnsi="Times New Roman"/>
-          <w:color w:val="333333"/>
-          <w:sz w:val="26"/>
-          <w:szCs w:val="26"/>
-        </w:rPr>
-        <w:t>toán</w:t>
+          <w:b/>
+          <w:bCs/>
+          <w:color w:val="333333"/>
+          <w:sz w:val="26"/>
+          <w:szCs w:val="26"/>
+        </w:rPr>
+        <w:t>Trả</w:t>
       </w:r>
       <w:proofErr w:type="spellEnd"/>
       <w:r>
         <w:rPr>
           <w:rFonts w:ascii="Times New Roman" w:eastAsia="Times New Roman" w:hAnsi="Times New Roman"/>
+          <w:b/>
+          <w:bCs/>
           <w:color w:val="333333"/>
           <w:sz w:val="26"/>
           <w:szCs w:val="26"/>
@@ -2659,9 +3755,12 @@
         <w:t xml:space="preserve"> </w:t>
       </w:r>
       <w:proofErr w:type="spellStart"/>
-      <w:r>
-        <w:rPr>
-          <w:rFonts w:ascii="Times New Roman" w:eastAsia="Times New Roman" w:hAnsi="Times New Roman"/>
+      <w:proofErr w:type="gramStart"/>
+      <w:r>
+        <w:rPr>
+          <w:rFonts w:ascii="Times New Roman" w:eastAsia="Times New Roman" w:hAnsi="Times New Roman"/>
+          <w:b/>
+          <w:bCs/>
           <w:color w:val="333333"/>
           <w:sz w:val="26"/>
           <w:szCs w:val="26"/>
@@ -2672,212 +3771,112 @@
       <w:r>
         <w:rPr>
           <w:rFonts w:ascii="Times New Roman" w:eastAsia="Times New Roman" w:hAnsi="Times New Roman"/>
-          <w:color w:val="333333"/>
-          <w:sz w:val="26"/>
-          <w:szCs w:val="26"/>
-        </w:rPr>
-        <w:t xml:space="preserve"> 50% </w:t>
-      </w:r>
-      <w:proofErr w:type="spellStart"/>
-      <w:r>
-        <w:rPr>
-          <w:rFonts w:ascii="Times New Roman" w:eastAsia="Times New Roman" w:hAnsi="Times New Roman"/>
-          <w:color w:val="333333"/>
-          <w:sz w:val="26"/>
-          <w:szCs w:val="26"/>
-        </w:rPr>
-        <w:t>giá</w:t>
-      </w:r>
-      <w:proofErr w:type="spellEnd"/>
-      <w:r>
-        <w:rPr>
-          <w:rFonts w:ascii="Times New Roman" w:eastAsia="Times New Roman" w:hAnsi="Times New Roman"/>
+          <w:b/>
+          <w:bCs/>
+          <w:color w:val="333333"/>
+          <w:sz w:val="26"/>
+          <w:szCs w:val="26"/>
+        </w:rPr>
+        <w:t xml:space="preserve"> :</w:t>
+      </w:r>
+      <w:proofErr w:type="gramEnd"/>
+      <w:r>
+        <w:rPr>
+          <w:rFonts w:ascii="Times New Roman" w:eastAsia="Times New Roman" w:hAnsi="Times New Roman"/>
+          <w:b/>
+          <w:bCs/>
           <w:color w:val="333333"/>
           <w:sz w:val="26"/>
           <w:szCs w:val="26"/>
         </w:rPr>
         <w:t xml:space="preserve"> </w:t>
       </w:r>
-      <w:proofErr w:type="spellStart"/>
-      <w:r>
-        <w:rPr>
-          <w:rFonts w:ascii="Times New Roman" w:eastAsia="Times New Roman" w:hAnsi="Times New Roman"/>
-          <w:color w:val="333333"/>
-          <w:sz w:val="26"/>
-          <w:szCs w:val="26"/>
-        </w:rPr>
-        <w:t>trị</w:t>
-      </w:r>
-      <w:proofErr w:type="spellEnd"/>
-      <w:r>
-        <w:rPr>
-          <w:rFonts w:ascii="Times New Roman" w:eastAsia="Times New Roman" w:hAnsi="Times New Roman"/>
-          <w:color w:val="333333"/>
-          <w:sz w:val="26"/>
-          <w:szCs w:val="26"/>
-        </w:rPr>
-        <w:t xml:space="preserve"> </w:t>
-      </w:r>
-      <w:proofErr w:type="spellStart"/>
-      <w:r>
-        <w:rPr>
-          <w:rFonts w:ascii="Times New Roman" w:eastAsia="Times New Roman" w:hAnsi="Times New Roman"/>
-          <w:color w:val="333333"/>
-          <w:sz w:val="26"/>
-          <w:szCs w:val="26"/>
-        </w:rPr>
-        <w:t>hợp</w:t>
-      </w:r>
-      <w:proofErr w:type="spellEnd"/>
-      <w:r>
-        <w:rPr>
-          <w:rFonts w:ascii="Times New Roman" w:eastAsia="Times New Roman" w:hAnsi="Times New Roman"/>
-          <w:color w:val="333333"/>
-          <w:sz w:val="26"/>
-          <w:szCs w:val="26"/>
-        </w:rPr>
-        <w:t xml:space="preserve"> </w:t>
-      </w:r>
-      <w:proofErr w:type="spellStart"/>
-      <w:r>
-        <w:rPr>
-          <w:rFonts w:ascii="Times New Roman" w:eastAsia="Times New Roman" w:hAnsi="Times New Roman"/>
-          <w:color w:val="333333"/>
-          <w:sz w:val="26"/>
-          <w:szCs w:val="26"/>
-        </w:rPr>
-        <w:t>đồng</w:t>
-      </w:r>
-      <w:proofErr w:type="spellEnd"/>
-      <w:r>
-        <w:rPr>
-          <w:rFonts w:ascii="Times New Roman" w:eastAsia="Times New Roman" w:hAnsi="Times New Roman"/>
-          <w:color w:val="333333"/>
-          <w:sz w:val="26"/>
-          <w:szCs w:val="26"/>
-        </w:rPr>
-        <w:t xml:space="preserve">, 50% </w:t>
-      </w:r>
-      <w:proofErr w:type="spellStart"/>
-      <w:r>
-        <w:rPr>
-          <w:rFonts w:ascii="Times New Roman" w:eastAsia="Times New Roman" w:hAnsi="Times New Roman"/>
-          <w:color w:val="333333"/>
-          <w:sz w:val="26"/>
-          <w:szCs w:val="26"/>
-        </w:rPr>
-        <w:t>còn</w:t>
-      </w:r>
-      <w:proofErr w:type="spellEnd"/>
-      <w:r>
-        <w:rPr>
-          <w:rFonts w:ascii="Times New Roman" w:eastAsia="Times New Roman" w:hAnsi="Times New Roman"/>
-          <w:color w:val="333333"/>
-          <w:sz w:val="26"/>
-          <w:szCs w:val="26"/>
-        </w:rPr>
-        <w:t xml:space="preserve"> </w:t>
-      </w:r>
-      <w:proofErr w:type="spellStart"/>
-      <w:r>
-        <w:rPr>
-          <w:rFonts w:ascii="Times New Roman" w:eastAsia="Times New Roman" w:hAnsi="Times New Roman"/>
-          <w:color w:val="333333"/>
-          <w:sz w:val="26"/>
-          <w:szCs w:val="26"/>
-        </w:rPr>
-        <w:t>lại</w:t>
-      </w:r>
-      <w:proofErr w:type="spellEnd"/>
-      <w:r>
-        <w:rPr>
-          <w:rFonts w:ascii="Times New Roman" w:eastAsia="Times New Roman" w:hAnsi="Times New Roman"/>
-          <w:color w:val="333333"/>
-          <w:sz w:val="26"/>
-          <w:szCs w:val="26"/>
-        </w:rPr>
-        <w:t xml:space="preserve"> </w:t>
-      </w:r>
-      <w:proofErr w:type="spellStart"/>
-      <w:r>
-        <w:rPr>
-          <w:rFonts w:ascii="Times New Roman" w:eastAsia="Times New Roman" w:hAnsi="Times New Roman"/>
-          <w:color w:val="333333"/>
-          <w:sz w:val="26"/>
-          <w:szCs w:val="26"/>
-        </w:rPr>
-        <w:t>thanh</w:t>
-      </w:r>
-      <w:proofErr w:type="spellEnd"/>
-      <w:r>
-        <w:rPr>
-          <w:rFonts w:ascii="Times New Roman" w:eastAsia="Times New Roman" w:hAnsi="Times New Roman"/>
-          <w:color w:val="333333"/>
-          <w:sz w:val="26"/>
-          <w:szCs w:val="26"/>
-        </w:rPr>
-        <w:t xml:space="preserve"> </w:t>
-      </w:r>
-      <w:proofErr w:type="spellStart"/>
-      <w:r>
-        <w:rPr>
-          <w:rFonts w:ascii="Times New Roman" w:eastAsia="Times New Roman" w:hAnsi="Times New Roman"/>
-          <w:color w:val="333333"/>
-          <w:sz w:val="26"/>
-          <w:szCs w:val="26"/>
-        </w:rPr>
-        <w:t>toán</w:t>
-      </w:r>
-      <w:proofErr w:type="spellEnd"/>
-      <w:r>
-        <w:rPr>
-          <w:rFonts w:ascii="Times New Roman" w:eastAsia="Times New Roman" w:hAnsi="Times New Roman"/>
-          <w:color w:val="333333"/>
-          <w:sz w:val="26"/>
-          <w:szCs w:val="26"/>
-        </w:rPr>
-        <w:t xml:space="preserve"> </w:t>
-      </w:r>
-      <w:proofErr w:type="spellStart"/>
-      <w:r>
-        <w:rPr>
-          <w:rFonts w:ascii="Times New Roman" w:eastAsia="Times New Roman" w:hAnsi="Times New Roman"/>
-          <w:color w:val="333333"/>
-          <w:sz w:val="26"/>
-          <w:szCs w:val="26"/>
-        </w:rPr>
-        <w:t>sau</w:t>
-      </w:r>
-      <w:proofErr w:type="spellEnd"/>
-      <w:r>
-        <w:rPr>
-          <w:rFonts w:ascii="Times New Roman" w:eastAsia="Times New Roman" w:hAnsi="Times New Roman"/>
-          <w:color w:val="333333"/>
-          <w:sz w:val="26"/>
-          <w:szCs w:val="26"/>
-        </w:rPr>
-        <w:t xml:space="preserve"> khi giao </w:t>
-      </w:r>
-      <w:proofErr w:type="spellStart"/>
-      <w:r>
-        <w:rPr>
-          <w:rFonts w:ascii="Times New Roman" w:eastAsia="Times New Roman" w:hAnsi="Times New Roman"/>
-          <w:color w:val="333333"/>
-          <w:sz w:val="26"/>
-          <w:szCs w:val="26"/>
-        </w:rPr>
-        <w:t>hàng</w:t>
-      </w:r>
-      <w:proofErr w:type="spellEnd"/>
-      <w:r>
-        <w:rPr>
-          <w:rFonts w:ascii="Times New Roman" w:eastAsia="Times New Roman" w:hAnsi="Times New Roman"/>
-          <w:color w:val="333333"/>
-          <w:sz w:val="26"/>
-          <w:szCs w:val="26"/>
-        </w:rPr>
-        <w:t>.</w:t>
-      </w:r>
+      <w:sdt>
+        <w:sdtPr>
+          <w:rPr>
+            <w:rFonts w:ascii="Times New Roman" w:eastAsia="Times New Roman" w:hAnsi="Times New Roman"/>
+            <w:color w:val="333333"/>
+            <w:sz w:val="26"/>
+            <w:szCs w:val="26"/>
+          </w:rPr>
+          <w:id w:val="-834987383"/>
+          <w:placeholder>
+            <w:docPart w:val="CB9BA343ECE54C488BCA4D886BAABB8A"/>
+          </w:placeholder>
+          <w:text/>
+        </w:sdtPr>
+        <w:sdtContent>
+          <w:r>
+            <w:rPr>
+              <w:rFonts w:ascii="Times New Roman" w:eastAsia="Times New Roman" w:hAnsi="Times New Roman"/>
+              <w:color w:val="333333"/>
+              <w:sz w:val="26"/>
+              <w:szCs w:val="26"/>
+            </w:rPr>
+            <w:t>&lt;Content Select=</w:t>
+          </w:r>
+          <w:proofErr w:type="gramStart"/>
+          <w:r>
+            <w:rPr>
+              <w:rFonts w:ascii="Times New Roman" w:eastAsia="Times New Roman" w:hAnsi="Times New Roman"/>
+              <w:color w:val="333333"/>
+              <w:sz w:val="26"/>
+              <w:szCs w:val="26"/>
+            </w:rPr>
+            <w:t>”./</w:t>
+          </w:r>
+          <w:proofErr w:type="spellStart"/>
+          <w:proofErr w:type="gramEnd"/>
+          <w:r>
+            <w:rPr>
+              <w:rFonts w:ascii="Times New Roman" w:eastAsia="Times New Roman" w:hAnsi="Times New Roman"/>
+              <w:color w:val="333333"/>
+              <w:sz w:val="26"/>
+              <w:szCs w:val="26"/>
+            </w:rPr>
+            <w:t>DonHang</w:t>
+          </w:r>
+          <w:proofErr w:type="spellEnd"/>
+          <w:r>
+            <w:rPr>
+              <w:rFonts w:ascii="Times New Roman" w:eastAsia="Times New Roman" w:hAnsi="Times New Roman"/>
+              <w:color w:val="333333"/>
+              <w:sz w:val="26"/>
+              <w:szCs w:val="26"/>
+            </w:rPr>
+            <w:t>/</w:t>
+          </w:r>
+          <w:proofErr w:type="spellStart"/>
+          <w:r>
+            <w:rPr>
+              <w:rFonts w:ascii="Times New Roman" w:eastAsia="Times New Roman" w:hAnsi="Times New Roman"/>
+              <w:color w:val="333333"/>
+              <w:sz w:val="26"/>
+              <w:szCs w:val="26"/>
+            </w:rPr>
+            <w:t>ThucThuDonHang</w:t>
+          </w:r>
+          <w:proofErr w:type="spellEnd"/>
+          <w:r>
+            <w:rPr>
+              <w:rFonts w:ascii="Times New Roman" w:eastAsia="Times New Roman" w:hAnsi="Times New Roman"/>
+              <w:color w:val="333333"/>
+              <w:sz w:val="26"/>
+              <w:szCs w:val="26"/>
+            </w:rPr>
+            <w:t>”</w:t>
+          </w:r>
+          <w:r>
+            <w:rPr>
+              <w:rFonts w:ascii="Times New Roman" w:eastAsia="Times New Roman" w:hAnsi="Times New Roman"/>
+              <w:color w:val="333333"/>
+              <w:sz w:val="26"/>
+              <w:szCs w:val="26"/>
+            </w:rPr>
+            <w:t xml:space="preserve"> /&gt;</w:t>
+          </w:r>
+        </w:sdtContent>
+      </w:sdt>
     </w:p>
     <w:tbl>
       <w:tblPr>
@@ -2886,8 +3885,8 @@
         <w:tblLook w:val="04A0" w:firstRow="1" w:lastRow="0" w:firstColumn="1" w:lastColumn="0" w:noHBand="0" w:noVBand="1"/>
       </w:tblPr>
       <w:tblGrid>
-        <w:gridCol w:w="4586"/>
-        <w:gridCol w:w="4711"/>
+        <w:gridCol w:w="4585"/>
+        <w:gridCol w:w="4712"/>
       </w:tblGrid>
       <w:tr>
         <w:trPr>
@@ -2966,8 +3965,8 @@
                 <w:rPr>
                   <w:rFonts w:ascii="Times New Roman" w:eastAsia="Times New Roman" w:hAnsi="Times New Roman"/>
                   <w:color w:val="333333"/>
-                  <w:sz w:val="24"/>
-                  <w:szCs w:val="24"/>
+                  <w:sz w:val="26"/>
+                  <w:szCs w:val="26"/>
                 </w:rPr>
                 <w:id w:val="-2107100261"/>
                 <w:placeholder>
@@ -2980,8 +3979,8 @@
                   <w:rPr>
                     <w:rFonts w:ascii="Times New Roman" w:eastAsia="Times New Roman" w:hAnsi="Times New Roman"/>
                     <w:color w:val="333333"/>
-                    <w:sz w:val="24"/>
-                    <w:szCs w:val="24"/>
+                    <w:sz w:val="26"/>
+                    <w:szCs w:val="26"/>
                   </w:rPr>
                   <w:t>&lt;Content Select=</w:t>
                 </w:r>
@@ -2990,8 +3989,8 @@
                   <w:rPr>
                     <w:rFonts w:ascii="Times New Roman" w:eastAsia="Times New Roman" w:hAnsi="Times New Roman"/>
                     <w:color w:val="333333"/>
-                    <w:sz w:val="24"/>
-                    <w:szCs w:val="24"/>
+                    <w:sz w:val="26"/>
+                    <w:szCs w:val="26"/>
                   </w:rPr>
                   <w:t>”./</w:t>
                 </w:r>
@@ -3000,19 +3999,10 @@
                   <w:rPr>
                     <w:rFonts w:ascii="Times New Roman" w:eastAsia="Times New Roman" w:hAnsi="Times New Roman"/>
                     <w:color w:val="333333"/>
-                    <w:sz w:val="24"/>
-                    <w:szCs w:val="24"/>
+                    <w:sz w:val="26"/>
+                    <w:szCs w:val="26"/>
                   </w:rPr>
-                  <w:t>Ngay</w:t>
-                </w:r>
-                <w:r>
-                  <w:rPr>
-                    <w:rFonts w:ascii="Times New Roman" w:eastAsia="Times New Roman" w:hAnsi="Times New Roman"/>
-                    <w:color w:val="333333"/>
-                    <w:sz w:val="24"/>
-                    <w:szCs w:val="24"/>
-                  </w:rPr>
-                  <w:t>” /&gt;</w:t>
+                  <w:t>Ngay” /&gt;</w:t>
                 </w:r>
               </w:sdtContent>
             </w:sdt>
@@ -3053,8 +4043,8 @@
                 <w:rPr>
                   <w:rFonts w:ascii="Times New Roman" w:eastAsia="Times New Roman" w:hAnsi="Times New Roman"/>
                   <w:color w:val="333333"/>
-                  <w:sz w:val="24"/>
-                  <w:szCs w:val="24"/>
+                  <w:sz w:val="26"/>
+                  <w:szCs w:val="26"/>
                 </w:rPr>
                 <w:id w:val="-778026672"/>
                 <w:placeholder>
@@ -3067,28 +4057,30 @@
                   <w:rPr>
                     <w:rFonts w:ascii="Times New Roman" w:eastAsia="Times New Roman" w:hAnsi="Times New Roman"/>
                     <w:color w:val="333333"/>
-                    <w:sz w:val="24"/>
-                    <w:szCs w:val="24"/>
+                    <w:sz w:val="26"/>
+                    <w:szCs w:val="26"/>
                   </w:rPr>
-                  <w:t>&lt;Content Select=”./</w:t>
+                  <w:t>&lt;Content Select=</w:t>
                 </w:r>
+                <w:proofErr w:type="gramStart"/>
                 <w:r>
                   <w:rPr>
                     <w:rFonts w:ascii="Times New Roman" w:eastAsia="Times New Roman" w:hAnsi="Times New Roman"/>
                     <w:color w:val="333333"/>
-                    <w:sz w:val="24"/>
-                    <w:szCs w:val="24"/>
+                    <w:sz w:val="26"/>
+                    <w:szCs w:val="26"/>
                   </w:rPr>
-                  <w:t>Thang</w:t>
+                  <w:t>”./</w:t>
                 </w:r>
+                <w:proofErr w:type="gramEnd"/>
                 <w:r>
                   <w:rPr>
                     <w:rFonts w:ascii="Times New Roman" w:eastAsia="Times New Roman" w:hAnsi="Times New Roman"/>
                     <w:color w:val="333333"/>
-                    <w:sz w:val="24"/>
-                    <w:szCs w:val="24"/>
+                    <w:sz w:val="26"/>
+                    <w:szCs w:val="26"/>
                   </w:rPr>
-                  <w:t>” /&gt;</w:t>
+                  <w:t>Thang” /&gt;</w:t>
                 </w:r>
               </w:sdtContent>
             </w:sdt>
@@ -3129,8 +4121,8 @@
                 <w:rPr>
                   <w:rFonts w:ascii="Times New Roman" w:eastAsia="Times New Roman" w:hAnsi="Times New Roman"/>
                   <w:color w:val="333333"/>
-                  <w:sz w:val="24"/>
-                  <w:szCs w:val="24"/>
+                  <w:sz w:val="26"/>
+                  <w:szCs w:val="26"/>
                 </w:rPr>
                 <w:id w:val="-877459583"/>
                 <w:placeholder>
@@ -3143,28 +4135,30 @@
                   <w:rPr>
                     <w:rFonts w:ascii="Times New Roman" w:eastAsia="Times New Roman" w:hAnsi="Times New Roman"/>
                     <w:color w:val="333333"/>
-                    <w:sz w:val="24"/>
-                    <w:szCs w:val="24"/>
+                    <w:sz w:val="26"/>
+                    <w:szCs w:val="26"/>
                   </w:rPr>
-                  <w:t>&lt;Content Select=”./</w:t>
+                  <w:t>&lt;Content Select=</w:t>
                 </w:r>
+                <w:proofErr w:type="gramStart"/>
                 <w:r>
                   <w:rPr>
                     <w:rFonts w:ascii="Times New Roman" w:eastAsia="Times New Roman" w:hAnsi="Times New Roman"/>
                     <w:color w:val="333333"/>
-                    <w:sz w:val="24"/>
-                    <w:szCs w:val="24"/>
+                    <w:sz w:val="26"/>
+                    <w:szCs w:val="26"/>
                   </w:rPr>
-                  <w:t>Nam</w:t>
+                  <w:t>”./</w:t>
                 </w:r>
+                <w:proofErr w:type="gramEnd"/>
                 <w:r>
                   <w:rPr>
                     <w:rFonts w:ascii="Times New Roman" w:eastAsia="Times New Roman" w:hAnsi="Times New Roman"/>
                     <w:color w:val="333333"/>
-                    <w:sz w:val="24"/>
-                    <w:szCs w:val="24"/>
+                    <w:sz w:val="26"/>
+                    <w:szCs w:val="26"/>
                   </w:rPr>
-                  <w:t>” /&gt;</w:t>
+                  <w:t>Nam” /&gt;</w:t>
                 </w:r>
               </w:sdtContent>
             </w:sdt>
@@ -3219,6 +4213,8 @@
       <w:pPr>
         <w:rPr>
           <w:rFonts w:ascii="Times New Roman" w:hAnsi="Times New Roman"/>
+          <w:sz w:val="26"/>
+          <w:szCs w:val="26"/>
         </w:rPr>
       </w:pPr>
     </w:p>
@@ -3876,6 +4872,7 @@
   <w:style w:type="character" w:default="1" w:styleId="DefaultParagraphFont">
     <w:name w:val="Default Paragraph Font"/>
     <w:uiPriority w:val="1"/>
+    <w:semiHidden/>
     <w:unhideWhenUsed/>
   </w:style>
   <w:style w:type="table" w:default="1" w:styleId="TableNormal">
@@ -4422,209 +5419,6 @@
     </w:docPart>
     <w:docPart>
       <w:docPartPr>
-        <w:name w:val="6F2560A40E6E4E60A59A9490D54738A1"/>
-        <w:category>
-          <w:name w:val="General"/>
-          <w:gallery w:val="placeholder"/>
-        </w:category>
-        <w:types>
-          <w:type w:val="bbPlcHdr"/>
-        </w:types>
-        <w:behaviors>
-          <w:behavior w:val="content"/>
-        </w:behaviors>
-        <w:guid w:val="{E60090D7-73D2-4EA6-82AE-7F2A40EB4D6F}"/>
-      </w:docPartPr>
-      <w:docPartBody>
-        <w:p>
-          <w:pPr>
-            <w:pStyle w:val="6F2560A40E6E4E60A59A9490D54738A1"/>
-          </w:pPr>
-          <w:r>
-            <w:rPr>
-              <w:rStyle w:val="PlaceholderText"/>
-            </w:rPr>
-            <w:t>Click or tap here to enter text.</w:t>
-          </w:r>
-        </w:p>
-      </w:docPartBody>
-    </w:docPart>
-    <w:docPart>
-      <w:docPartPr>
-        <w:name w:val="EFF12F61F0C146CAA67BC2F059490599"/>
-        <w:category>
-          <w:name w:val="General"/>
-          <w:gallery w:val="placeholder"/>
-        </w:category>
-        <w:types>
-          <w:type w:val="bbPlcHdr"/>
-        </w:types>
-        <w:behaviors>
-          <w:behavior w:val="content"/>
-        </w:behaviors>
-        <w:guid w:val="{2481FFEC-BE2A-4BB9-A799-6B892495F333}"/>
-      </w:docPartPr>
-      <w:docPartBody>
-        <w:p>
-          <w:pPr>
-            <w:pStyle w:val="EFF12F61F0C146CAA67BC2F059490599"/>
-          </w:pPr>
-          <w:r>
-            <w:rPr>
-              <w:rStyle w:val="PlaceholderText"/>
-            </w:rPr>
-            <w:t>Click or tap here to enter text.</w:t>
-          </w:r>
-        </w:p>
-      </w:docPartBody>
-    </w:docPart>
-    <w:docPart>
-      <w:docPartPr>
-        <w:name w:val="E74CA74E0D714CD9B059269B8F8B6415"/>
-        <w:category>
-          <w:name w:val="General"/>
-          <w:gallery w:val="placeholder"/>
-        </w:category>
-        <w:types>
-          <w:type w:val="bbPlcHdr"/>
-        </w:types>
-        <w:behaviors>
-          <w:behavior w:val="content"/>
-        </w:behaviors>
-        <w:guid w:val="{81CF6B16-A544-4BD8-8C0C-9FA9EBF0D100}"/>
-      </w:docPartPr>
-      <w:docPartBody>
-        <w:p>
-          <w:pPr>
-            <w:pStyle w:val="E74CA74E0D714CD9B059269B8F8B6415"/>
-          </w:pPr>
-          <w:r>
-            <w:rPr>
-              <w:rStyle w:val="PlaceholderText"/>
-            </w:rPr>
-            <w:t>Click or tap here to enter text.</w:t>
-          </w:r>
-        </w:p>
-      </w:docPartBody>
-    </w:docPart>
-    <w:docPart>
-      <w:docPartPr>
-        <w:name w:val="22A8FD3A85A148BC9CCAA219FD1EF7C3"/>
-        <w:category>
-          <w:name w:val="General"/>
-          <w:gallery w:val="placeholder"/>
-        </w:category>
-        <w:types>
-          <w:type w:val="bbPlcHdr"/>
-        </w:types>
-        <w:behaviors>
-          <w:behavior w:val="content"/>
-        </w:behaviors>
-        <w:guid w:val="{C4EB2311-0070-40EF-B436-7F485393C374}"/>
-      </w:docPartPr>
-      <w:docPartBody>
-        <w:p>
-          <w:pPr>
-            <w:pStyle w:val="22A8FD3A85A148BC9CCAA219FD1EF7C3"/>
-          </w:pPr>
-          <w:r>
-            <w:rPr>
-              <w:rStyle w:val="PlaceholderText"/>
-            </w:rPr>
-            <w:t>Click or tap here to enter text.</w:t>
-          </w:r>
-        </w:p>
-      </w:docPartBody>
-    </w:docPart>
-    <w:docPart>
-      <w:docPartPr>
-        <w:name w:val="FA598E40317E499DA7991979AC791BE8"/>
-        <w:category>
-          <w:name w:val="General"/>
-          <w:gallery w:val="placeholder"/>
-        </w:category>
-        <w:types>
-          <w:type w:val="bbPlcHdr"/>
-        </w:types>
-        <w:behaviors>
-          <w:behavior w:val="content"/>
-        </w:behaviors>
-        <w:guid w:val="{E77E1104-0F43-4422-BB3F-C3AB9F72AF52}"/>
-      </w:docPartPr>
-      <w:docPartBody>
-        <w:p>
-          <w:pPr>
-            <w:pStyle w:val="FA598E40317E499DA7991979AC791BE8"/>
-          </w:pPr>
-          <w:r>
-            <w:rPr>
-              <w:rStyle w:val="PlaceholderText"/>
-            </w:rPr>
-            <w:t>Click or tap here to enter text.</w:t>
-          </w:r>
-        </w:p>
-      </w:docPartBody>
-    </w:docPart>
-    <w:docPart>
-      <w:docPartPr>
-        <w:name w:val="CFFCA5C778734B85B0694AA5B0721CFF"/>
-        <w:category>
-          <w:name w:val="General"/>
-          <w:gallery w:val="placeholder"/>
-        </w:category>
-        <w:types>
-          <w:type w:val="bbPlcHdr"/>
-        </w:types>
-        <w:behaviors>
-          <w:behavior w:val="content"/>
-        </w:behaviors>
-        <w:guid w:val="{279FAB49-B263-4C6F-9430-B187DF6F68D8}"/>
-      </w:docPartPr>
-      <w:docPartBody>
-        <w:p>
-          <w:pPr>
-            <w:pStyle w:val="CFFCA5C778734B85B0694AA5B0721CFF"/>
-          </w:pPr>
-          <w:r>
-            <w:rPr>
-              <w:rStyle w:val="PlaceholderText"/>
-            </w:rPr>
-            <w:t>Click or tap here to enter text.</w:t>
-          </w:r>
-        </w:p>
-      </w:docPartBody>
-    </w:docPart>
-    <w:docPart>
-      <w:docPartPr>
-        <w:name w:val="8603DCC8EE5B4F079ECDA798D5B1580F"/>
-        <w:category>
-          <w:name w:val="General"/>
-          <w:gallery w:val="placeholder"/>
-        </w:category>
-        <w:types>
-          <w:type w:val="bbPlcHdr"/>
-        </w:types>
-        <w:behaviors>
-          <w:behavior w:val="content"/>
-        </w:behaviors>
-        <w:guid w:val="{2FB8E057-B411-47C2-B0A7-44859ECE6AC0}"/>
-      </w:docPartPr>
-      <w:docPartBody>
-        <w:p>
-          <w:pPr>
-            <w:pStyle w:val="8603DCC8EE5B4F079ECDA798D5B1580F"/>
-          </w:pPr>
-          <w:r>
-            <w:rPr>
-              <w:rStyle w:val="PlaceholderText"/>
-            </w:rPr>
-            <w:t>Click or tap here to enter text.</w:t>
-          </w:r>
-        </w:p>
-      </w:docPartBody>
-    </w:docPart>
-    <w:docPart>
-      <w:docPartPr>
         <w:name w:val="8C92A310C5DF4AE1BCCBBDA40F1E110F"/>
         <w:category>
           <w:name w:val="General"/>
@@ -4700,6 +5494,499 @@
         <w:p>
           <w:pPr>
             <w:pStyle w:val="185019840C7A48A39A4E52A8D07D585A"/>
+          </w:pPr>
+          <w:r>
+            <w:rPr>
+              <w:rStyle w:val="PlaceholderText"/>
+            </w:rPr>
+            <w:t>Click or tap here to enter text.</w:t>
+          </w:r>
+        </w:p>
+      </w:docPartBody>
+    </w:docPart>
+    <w:docPart>
+      <w:docPartPr>
+        <w:name w:val="B52ACA5CFEFD4C40AEC605F0B066C3BF"/>
+        <w:category>
+          <w:name w:val="General"/>
+          <w:gallery w:val="placeholder"/>
+        </w:category>
+        <w:types>
+          <w:type w:val="bbPlcHdr"/>
+        </w:types>
+        <w:behaviors>
+          <w:behavior w:val="content"/>
+        </w:behaviors>
+        <w:guid w:val="{10882375-D409-4214-B98F-B53CBC03E619}"/>
+      </w:docPartPr>
+      <w:docPartBody>
+        <w:p>
+          <w:pPr>
+            <w:pStyle w:val="B52ACA5CFEFD4C40AEC605F0B066C3BF"/>
+          </w:pPr>
+          <w:r>
+            <w:rPr>
+              <w:rStyle w:val="PlaceholderText"/>
+            </w:rPr>
+            <w:t>Click or tap here to enter text.</w:t>
+          </w:r>
+        </w:p>
+      </w:docPartBody>
+    </w:docPart>
+    <w:docPart>
+      <w:docPartPr>
+        <w:name w:val="4E131EACA8C7481CB5E29F263A1EA696"/>
+        <w:category>
+          <w:name w:val="General"/>
+          <w:gallery w:val="placeholder"/>
+        </w:category>
+        <w:types>
+          <w:type w:val="bbPlcHdr"/>
+        </w:types>
+        <w:behaviors>
+          <w:behavior w:val="content"/>
+        </w:behaviors>
+        <w:guid w:val="{7D91095A-37D7-4087-AD92-4773CFD7CEB1}"/>
+      </w:docPartPr>
+      <w:docPartBody>
+        <w:p>
+          <w:pPr>
+            <w:pStyle w:val="4E131EACA8C7481CB5E29F263A1EA696"/>
+          </w:pPr>
+          <w:r>
+            <w:rPr>
+              <w:rStyle w:val="PlaceholderText"/>
+            </w:rPr>
+            <w:t>Click or tap here to enter text.</w:t>
+          </w:r>
+        </w:p>
+      </w:docPartBody>
+    </w:docPart>
+    <w:docPart>
+      <w:docPartPr>
+        <w:name w:val="DC3A6B2E05AA43B6B9C8E858C6CB503E"/>
+        <w:category>
+          <w:name w:val="General"/>
+          <w:gallery w:val="placeholder"/>
+        </w:category>
+        <w:types>
+          <w:type w:val="bbPlcHdr"/>
+        </w:types>
+        <w:behaviors>
+          <w:behavior w:val="content"/>
+        </w:behaviors>
+        <w:guid w:val="{37BE78C4-C63E-456E-8631-9A50DFA47D8D}"/>
+      </w:docPartPr>
+      <w:docPartBody>
+        <w:p>
+          <w:pPr>
+            <w:pStyle w:val="DC3A6B2E05AA43B6B9C8E858C6CB503E"/>
+          </w:pPr>
+          <w:r>
+            <w:rPr>
+              <w:rStyle w:val="PlaceholderText"/>
+            </w:rPr>
+            <w:t>Click or tap here to enter text.</w:t>
+          </w:r>
+        </w:p>
+      </w:docPartBody>
+    </w:docPart>
+    <w:docPart>
+      <w:docPartPr>
+        <w:name w:val="C27BF31BF1C9421DACE146B49A4BAD69"/>
+        <w:category>
+          <w:name w:val="General"/>
+          <w:gallery w:val="placeholder"/>
+        </w:category>
+        <w:types>
+          <w:type w:val="bbPlcHdr"/>
+        </w:types>
+        <w:behaviors>
+          <w:behavior w:val="content"/>
+        </w:behaviors>
+        <w:guid w:val="{CF7A5EB7-69E4-4402-8ED4-2FCE1535DB48}"/>
+      </w:docPartPr>
+      <w:docPartBody>
+        <w:p>
+          <w:pPr>
+            <w:pStyle w:val="C27BF31BF1C9421DACE146B49A4BAD69"/>
+          </w:pPr>
+          <w:r>
+            <w:rPr>
+              <w:rStyle w:val="PlaceholderText"/>
+            </w:rPr>
+            <w:t>Click or tap here to enter text.</w:t>
+          </w:r>
+        </w:p>
+      </w:docPartBody>
+    </w:docPart>
+    <w:docPart>
+      <w:docPartPr>
+        <w:name w:val="9A86A87F14DE46D08D860C0FDC23F5B4"/>
+        <w:category>
+          <w:name w:val="General"/>
+          <w:gallery w:val="placeholder"/>
+        </w:category>
+        <w:types>
+          <w:type w:val="bbPlcHdr"/>
+        </w:types>
+        <w:behaviors>
+          <w:behavior w:val="content"/>
+        </w:behaviors>
+        <w:guid w:val="{FD10B8AD-CE1A-4313-B3ED-1C4CA63C9F80}"/>
+      </w:docPartPr>
+      <w:docPartBody>
+        <w:p>
+          <w:pPr>
+            <w:pStyle w:val="9A86A87F14DE46D08D860C0FDC23F5B4"/>
+          </w:pPr>
+          <w:r>
+            <w:rPr>
+              <w:rStyle w:val="PlaceholderText"/>
+            </w:rPr>
+            <w:t>Click or tap here to enter text.</w:t>
+          </w:r>
+        </w:p>
+      </w:docPartBody>
+    </w:docPart>
+    <w:docPart>
+      <w:docPartPr>
+        <w:name w:val="489CE4E4C9924A899DC7D833CBFA77DC"/>
+        <w:category>
+          <w:name w:val="General"/>
+          <w:gallery w:val="placeholder"/>
+        </w:category>
+        <w:types>
+          <w:type w:val="bbPlcHdr"/>
+        </w:types>
+        <w:behaviors>
+          <w:behavior w:val="content"/>
+        </w:behaviors>
+        <w:guid w:val="{E21F3B79-C854-4198-8553-B2AA18BE0002}"/>
+      </w:docPartPr>
+      <w:docPartBody>
+        <w:p>
+          <w:pPr>
+            <w:pStyle w:val="489CE4E4C9924A899DC7D833CBFA77DC"/>
+          </w:pPr>
+          <w:r>
+            <w:rPr>
+              <w:rStyle w:val="PlaceholderText"/>
+            </w:rPr>
+            <w:t>Click or tap here to enter text.</w:t>
+          </w:r>
+        </w:p>
+      </w:docPartBody>
+    </w:docPart>
+    <w:docPart>
+      <w:docPartPr>
+        <w:name w:val="11A14CB9984246A4AA6642A1CABA7CE0"/>
+        <w:category>
+          <w:name w:val="General"/>
+          <w:gallery w:val="placeholder"/>
+        </w:category>
+        <w:types>
+          <w:type w:val="bbPlcHdr"/>
+        </w:types>
+        <w:behaviors>
+          <w:behavior w:val="content"/>
+        </w:behaviors>
+        <w:guid w:val="{2746A897-B1B7-4D8E-8D65-FE88D8E8A40F}"/>
+      </w:docPartPr>
+      <w:docPartBody>
+        <w:p>
+          <w:pPr>
+            <w:pStyle w:val="11A14CB9984246A4AA6642A1CABA7CE0"/>
+          </w:pPr>
+          <w:r>
+            <w:rPr>
+              <w:rStyle w:val="PlaceholderText"/>
+            </w:rPr>
+            <w:t>Click or tap here to enter text.</w:t>
+          </w:r>
+        </w:p>
+      </w:docPartBody>
+    </w:docPart>
+    <w:docPart>
+      <w:docPartPr>
+        <w:name w:val="27D3CFD8FD104D13B3F41C5FBDA70047"/>
+        <w:category>
+          <w:name w:val="General"/>
+          <w:gallery w:val="placeholder"/>
+        </w:category>
+        <w:types>
+          <w:type w:val="bbPlcHdr"/>
+        </w:types>
+        <w:behaviors>
+          <w:behavior w:val="content"/>
+        </w:behaviors>
+        <w:guid w:val="{95887BFF-34A3-493A-8D18-CE3211D34CC0}"/>
+      </w:docPartPr>
+      <w:docPartBody>
+        <w:p>
+          <w:pPr>
+            <w:pStyle w:val="27D3CFD8FD104D13B3F41C5FBDA70047"/>
+          </w:pPr>
+          <w:r>
+            <w:rPr>
+              <w:rStyle w:val="PlaceholderText"/>
+            </w:rPr>
+            <w:t>Click or tap here to enter text.</w:t>
+          </w:r>
+        </w:p>
+      </w:docPartBody>
+    </w:docPart>
+    <w:docPart>
+      <w:docPartPr>
+        <w:name w:val="77B31E9A5D314BA49F265773A186113A"/>
+        <w:category>
+          <w:name w:val="General"/>
+          <w:gallery w:val="placeholder"/>
+        </w:category>
+        <w:types>
+          <w:type w:val="bbPlcHdr"/>
+        </w:types>
+        <w:behaviors>
+          <w:behavior w:val="content"/>
+        </w:behaviors>
+        <w:guid w:val="{84603018-462F-4377-8BA7-822574F26DFE}"/>
+      </w:docPartPr>
+      <w:docPartBody>
+        <w:p>
+          <w:pPr>
+            <w:pStyle w:val="77B31E9A5D314BA49F265773A186113A"/>
+          </w:pPr>
+          <w:r>
+            <w:rPr>
+              <w:rStyle w:val="PlaceholderText"/>
+            </w:rPr>
+            <w:t>Click or tap here to enter text.</w:t>
+          </w:r>
+        </w:p>
+      </w:docPartBody>
+    </w:docPart>
+    <w:docPart>
+      <w:docPartPr>
+        <w:name w:val="35AC56DA518E49BFAB38B979106A25DD"/>
+        <w:category>
+          <w:name w:val="General"/>
+          <w:gallery w:val="placeholder"/>
+        </w:category>
+        <w:types>
+          <w:type w:val="bbPlcHdr"/>
+        </w:types>
+        <w:behaviors>
+          <w:behavior w:val="content"/>
+        </w:behaviors>
+        <w:guid w:val="{039E4E6D-7B22-4394-83E0-EDA71030BEC3}"/>
+      </w:docPartPr>
+      <w:docPartBody>
+        <w:p>
+          <w:pPr>
+            <w:pStyle w:val="35AC56DA518E49BFAB38B979106A25DD"/>
+          </w:pPr>
+          <w:r>
+            <w:rPr>
+              <w:rStyle w:val="PlaceholderText"/>
+            </w:rPr>
+            <w:t>Click or tap here to enter text.</w:t>
+          </w:r>
+        </w:p>
+      </w:docPartBody>
+    </w:docPart>
+    <w:docPart>
+      <w:docPartPr>
+        <w:name w:val="B53B6B290AFD4D02BA3F4CF299776D1C"/>
+        <w:category>
+          <w:name w:val="General"/>
+          <w:gallery w:val="placeholder"/>
+        </w:category>
+        <w:types>
+          <w:type w:val="bbPlcHdr"/>
+        </w:types>
+        <w:behaviors>
+          <w:behavior w:val="content"/>
+        </w:behaviors>
+        <w:guid w:val="{392BAF09-8620-437E-BFDA-F4A6F420B6FE}"/>
+      </w:docPartPr>
+      <w:docPartBody>
+        <w:p>
+          <w:pPr>
+            <w:pStyle w:val="B53B6B290AFD4D02BA3F4CF299776D1C"/>
+          </w:pPr>
+          <w:r>
+            <w:rPr>
+              <w:rStyle w:val="PlaceholderText"/>
+            </w:rPr>
+            <w:t>Click or tap here to enter text.</w:t>
+          </w:r>
+        </w:p>
+      </w:docPartBody>
+    </w:docPart>
+    <w:docPart>
+      <w:docPartPr>
+        <w:name w:val="DE7FABB6AA22437B87D0D8032E3772CF"/>
+        <w:category>
+          <w:name w:val="General"/>
+          <w:gallery w:val="placeholder"/>
+        </w:category>
+        <w:types>
+          <w:type w:val="bbPlcHdr"/>
+        </w:types>
+        <w:behaviors>
+          <w:behavior w:val="content"/>
+        </w:behaviors>
+        <w:guid w:val="{5D60F340-6AF4-4DE5-A30E-B85FFAC9516E}"/>
+      </w:docPartPr>
+      <w:docPartBody>
+        <w:p>
+          <w:pPr>
+            <w:pStyle w:val="DE7FABB6AA22437B87D0D8032E3772CF"/>
+          </w:pPr>
+          <w:r>
+            <w:rPr>
+              <w:rStyle w:val="PlaceholderText"/>
+            </w:rPr>
+            <w:t>Click or tap here to enter text.</w:t>
+          </w:r>
+        </w:p>
+      </w:docPartBody>
+    </w:docPart>
+    <w:docPart>
+      <w:docPartPr>
+        <w:name w:val="062D7D94A1EE467F860869781400F250"/>
+        <w:category>
+          <w:name w:val="General"/>
+          <w:gallery w:val="placeholder"/>
+        </w:category>
+        <w:types>
+          <w:type w:val="bbPlcHdr"/>
+        </w:types>
+        <w:behaviors>
+          <w:behavior w:val="content"/>
+        </w:behaviors>
+        <w:guid w:val="{03D6D789-682A-4CF1-8DB4-170CBA84E5C3}"/>
+      </w:docPartPr>
+      <w:docPartBody>
+        <w:p>
+          <w:pPr>
+            <w:pStyle w:val="062D7D94A1EE467F860869781400F250"/>
+          </w:pPr>
+          <w:r>
+            <w:rPr>
+              <w:rStyle w:val="PlaceholderText"/>
+            </w:rPr>
+            <w:t>Click or tap here to enter text.</w:t>
+          </w:r>
+        </w:p>
+      </w:docPartBody>
+    </w:docPart>
+    <w:docPart>
+      <w:docPartPr>
+        <w:name w:val="A6321E79E44B4EFB92A76A2AB536EF7E"/>
+        <w:category>
+          <w:name w:val="General"/>
+          <w:gallery w:val="placeholder"/>
+        </w:category>
+        <w:types>
+          <w:type w:val="bbPlcHdr"/>
+        </w:types>
+        <w:behaviors>
+          <w:behavior w:val="content"/>
+        </w:behaviors>
+        <w:guid w:val="{C0C1998E-23A3-440B-BFF7-47C15689D4EF}"/>
+      </w:docPartPr>
+      <w:docPartBody>
+        <w:p>
+          <w:pPr>
+            <w:pStyle w:val="A6321E79E44B4EFB92A76A2AB536EF7E"/>
+          </w:pPr>
+          <w:r>
+            <w:rPr>
+              <w:rStyle w:val="PlaceholderText"/>
+            </w:rPr>
+            <w:t>Click or tap here to enter text.</w:t>
+          </w:r>
+        </w:p>
+      </w:docPartBody>
+    </w:docPart>
+    <w:docPart>
+      <w:docPartPr>
+        <w:name w:val="9B1D0449700A4CF5ABD9EF34F29D4442"/>
+        <w:category>
+          <w:name w:val="General"/>
+          <w:gallery w:val="placeholder"/>
+        </w:category>
+        <w:types>
+          <w:type w:val="bbPlcHdr"/>
+        </w:types>
+        <w:behaviors>
+          <w:behavior w:val="content"/>
+        </w:behaviors>
+        <w:guid w:val="{60A6F73A-64D8-4516-8FAB-0E9ECEC8B79A}"/>
+      </w:docPartPr>
+      <w:docPartBody>
+        <w:p>
+          <w:pPr>
+            <w:pStyle w:val="9B1D0449700A4CF5ABD9EF34F29D4442"/>
+          </w:pPr>
+          <w:r>
+            <w:rPr>
+              <w:rStyle w:val="PlaceholderText"/>
+            </w:rPr>
+            <w:t>Click or tap here to enter text.</w:t>
+          </w:r>
+        </w:p>
+      </w:docPartBody>
+    </w:docPart>
+    <w:docPart>
+      <w:docPartPr>
+        <w:name w:val="F1440F4F25214E82A9BD6CFA940882B3"/>
+        <w:category>
+          <w:name w:val="General"/>
+          <w:gallery w:val="placeholder"/>
+        </w:category>
+        <w:types>
+          <w:type w:val="bbPlcHdr"/>
+        </w:types>
+        <w:behaviors>
+          <w:behavior w:val="content"/>
+        </w:behaviors>
+        <w:guid w:val="{20306932-5492-47DA-A2BB-857B999E383E}"/>
+      </w:docPartPr>
+      <w:docPartBody>
+        <w:p>
+          <w:pPr>
+            <w:pStyle w:val="F1440F4F25214E82A9BD6CFA940882B3"/>
+          </w:pPr>
+          <w:r>
+            <w:rPr>
+              <w:rStyle w:val="PlaceholderText"/>
+            </w:rPr>
+            <w:t>Click or tap here to enter text.</w:t>
+          </w:r>
+        </w:p>
+      </w:docPartBody>
+    </w:docPart>
+    <w:docPart>
+      <w:docPartPr>
+        <w:name w:val="CB9BA343ECE54C488BCA4D886BAABB8A"/>
+        <w:category>
+          <w:name w:val="General"/>
+          <w:gallery w:val="placeholder"/>
+        </w:category>
+        <w:types>
+          <w:type w:val="bbPlcHdr"/>
+        </w:types>
+        <w:behaviors>
+          <w:behavior w:val="content"/>
+        </w:behaviors>
+        <w:guid w:val="{5B92EE80-BA51-454D-A37E-A7FA7D6C09DB}"/>
+      </w:docPartPr>
+      <w:docPartBody>
+        <w:p>
+          <w:pPr>
+            <w:pStyle w:val="CB9BA343ECE54C488BCA4D886BAABB8A"/>
           </w:pPr>
           <w:r>
             <w:rPr>
@@ -4756,9 +6043,29 @@
   </w:compat>
   <w:rsids>
     <w:rsidRoot w:val="004013B7"/>
+    <w:rsid w:val="001D565A"/>
+    <w:rsid w:val="00254BF4"/>
+    <w:rsid w:val="002E0070"/>
+    <w:rsid w:val="00330B86"/>
+    <w:rsid w:val="003837FB"/>
+    <w:rsid w:val="00387895"/>
     <w:rsid w:val="004013B7"/>
     <w:rsid w:val="00405837"/>
+    <w:rsid w:val="00484794"/>
+    <w:rsid w:val="00556873"/>
+    <w:rsid w:val="00703A2B"/>
+    <w:rsid w:val="00722C86"/>
+    <w:rsid w:val="00991A65"/>
+    <w:rsid w:val="0099369E"/>
+    <w:rsid w:val="00A47D64"/>
+    <w:rsid w:val="00A64877"/>
+    <w:rsid w:val="00AA03C6"/>
     <w:rsid w:val="00B46523"/>
+    <w:rsid w:val="00CA4ED2"/>
+    <w:rsid w:val="00E03908"/>
+    <w:rsid w:val="00E56C4F"/>
+    <w:rsid w:val="00F00E6F"/>
+    <w:rsid w:val="00FB530B"/>
   </w:rsids>
   <m:mathPr>
     <m:mathFont m:val="Cambria Math"/>
@@ -5214,14 +6521,14 @@
     <w:basedOn w:val="DefaultParagraphFont"/>
     <w:uiPriority w:val="99"/>
     <w:semiHidden/>
-    <w:rsid w:val="004013B7"/>
+    <w:rsid w:val="00A64877"/>
     <w:rPr>
       <w:color w:val="808080"/>
     </w:rPr>
   </w:style>
-  <w:style w:type="paragraph" w:customStyle="1" w:styleId="74EC5D5846254F039BE515A6417E36FF">
-    <w:name w:val="74EC5D5846254F039BE515A6417E36FF"/>
-    <w:rsid w:val="004013B7"/>
+  <w:style w:type="paragraph" w:customStyle="1" w:styleId="B52ACA5CFEFD4C40AEC605F0B066C3BF">
+    <w:name w:val="B52ACA5CFEFD4C40AEC605F0B066C3BF"/>
+    <w:rsid w:val="002E0070"/>
   </w:style>
   <w:style w:type="paragraph" w:customStyle="1" w:styleId="F60B5AE98511410DBCE583751E474683">
     <w:name w:val="F60B5AE98511410DBCE583751E474683"/>
@@ -5251,89 +6558,33 @@
     <w:name w:val="055B8757F86F47AA8E69E2EA73BE1BD1"/>
     <w:rsid w:val="004013B7"/>
   </w:style>
-  <w:style w:type="paragraph" w:customStyle="1" w:styleId="D09C7D4BBBC6476A86797F82FCC77386">
-    <w:name w:val="D09C7D4BBBC6476A86797F82FCC77386"/>
-    <w:rsid w:val="004013B7"/>
+  <w:style w:type="paragraph" w:customStyle="1" w:styleId="4E131EACA8C7481CB5E29F263A1EA696">
+    <w:name w:val="4E131EACA8C7481CB5E29F263A1EA696"/>
+    <w:rsid w:val="002E0070"/>
   </w:style>
-  <w:style w:type="paragraph" w:customStyle="1" w:styleId="CE28A6C698DF432CBE94DDD07EF1EE2B">
-    <w:name w:val="CE28A6C698DF432CBE94DDD07EF1EE2B"/>
-    <w:rsid w:val="004013B7"/>
+  <w:style w:type="paragraph" w:customStyle="1" w:styleId="DC3A6B2E05AA43B6B9C8E858C6CB503E">
+    <w:name w:val="DC3A6B2E05AA43B6B9C8E858C6CB503E"/>
+    <w:rsid w:val="002E0070"/>
   </w:style>
-  <w:style w:type="paragraph" w:customStyle="1" w:styleId="1C7AD12928CF494CBDC7ABD7EB234ACC">
-    <w:name w:val="1C7AD12928CF494CBDC7ABD7EB234ACC"/>
-    <w:rsid w:val="004013B7"/>
+  <w:style w:type="paragraph" w:customStyle="1" w:styleId="C27BF31BF1C9421DACE146B49A4BAD69">
+    <w:name w:val="C27BF31BF1C9421DACE146B49A4BAD69"/>
+    <w:rsid w:val="002E0070"/>
   </w:style>
-  <w:style w:type="paragraph" w:customStyle="1" w:styleId="B9A90F2E32D040FEA8EDAC6878993937">
-    <w:name w:val="B9A90F2E32D040FEA8EDAC6878993937"/>
-    <w:rsid w:val="004013B7"/>
+  <w:style w:type="paragraph" w:customStyle="1" w:styleId="9A86A87F14DE46D08D860C0FDC23F5B4">
+    <w:name w:val="9A86A87F14DE46D08D860C0FDC23F5B4"/>
+    <w:rsid w:val="002E0070"/>
   </w:style>
-  <w:style w:type="paragraph" w:customStyle="1" w:styleId="58A5C3F7DA494C0A84E17F79409A269D">
-    <w:name w:val="58A5C3F7DA494C0A84E17F79409A269D"/>
-    <w:rsid w:val="004013B7"/>
+  <w:style w:type="paragraph" w:customStyle="1" w:styleId="489CE4E4C9924A899DC7D833CBFA77DC">
+    <w:name w:val="489CE4E4C9924A899DC7D833CBFA77DC"/>
+    <w:rsid w:val="002E0070"/>
   </w:style>
-  <w:style w:type="paragraph" w:customStyle="1" w:styleId="FC0FCB221245469CAA0D573578227ACB">
-    <w:name w:val="FC0FCB221245469CAA0D573578227ACB"/>
-    <w:rsid w:val="004013B7"/>
+  <w:style w:type="paragraph" w:customStyle="1" w:styleId="11A14CB9984246A4AA6642A1CABA7CE0">
+    <w:name w:val="11A14CB9984246A4AA6642A1CABA7CE0"/>
+    <w:rsid w:val="002E0070"/>
   </w:style>
-  <w:style w:type="paragraph" w:customStyle="1" w:styleId="3AAC25A0DB654AF19330012330F45C41">
-    <w:name w:val="3AAC25A0DB654AF19330012330F45C41"/>
-    <w:rsid w:val="004013B7"/>
-  </w:style>
-  <w:style w:type="paragraph" w:customStyle="1" w:styleId="E1E5D786B6864D65A829F0B9AF54F9BF">
-    <w:name w:val="E1E5D786B6864D65A829F0B9AF54F9BF"/>
-    <w:rsid w:val="004013B7"/>
-  </w:style>
-  <w:style w:type="paragraph" w:customStyle="1" w:styleId="490D62C07712489CAF1E7B19F8D06551">
-    <w:name w:val="490D62C07712489CAF1E7B19F8D06551"/>
-    <w:rsid w:val="004013B7"/>
-  </w:style>
-  <w:style w:type="paragraph" w:customStyle="1" w:styleId="A0282BE1B23642FFA6A44851C983D293">
-    <w:name w:val="A0282BE1B23642FFA6A44851C983D293"/>
-    <w:rsid w:val="004013B7"/>
-  </w:style>
-  <w:style w:type="paragraph" w:customStyle="1" w:styleId="36047D66C2C446659940F1073684B24D">
-    <w:name w:val="36047D66C2C446659940F1073684B24D"/>
-    <w:rsid w:val="004013B7"/>
-  </w:style>
-  <w:style w:type="paragraph" w:customStyle="1" w:styleId="6A4F8F4828D64140B8259B806F3F9518">
-    <w:name w:val="6A4F8F4828D64140B8259B806F3F9518"/>
-    <w:rsid w:val="004013B7"/>
-  </w:style>
-  <w:style w:type="paragraph" w:customStyle="1" w:styleId="C10F648F01134634844F6CD69BA4A716">
-    <w:name w:val="C10F648F01134634844F6CD69BA4A716"/>
-    <w:rsid w:val="004013B7"/>
-  </w:style>
-  <w:style w:type="paragraph" w:customStyle="1" w:styleId="46119BEDFE20435E9C2F206907A0717D">
-    <w:name w:val="46119BEDFE20435E9C2F206907A0717D"/>
-    <w:rsid w:val="004013B7"/>
-  </w:style>
-  <w:style w:type="paragraph" w:customStyle="1" w:styleId="6F2560A40E6E4E60A59A9490D54738A1">
-    <w:name w:val="6F2560A40E6E4E60A59A9490D54738A1"/>
-    <w:rsid w:val="004013B7"/>
-  </w:style>
-  <w:style w:type="paragraph" w:customStyle="1" w:styleId="EFF12F61F0C146CAA67BC2F059490599">
-    <w:name w:val="EFF12F61F0C146CAA67BC2F059490599"/>
-    <w:rsid w:val="004013B7"/>
-  </w:style>
-  <w:style w:type="paragraph" w:customStyle="1" w:styleId="E74CA74E0D714CD9B059269B8F8B6415">
-    <w:name w:val="E74CA74E0D714CD9B059269B8F8B6415"/>
-    <w:rsid w:val="004013B7"/>
-  </w:style>
-  <w:style w:type="paragraph" w:customStyle="1" w:styleId="22A8FD3A85A148BC9CCAA219FD1EF7C3">
-    <w:name w:val="22A8FD3A85A148BC9CCAA219FD1EF7C3"/>
-    <w:rsid w:val="004013B7"/>
-  </w:style>
-  <w:style w:type="paragraph" w:customStyle="1" w:styleId="FA598E40317E499DA7991979AC791BE8">
-    <w:name w:val="FA598E40317E499DA7991979AC791BE8"/>
-    <w:rsid w:val="004013B7"/>
-  </w:style>
-  <w:style w:type="paragraph" w:customStyle="1" w:styleId="CFFCA5C778734B85B0694AA5B0721CFF">
-    <w:name w:val="CFFCA5C778734B85B0694AA5B0721CFF"/>
-    <w:rsid w:val="004013B7"/>
-  </w:style>
-  <w:style w:type="paragraph" w:customStyle="1" w:styleId="8603DCC8EE5B4F079ECDA798D5B1580F">
-    <w:name w:val="8603DCC8EE5B4F079ECDA798D5B1580F"/>
-    <w:rsid w:val="004013B7"/>
+  <w:style w:type="paragraph" w:customStyle="1" w:styleId="27D3CFD8FD104D13B3F41C5FBDA70047">
+    <w:name w:val="27D3CFD8FD104D13B3F41C5FBDA70047"/>
+    <w:rsid w:val="002E0070"/>
   </w:style>
   <w:style w:type="paragraph" w:customStyle="1" w:styleId="8C92A310C5DF4AE1BCCBBDA40F1E110F">
     <w:name w:val="8C92A310C5DF4AE1BCCBBDA40F1E110F"/>
@@ -5346,6 +6597,42 @@
   <w:style w:type="paragraph" w:customStyle="1" w:styleId="185019840C7A48A39A4E52A8D07D585A">
     <w:name w:val="185019840C7A48A39A4E52A8D07D585A"/>
     <w:rsid w:val="004013B7"/>
+  </w:style>
+  <w:style w:type="paragraph" w:customStyle="1" w:styleId="77B31E9A5D314BA49F265773A186113A">
+    <w:name w:val="77B31E9A5D314BA49F265773A186113A"/>
+    <w:rsid w:val="00A64877"/>
+  </w:style>
+  <w:style w:type="paragraph" w:customStyle="1" w:styleId="35AC56DA518E49BFAB38B979106A25DD">
+    <w:name w:val="35AC56DA518E49BFAB38B979106A25DD"/>
+    <w:rsid w:val="00A64877"/>
+  </w:style>
+  <w:style w:type="paragraph" w:customStyle="1" w:styleId="B53B6B290AFD4D02BA3F4CF299776D1C">
+    <w:name w:val="B53B6B290AFD4D02BA3F4CF299776D1C"/>
+    <w:rsid w:val="00A64877"/>
+  </w:style>
+  <w:style w:type="paragraph" w:customStyle="1" w:styleId="DE7FABB6AA22437B87D0D8032E3772CF">
+    <w:name w:val="DE7FABB6AA22437B87D0D8032E3772CF"/>
+    <w:rsid w:val="00A64877"/>
+  </w:style>
+  <w:style w:type="paragraph" w:customStyle="1" w:styleId="062D7D94A1EE467F860869781400F250">
+    <w:name w:val="062D7D94A1EE467F860869781400F250"/>
+    <w:rsid w:val="00A64877"/>
+  </w:style>
+  <w:style w:type="paragraph" w:customStyle="1" w:styleId="A6321E79E44B4EFB92A76A2AB536EF7E">
+    <w:name w:val="A6321E79E44B4EFB92A76A2AB536EF7E"/>
+    <w:rsid w:val="00A64877"/>
+  </w:style>
+  <w:style w:type="paragraph" w:customStyle="1" w:styleId="9B1D0449700A4CF5ABD9EF34F29D4442">
+    <w:name w:val="9B1D0449700A4CF5ABD9EF34F29D4442"/>
+    <w:rsid w:val="00A64877"/>
+  </w:style>
+  <w:style w:type="paragraph" w:customStyle="1" w:styleId="F1440F4F25214E82A9BD6CFA940882B3">
+    <w:name w:val="F1440F4F25214E82A9BD6CFA940882B3"/>
+    <w:rsid w:val="00A64877"/>
+  </w:style>
+  <w:style w:type="paragraph" w:customStyle="1" w:styleId="CB9BA343ECE54C488BCA4D886BAABB8A">
+    <w:name w:val="CB9BA343ECE54C488BCA4D886BAABB8A"/>
+    <w:rsid w:val="00A64877"/>
   </w:style>
 </w:styles>
 </file>

--- a/server/CRM/CRM/wwwroot/Templates/dondathang.docx
+++ b/server/CRM/CRM/wwwroot/Templates/dondathang.docx
@@ -727,27 +727,16 @@
     </w:p>
     <w:tbl>
       <w:tblPr>
+        <w:tblStyle w:val="TableGrid"/>
         <w:tblW w:w="11520" w:type="dxa"/>
-        <w:tblCellSpacing w:w="0" w:type="dxa"/>
         <w:tblInd w:w="-1355" w:type="dxa"/>
-        <w:tblBorders>
-          <w:top w:val="single" w:sz="4" w:space="0" w:color="auto"/>
-          <w:left w:val="single" w:sz="4" w:space="0" w:color="auto"/>
-          <w:bottom w:val="single" w:sz="4" w:space="0" w:color="auto"/>
-          <w:right w:val="single" w:sz="4" w:space="0" w:color="auto"/>
-          <w:insideH w:val="single" w:sz="4" w:space="0" w:color="auto"/>
-          <w:insideV w:val="single" w:sz="4" w:space="0" w:color="auto"/>
-        </w:tblBorders>
-        <w:tblCellMar>
-          <w:left w:w="0" w:type="dxa"/>
-          <w:right w:w="0" w:type="dxa"/>
-        </w:tblCellMar>
+        <w:tblLayout w:type="fixed"/>
         <w:tblLook w:val="04A0" w:firstRow="1" w:lastRow="0" w:firstColumn="1" w:lastColumn="0" w:noHBand="0" w:noVBand="1"/>
       </w:tblPr>
       <w:tblGrid>
-        <w:gridCol w:w="607"/>
-        <w:gridCol w:w="2199"/>
-        <w:gridCol w:w="1334"/>
+        <w:gridCol w:w="540"/>
+        <w:gridCol w:w="2250"/>
+        <w:gridCol w:w="1350"/>
         <w:gridCol w:w="1080"/>
         <w:gridCol w:w="1980"/>
         <w:gridCol w:w="1440"/>
@@ -755,15 +744,10 @@
         <w:gridCol w:w="1440"/>
       </w:tblGrid>
       <w:tr>
-        <w:trPr>
-          <w:trHeight w:val="1078"/>
-          <w:tblCellSpacing w:w="0" w:type="dxa"/>
-        </w:trPr>
         <w:tc>
           <w:tcPr>
-            <w:tcW w:w="607" w:type="dxa"/>
+            <w:tcW w:w="540" w:type="dxa"/>
             <w:vAlign w:val="center"/>
-            <w:hideMark/>
           </w:tcPr>
           <w:p>
             <w:pPr>
@@ -772,8 +756,8 @@
               <w:rPr>
                 <w:rFonts w:ascii="Times New Roman" w:eastAsia="Times New Roman" w:hAnsi="Times New Roman"/>
                 <w:color w:val="333333"/>
-                <w:sz w:val="26"/>
-                <w:szCs w:val="26"/>
+                <w:sz w:val="24"/>
+                <w:szCs w:val="24"/>
               </w:rPr>
             </w:pPr>
             <w:r>
@@ -782,8 +766,8 @@
                 <w:b/>
                 <w:bCs/>
                 <w:color w:val="333333"/>
-                <w:sz w:val="26"/>
-                <w:szCs w:val="26"/>
+                <w:sz w:val="24"/>
+                <w:szCs w:val="24"/>
               </w:rPr>
               <w:t>STT</w:t>
             </w:r>
@@ -791,9 +775,8 @@
         </w:tc>
         <w:tc>
           <w:tcPr>
-            <w:tcW w:w="2199" w:type="dxa"/>
+            <w:tcW w:w="2250" w:type="dxa"/>
             <w:vAlign w:val="center"/>
-            <w:hideMark/>
           </w:tcPr>
           <w:p>
             <w:pPr>
@@ -802,8 +785,8 @@
               <w:rPr>
                 <w:rFonts w:ascii="Times New Roman" w:eastAsia="Times New Roman" w:hAnsi="Times New Roman"/>
                 <w:color w:val="333333"/>
-                <w:sz w:val="26"/>
-                <w:szCs w:val="26"/>
+                <w:sz w:val="24"/>
+                <w:szCs w:val="24"/>
               </w:rPr>
             </w:pPr>
             <w:proofErr w:type="spellStart"/>
@@ -813,8 +796,8 @@
                 <w:b/>
                 <w:bCs/>
                 <w:color w:val="333333"/>
-                <w:sz w:val="26"/>
-                <w:szCs w:val="26"/>
+                <w:sz w:val="24"/>
+                <w:szCs w:val="24"/>
               </w:rPr>
               <w:t>Tên</w:t>
             </w:r>
@@ -825,8 +808,8 @@
                 <w:b/>
                 <w:bCs/>
                 <w:color w:val="333333"/>
-                <w:sz w:val="26"/>
-                <w:szCs w:val="26"/>
+                <w:sz w:val="24"/>
+                <w:szCs w:val="24"/>
               </w:rPr>
               <w:t xml:space="preserve"> </w:t>
             </w:r>
@@ -837,8 +820,8 @@
                 <w:b/>
                 <w:bCs/>
                 <w:color w:val="333333"/>
-                <w:sz w:val="26"/>
-                <w:szCs w:val="26"/>
+                <w:sz w:val="24"/>
+                <w:szCs w:val="24"/>
               </w:rPr>
               <w:t>mặt</w:t>
             </w:r>
@@ -849,8 +832,8 @@
                 <w:b/>
                 <w:bCs/>
                 <w:color w:val="333333"/>
-                <w:sz w:val="26"/>
-                <w:szCs w:val="26"/>
+                <w:sz w:val="24"/>
+                <w:szCs w:val="24"/>
               </w:rPr>
               <w:t xml:space="preserve"> </w:t>
             </w:r>
@@ -861,8 +844,8 @@
                 <w:b/>
                 <w:bCs/>
                 <w:color w:val="333333"/>
-                <w:sz w:val="26"/>
-                <w:szCs w:val="26"/>
+                <w:sz w:val="24"/>
+                <w:szCs w:val="24"/>
               </w:rPr>
               <w:t>hàng</w:t>
             </w:r>
@@ -871,9 +854,8 @@
         </w:tc>
         <w:tc>
           <w:tcPr>
-            <w:tcW w:w="1334" w:type="dxa"/>
+            <w:tcW w:w="1350" w:type="dxa"/>
             <w:vAlign w:val="center"/>
-            <w:hideMark/>
           </w:tcPr>
           <w:p>
             <w:pPr>
@@ -881,11 +863,9 @@
               <w:jc w:val="center"/>
               <w:rPr>
                 <w:rFonts w:ascii="Times New Roman" w:eastAsia="Times New Roman" w:hAnsi="Times New Roman"/>
-                <w:b/>
-                <w:bCs/>
-                <w:color w:val="333333"/>
-                <w:sz w:val="26"/>
-                <w:szCs w:val="26"/>
+                <w:color w:val="333333"/>
+                <w:sz w:val="24"/>
+                <w:szCs w:val="24"/>
               </w:rPr>
             </w:pPr>
             <w:proofErr w:type="spellStart"/>
@@ -895,8 +875,8 @@
                 <w:b/>
                 <w:bCs/>
                 <w:color w:val="333333"/>
-                <w:sz w:val="26"/>
-                <w:szCs w:val="26"/>
+                <w:sz w:val="24"/>
+                <w:szCs w:val="24"/>
               </w:rPr>
               <w:t>Đơn</w:t>
             </w:r>
@@ -907,8 +887,8 @@
                 <w:b/>
                 <w:bCs/>
                 <w:color w:val="333333"/>
-                <w:sz w:val="26"/>
-                <w:szCs w:val="26"/>
+                <w:sz w:val="24"/>
+                <w:szCs w:val="24"/>
               </w:rPr>
               <w:t xml:space="preserve"> </w:t>
             </w:r>
@@ -919,8 +899,8 @@
                 <w:b/>
                 <w:bCs/>
                 <w:color w:val="333333"/>
-                <w:sz w:val="26"/>
-                <w:szCs w:val="26"/>
+                <w:sz w:val="24"/>
+                <w:szCs w:val="24"/>
               </w:rPr>
               <w:t>vị</w:t>
             </w:r>
@@ -931,8 +911,8 @@
                 <w:b/>
                 <w:bCs/>
                 <w:color w:val="333333"/>
-                <w:sz w:val="26"/>
-                <w:szCs w:val="26"/>
+                <w:sz w:val="24"/>
+                <w:szCs w:val="24"/>
               </w:rPr>
               <w:t xml:space="preserve"> </w:t>
             </w:r>
@@ -943,8 +923,8 @@
                 <w:b/>
                 <w:bCs/>
                 <w:color w:val="333333"/>
-                <w:sz w:val="26"/>
-                <w:szCs w:val="26"/>
+                <w:sz w:val="24"/>
+                <w:szCs w:val="24"/>
               </w:rPr>
               <w:t>tính</w:t>
             </w:r>
@@ -955,7 +935,6 @@
           <w:tcPr>
             <w:tcW w:w="1080" w:type="dxa"/>
             <w:vAlign w:val="center"/>
-            <w:hideMark/>
           </w:tcPr>
           <w:p>
             <w:pPr>
@@ -964,8 +943,8 @@
               <w:rPr>
                 <w:rFonts w:ascii="Times New Roman" w:eastAsia="Times New Roman" w:hAnsi="Times New Roman"/>
                 <w:color w:val="333333"/>
-                <w:sz w:val="26"/>
-                <w:szCs w:val="26"/>
+                <w:sz w:val="24"/>
+                <w:szCs w:val="24"/>
               </w:rPr>
             </w:pPr>
             <w:proofErr w:type="spellStart"/>
@@ -975,8 +954,8 @@
                 <w:b/>
                 <w:bCs/>
                 <w:color w:val="333333"/>
-                <w:sz w:val="26"/>
-                <w:szCs w:val="26"/>
+                <w:sz w:val="24"/>
+                <w:szCs w:val="24"/>
               </w:rPr>
               <w:t>Số</w:t>
             </w:r>
@@ -987,8 +966,8 @@
                 <w:b/>
                 <w:bCs/>
                 <w:color w:val="333333"/>
-                <w:sz w:val="26"/>
-                <w:szCs w:val="26"/>
+                <w:sz w:val="24"/>
+                <w:szCs w:val="24"/>
               </w:rPr>
               <w:t xml:space="preserve"> </w:t>
             </w:r>
@@ -999,8 +978,8 @@
                 <w:b/>
                 <w:bCs/>
                 <w:color w:val="333333"/>
-                <w:sz w:val="26"/>
-                <w:szCs w:val="26"/>
+                <w:sz w:val="24"/>
+                <w:szCs w:val="24"/>
               </w:rPr>
               <w:t>lượng</w:t>
             </w:r>
@@ -1018,11 +997,9 @@
               <w:jc w:val="center"/>
               <w:rPr>
                 <w:rFonts w:ascii="Times New Roman" w:eastAsia="Times New Roman" w:hAnsi="Times New Roman"/>
-                <w:b/>
-                <w:bCs/>
-                <w:color w:val="333333"/>
-                <w:sz w:val="26"/>
-                <w:szCs w:val="26"/>
+                <w:color w:val="333333"/>
+                <w:sz w:val="24"/>
+                <w:szCs w:val="24"/>
               </w:rPr>
             </w:pPr>
             <w:proofErr w:type="spellStart"/>
@@ -1032,8 +1009,8 @@
                 <w:b/>
                 <w:bCs/>
                 <w:color w:val="333333"/>
-                <w:sz w:val="26"/>
-                <w:szCs w:val="26"/>
+                <w:sz w:val="24"/>
+                <w:szCs w:val="24"/>
               </w:rPr>
               <w:t>Đơn</w:t>
             </w:r>
@@ -1044,8 +1021,8 @@
                 <w:b/>
                 <w:bCs/>
                 <w:color w:val="333333"/>
-                <w:sz w:val="26"/>
-                <w:szCs w:val="26"/>
+                <w:sz w:val="24"/>
+                <w:szCs w:val="24"/>
               </w:rPr>
               <w:t xml:space="preserve"> </w:t>
             </w:r>
@@ -1056,22 +1033,53 @@
                 <w:b/>
                 <w:bCs/>
                 <w:color w:val="333333"/>
-                <w:sz w:val="26"/>
-                <w:szCs w:val="26"/>
+                <w:sz w:val="24"/>
+                <w:szCs w:val="24"/>
               </w:rPr>
               <w:t>giá</w:t>
             </w:r>
             <w:proofErr w:type="spellEnd"/>
+          </w:p>
+        </w:tc>
+        <w:tc>
+          <w:tcPr>
+            <w:tcW w:w="1440" w:type="dxa"/>
+            <w:vAlign w:val="center"/>
+          </w:tcPr>
+          <w:p>
+            <w:pPr>
+              <w:spacing w:before="100" w:beforeAutospacing="1" w:after="100" w:afterAutospacing="1" w:line="240" w:lineRule="auto"/>
+              <w:jc w:val="center"/>
+              <w:rPr>
+                <w:rFonts w:ascii="Times New Roman" w:eastAsia="Times New Roman" w:hAnsi="Times New Roman"/>
+                <w:color w:val="333333"/>
+                <w:sz w:val="24"/>
+                <w:szCs w:val="24"/>
+              </w:rPr>
+            </w:pPr>
+            <w:proofErr w:type="spellStart"/>
             <w:r>
               <w:rPr>
                 <w:rFonts w:ascii="Times New Roman" w:eastAsia="Times New Roman" w:hAnsi="Times New Roman"/>
                 <w:b/>
                 <w:bCs/>
                 <w:color w:val="333333"/>
-                <w:sz w:val="26"/>
-                <w:szCs w:val="26"/>
-              </w:rPr>
-              <w:t xml:space="preserve"> </w:t>
+                <w:sz w:val="24"/>
+                <w:szCs w:val="24"/>
+              </w:rPr>
+              <w:t>Thuế</w:t>
+            </w:r>
+            <w:proofErr w:type="spellEnd"/>
+            <w:r>
+              <w:rPr>
+                <w:rFonts w:ascii="Times New Roman" w:eastAsia="Times New Roman" w:hAnsi="Times New Roman"/>
+                <w:b/>
+                <w:bCs/>
+                <w:color w:val="333333"/>
+                <w:sz w:val="24"/>
+                <w:szCs w:val="24"/>
+              </w:rPr>
+              <w:t xml:space="preserve"> (VAT)</w:t>
             </w:r>
           </w:p>
         </w:tc>
@@ -1086,64 +1094,19 @@
               <w:jc w:val="center"/>
               <w:rPr>
                 <w:rFonts w:ascii="Times New Roman" w:eastAsia="Times New Roman" w:hAnsi="Times New Roman"/>
+                <w:color w:val="333333"/>
+                <w:sz w:val="24"/>
+                <w:szCs w:val="24"/>
+              </w:rPr>
+            </w:pPr>
+            <w:r>
+              <w:rPr>
+                <w:rFonts w:ascii="Times New Roman" w:eastAsia="Times New Roman" w:hAnsi="Times New Roman"/>
                 <w:b/>
                 <w:bCs/>
                 <w:color w:val="333333"/>
-                <w:sz w:val="26"/>
-                <w:szCs w:val="26"/>
-              </w:rPr>
-            </w:pPr>
-            <w:proofErr w:type="spellStart"/>
-            <w:r>
-              <w:rPr>
-                <w:rFonts w:ascii="Times New Roman" w:eastAsia="Times New Roman" w:hAnsi="Times New Roman"/>
-                <w:b/>
-                <w:bCs/>
-                <w:color w:val="333333"/>
-                <w:sz w:val="26"/>
-                <w:szCs w:val="26"/>
-              </w:rPr>
-              <w:t>Thuế</w:t>
-            </w:r>
-            <w:proofErr w:type="spellEnd"/>
-            <w:r>
-              <w:rPr>
-                <w:rFonts w:ascii="Times New Roman" w:eastAsia="Times New Roman" w:hAnsi="Times New Roman"/>
-                <w:b/>
-                <w:bCs/>
-                <w:color w:val="333333"/>
-                <w:sz w:val="26"/>
-                <w:szCs w:val="26"/>
-              </w:rPr>
-              <w:t xml:space="preserve"> (VAT)</w:t>
-            </w:r>
-          </w:p>
-        </w:tc>
-        <w:tc>
-          <w:tcPr>
-            <w:tcW w:w="1440" w:type="dxa"/>
-            <w:vAlign w:val="center"/>
-            <w:hideMark/>
-          </w:tcPr>
-          <w:p>
-            <w:pPr>
-              <w:spacing w:before="100" w:beforeAutospacing="1" w:after="100" w:afterAutospacing="1" w:line="240" w:lineRule="auto"/>
-              <w:jc w:val="center"/>
-              <w:rPr>
-                <w:rFonts w:ascii="Times New Roman" w:eastAsia="Times New Roman" w:hAnsi="Times New Roman"/>
-                <w:color w:val="333333"/>
-                <w:sz w:val="26"/>
-                <w:szCs w:val="26"/>
-              </w:rPr>
-            </w:pPr>
-            <w:r>
-              <w:rPr>
-                <w:rFonts w:ascii="Times New Roman" w:eastAsia="Times New Roman" w:hAnsi="Times New Roman"/>
-                <w:b/>
-                <w:bCs/>
-                <w:color w:val="333333"/>
-                <w:sz w:val="26"/>
-                <w:szCs w:val="26"/>
+                <w:sz w:val="24"/>
+                <w:szCs w:val="24"/>
               </w:rPr>
               <w:t xml:space="preserve">Thành </w:t>
             </w:r>
@@ -1154,8 +1117,8 @@
                 <w:b/>
                 <w:bCs/>
                 <w:color w:val="333333"/>
-                <w:sz w:val="26"/>
-                <w:szCs w:val="26"/>
+                <w:sz w:val="24"/>
+                <w:szCs w:val="24"/>
               </w:rPr>
               <w:t>tiền</w:t>
             </w:r>
@@ -1173,11 +1136,9 @@
               <w:jc w:val="center"/>
               <w:rPr>
                 <w:rFonts w:ascii="Times New Roman" w:eastAsia="Times New Roman" w:hAnsi="Times New Roman"/>
-                <w:b/>
-                <w:bCs/>
-                <w:color w:val="333333"/>
-                <w:sz w:val="26"/>
-                <w:szCs w:val="26"/>
+                <w:color w:val="333333"/>
+                <w:sz w:val="24"/>
+                <w:szCs w:val="24"/>
               </w:rPr>
             </w:pPr>
             <w:proofErr w:type="spellStart"/>
@@ -1187,8 +1148,8 @@
                 <w:b/>
                 <w:bCs/>
                 <w:color w:val="333333"/>
-                <w:sz w:val="26"/>
-                <w:szCs w:val="26"/>
+                <w:sz w:val="24"/>
+                <w:szCs w:val="24"/>
               </w:rPr>
               <w:t>Tổng</w:t>
             </w:r>
@@ -1199,8 +1160,8 @@
                 <w:b/>
                 <w:bCs/>
                 <w:color w:val="333333"/>
-                <w:sz w:val="26"/>
-                <w:szCs w:val="26"/>
+                <w:sz w:val="24"/>
+                <w:szCs w:val="24"/>
               </w:rPr>
               <w:t xml:space="preserve"> </w:t>
             </w:r>
@@ -1211,8 +1172,8 @@
                 <w:b/>
                 <w:bCs/>
                 <w:color w:val="333333"/>
-                <w:sz w:val="26"/>
-                <w:szCs w:val="26"/>
+                <w:sz w:val="24"/>
+                <w:szCs w:val="24"/>
               </w:rPr>
               <w:t>tiền</w:t>
             </w:r>
@@ -1381,27 +1342,15 @@
     </w:p>
     <w:tbl>
       <w:tblPr>
+        <w:tblStyle w:val="TableGrid"/>
         <w:tblW w:w="11520" w:type="dxa"/>
-        <w:tblCellSpacing w:w="0" w:type="dxa"/>
         <w:tblInd w:w="-1355" w:type="dxa"/>
-        <w:tblBorders>
-          <w:top w:val="single" w:sz="4" w:space="0" w:color="auto"/>
-          <w:left w:val="single" w:sz="4" w:space="0" w:color="auto"/>
-          <w:bottom w:val="single" w:sz="4" w:space="0" w:color="auto"/>
-          <w:right w:val="single" w:sz="4" w:space="0" w:color="auto"/>
-          <w:insideH w:val="single" w:sz="4" w:space="0" w:color="auto"/>
-          <w:insideV w:val="single" w:sz="4" w:space="0" w:color="auto"/>
-        </w:tblBorders>
         <w:tblLayout w:type="fixed"/>
-        <w:tblCellMar>
-          <w:left w:w="0" w:type="dxa"/>
-          <w:right w:w="0" w:type="dxa"/>
-        </w:tblCellMar>
         <w:tblLook w:val="04A0" w:firstRow="1" w:lastRow="0" w:firstColumn="1" w:lastColumn="0" w:noHBand="0" w:noVBand="1"/>
       </w:tblPr>
       <w:tblGrid>
-        <w:gridCol w:w="630"/>
-        <w:gridCol w:w="2160"/>
+        <w:gridCol w:w="540"/>
+        <w:gridCol w:w="2250"/>
         <w:gridCol w:w="1350"/>
         <w:gridCol w:w="1080"/>
         <w:gridCol w:w="1980"/>
@@ -1410,13 +1359,9 @@
         <w:gridCol w:w="1440"/>
       </w:tblGrid>
       <w:tr>
-        <w:trPr>
-          <w:trHeight w:val="1078"/>
-          <w:tblCellSpacing w:w="0" w:type="dxa"/>
-        </w:trPr>
         <w:tc>
           <w:tcPr>
-            <w:tcW w:w="630" w:type="dxa"/>
+            <w:tcW w:w="540" w:type="dxa"/>
             <w:vAlign w:val="center"/>
           </w:tcPr>
           <w:p>
@@ -1425,11 +1370,9 @@
               <w:jc w:val="center"/>
               <w:rPr>
                 <w:rFonts w:ascii="Times New Roman" w:eastAsia="Times New Roman" w:hAnsi="Times New Roman"/>
-                <w:b/>
-                <w:bCs/>
-                <w:color w:val="333333"/>
-                <w:sz w:val="26"/>
-                <w:szCs w:val="26"/>
+                <w:color w:val="333333"/>
+                <w:sz w:val="24"/>
+                <w:szCs w:val="24"/>
               </w:rPr>
             </w:pPr>
             <w:sdt>
@@ -1437,12 +1380,12 @@
                 <w:rPr>
                   <w:rFonts w:ascii="Times New Roman" w:eastAsia="Times New Roman" w:hAnsi="Times New Roman"/>
                   <w:color w:val="333333"/>
-                  <w:sz w:val="26"/>
-                  <w:szCs w:val="26"/>
+                  <w:sz w:val="24"/>
+                  <w:szCs w:val="24"/>
                 </w:rPr>
-                <w:id w:val="-311108944"/>
+                <w:id w:val="87440282"/>
                 <w:placeholder>
-                  <w:docPart w:val="B52ACA5CFEFD4C40AEC605F0B066C3BF"/>
+                  <w:docPart w:val="AE821294AC8944BC812D78C47BDDE701"/>
                 </w:placeholder>
                 <w:text/>
               </w:sdtPr>
@@ -1451,8 +1394,8 @@
                   <w:rPr>
                     <w:rFonts w:ascii="Times New Roman" w:eastAsia="Times New Roman" w:hAnsi="Times New Roman"/>
                     <w:color w:val="333333"/>
-                    <w:sz w:val="26"/>
-                    <w:szCs w:val="26"/>
+                    <w:sz w:val="24"/>
+                    <w:szCs w:val="24"/>
                   </w:rPr>
                   <w:t>&lt;Content Select=</w:t>
                 </w:r>
@@ -1461,8 +1404,8 @@
                   <w:rPr>
                     <w:rFonts w:ascii="Times New Roman" w:eastAsia="Times New Roman" w:hAnsi="Times New Roman"/>
                     <w:color w:val="333333"/>
-                    <w:sz w:val="26"/>
-                    <w:szCs w:val="26"/>
+                    <w:sz w:val="24"/>
+                    <w:szCs w:val="24"/>
                   </w:rPr>
                   <w:t>”./</w:t>
                 </w:r>
@@ -1471,8 +1414,8 @@
                   <w:rPr>
                     <w:rFonts w:ascii="Times New Roman" w:eastAsia="Times New Roman" w:hAnsi="Times New Roman"/>
                     <w:color w:val="333333"/>
-                    <w:sz w:val="26"/>
-                    <w:szCs w:val="26"/>
+                    <w:sz w:val="24"/>
+                    <w:szCs w:val="24"/>
                   </w:rPr>
                   <w:t>STT” /&gt;</w:t>
                 </w:r>
@@ -1482,7 +1425,7 @@
         </w:tc>
         <w:tc>
           <w:tcPr>
-            <w:tcW w:w="2160" w:type="dxa"/>
+            <w:tcW w:w="2250" w:type="dxa"/>
             <w:vAlign w:val="center"/>
           </w:tcPr>
           <w:p>
@@ -1491,11 +1434,9 @@
               <w:jc w:val="center"/>
               <w:rPr>
                 <w:rFonts w:ascii="Times New Roman" w:eastAsia="Times New Roman" w:hAnsi="Times New Roman"/>
-                <w:b/>
-                <w:bCs/>
-                <w:color w:val="333333"/>
-                <w:sz w:val="26"/>
-                <w:szCs w:val="26"/>
+                <w:color w:val="333333"/>
+                <w:sz w:val="24"/>
+                <w:szCs w:val="24"/>
               </w:rPr>
             </w:pPr>
             <w:sdt>
@@ -1503,12 +1444,12 @@
                 <w:rPr>
                   <w:rFonts w:ascii="Times New Roman" w:eastAsia="Times New Roman" w:hAnsi="Times New Roman"/>
                   <w:color w:val="333333"/>
-                  <w:sz w:val="26"/>
-                  <w:szCs w:val="26"/>
+                  <w:sz w:val="24"/>
+                  <w:szCs w:val="24"/>
                 </w:rPr>
-                <w:id w:val="-761909129"/>
+                <w:id w:val="-864370414"/>
                 <w:placeholder>
-                  <w:docPart w:val="4E131EACA8C7481CB5E29F263A1EA696"/>
+                  <w:docPart w:val="242F15798F3D45FE8DA29E609BBC3CFD"/>
                 </w:placeholder>
                 <w:text/>
               </w:sdtPr>
@@ -1517,8 +1458,8 @@
                   <w:rPr>
                     <w:rFonts w:ascii="Times New Roman" w:eastAsia="Times New Roman" w:hAnsi="Times New Roman"/>
                     <w:color w:val="333333"/>
-                    <w:sz w:val="26"/>
-                    <w:szCs w:val="26"/>
+                    <w:sz w:val="24"/>
+                    <w:szCs w:val="24"/>
                   </w:rPr>
                   <w:t>&lt;Content Select=</w:t>
                 </w:r>
@@ -1527,8 +1468,8 @@
                   <w:rPr>
                     <w:rFonts w:ascii="Times New Roman" w:eastAsia="Times New Roman" w:hAnsi="Times New Roman"/>
                     <w:color w:val="333333"/>
-                    <w:sz w:val="26"/>
-                    <w:szCs w:val="26"/>
+                    <w:sz w:val="24"/>
+                    <w:szCs w:val="24"/>
                   </w:rPr>
                   <w:t>”./</w:t>
                 </w:r>
@@ -1538,8 +1479,8 @@
                   <w:rPr>
                     <w:rFonts w:ascii="Times New Roman" w:eastAsia="Times New Roman" w:hAnsi="Times New Roman"/>
                     <w:color w:val="333333"/>
-                    <w:sz w:val="26"/>
-                    <w:szCs w:val="26"/>
+                    <w:sz w:val="24"/>
+                    <w:szCs w:val="24"/>
                   </w:rPr>
                   <w:t>TenHangHoa</w:t>
                 </w:r>
@@ -1548,8 +1489,8 @@
                   <w:rPr>
                     <w:rFonts w:ascii="Times New Roman" w:eastAsia="Times New Roman" w:hAnsi="Times New Roman"/>
                     <w:color w:val="333333"/>
-                    <w:sz w:val="26"/>
-                    <w:szCs w:val="26"/>
+                    <w:sz w:val="24"/>
+                    <w:szCs w:val="24"/>
                   </w:rPr>
                   <w:t>” /&gt;</w:t>
                 </w:r>
@@ -1568,11 +1509,9 @@
               <w:jc w:val="center"/>
               <w:rPr>
                 <w:rFonts w:ascii="Times New Roman" w:eastAsia="Times New Roman" w:hAnsi="Times New Roman"/>
-                <w:b/>
-                <w:bCs/>
-                <w:color w:val="333333"/>
-                <w:sz w:val="26"/>
-                <w:szCs w:val="26"/>
+                <w:color w:val="333333"/>
+                <w:sz w:val="24"/>
+                <w:szCs w:val="24"/>
               </w:rPr>
             </w:pPr>
             <w:sdt>
@@ -1580,12 +1519,12 @@
                 <w:rPr>
                   <w:rFonts w:ascii="Times New Roman" w:eastAsia="Times New Roman" w:hAnsi="Times New Roman"/>
                   <w:color w:val="333333"/>
-                  <w:sz w:val="26"/>
-                  <w:szCs w:val="26"/>
+                  <w:sz w:val="24"/>
+                  <w:szCs w:val="24"/>
                 </w:rPr>
-                <w:id w:val="635379976"/>
+                <w:id w:val="1836642369"/>
                 <w:placeholder>
-                  <w:docPart w:val="DC3A6B2E05AA43B6B9C8E858C6CB503E"/>
+                  <w:docPart w:val="0BF58B2B284E42488ED9F867D4BD2A34"/>
                 </w:placeholder>
                 <w:text/>
               </w:sdtPr>
@@ -1594,18 +1533,29 @@
                   <w:rPr>
                     <w:rFonts w:ascii="Times New Roman" w:eastAsia="Times New Roman" w:hAnsi="Times New Roman"/>
                     <w:color w:val="333333"/>
-                    <w:sz w:val="26"/>
-                    <w:szCs w:val="26"/>
+                    <w:sz w:val="24"/>
+                    <w:szCs w:val="24"/>
                   </w:rPr>
-                  <w:t>&lt;Content Select=”./</w:t>
+                  <w:t>&lt;Content Select=</w:t>
                 </w:r>
-                <w:proofErr w:type="spellStart"/>
+                <w:proofErr w:type="gramStart"/>
                 <w:r>
                   <w:rPr>
                     <w:rFonts w:ascii="Times New Roman" w:eastAsia="Times New Roman" w:hAnsi="Times New Roman"/>
                     <w:color w:val="333333"/>
-                    <w:sz w:val="26"/>
-                    <w:szCs w:val="26"/>
+                    <w:sz w:val="24"/>
+                    <w:szCs w:val="24"/>
+                  </w:rPr>
+                  <w:t>”./</w:t>
+                </w:r>
+                <w:proofErr w:type="spellStart"/>
+                <w:proofErr w:type="gramEnd"/>
+                <w:r>
+                  <w:rPr>
+                    <w:rFonts w:ascii="Times New Roman" w:eastAsia="Times New Roman" w:hAnsi="Times New Roman"/>
+                    <w:color w:val="333333"/>
+                    <w:sz w:val="24"/>
+                    <w:szCs w:val="24"/>
                   </w:rPr>
                   <w:t>TenDonViTinh</w:t>
                 </w:r>
@@ -1614,8 +1564,8 @@
                   <w:rPr>
                     <w:rFonts w:ascii="Times New Roman" w:eastAsia="Times New Roman" w:hAnsi="Times New Roman"/>
                     <w:color w:val="333333"/>
-                    <w:sz w:val="26"/>
-                    <w:szCs w:val="26"/>
+                    <w:sz w:val="24"/>
+                    <w:szCs w:val="24"/>
                   </w:rPr>
                   <w:t>” /&gt;</w:t>
                 </w:r>
@@ -1634,11 +1584,9 @@
               <w:jc w:val="center"/>
               <w:rPr>
                 <w:rFonts w:ascii="Times New Roman" w:eastAsia="Times New Roman" w:hAnsi="Times New Roman"/>
-                <w:b/>
-                <w:bCs/>
-                <w:color w:val="333333"/>
-                <w:sz w:val="26"/>
-                <w:szCs w:val="26"/>
+                <w:color w:val="333333"/>
+                <w:sz w:val="24"/>
+                <w:szCs w:val="24"/>
               </w:rPr>
             </w:pPr>
             <w:sdt>
@@ -1646,12 +1594,12 @@
                 <w:rPr>
                   <w:rFonts w:ascii="Times New Roman" w:eastAsia="Times New Roman" w:hAnsi="Times New Roman"/>
                   <w:color w:val="333333"/>
-                  <w:sz w:val="26"/>
-                  <w:szCs w:val="26"/>
+                  <w:sz w:val="24"/>
+                  <w:szCs w:val="24"/>
                 </w:rPr>
-                <w:id w:val="-736090729"/>
+                <w:id w:val="253558099"/>
                 <w:placeholder>
-                  <w:docPart w:val="C27BF31BF1C9421DACE146B49A4BAD69"/>
+                  <w:docPart w:val="AD8B37618DD2470694BDB4FC14C49A3B"/>
                 </w:placeholder>
                 <w:text/>
               </w:sdtPr>
@@ -1660,18 +1608,29 @@
                   <w:rPr>
                     <w:rFonts w:ascii="Times New Roman" w:eastAsia="Times New Roman" w:hAnsi="Times New Roman"/>
                     <w:color w:val="333333"/>
-                    <w:sz w:val="26"/>
-                    <w:szCs w:val="26"/>
+                    <w:sz w:val="24"/>
+                    <w:szCs w:val="24"/>
                   </w:rPr>
-                  <w:t>&lt;Content Select=”./</w:t>
+                  <w:t>&lt;Content Select=</w:t>
                 </w:r>
-                <w:proofErr w:type="spellStart"/>
+                <w:proofErr w:type="gramStart"/>
                 <w:r>
                   <w:rPr>
                     <w:rFonts w:ascii="Times New Roman" w:eastAsia="Times New Roman" w:hAnsi="Times New Roman"/>
                     <w:color w:val="333333"/>
-                    <w:sz w:val="26"/>
-                    <w:szCs w:val="26"/>
+                    <w:sz w:val="24"/>
+                    <w:szCs w:val="24"/>
+                  </w:rPr>
+                  <w:t>”./</w:t>
+                </w:r>
+                <w:proofErr w:type="spellStart"/>
+                <w:proofErr w:type="gramEnd"/>
+                <w:r>
+                  <w:rPr>
+                    <w:rFonts w:ascii="Times New Roman" w:eastAsia="Times New Roman" w:hAnsi="Times New Roman"/>
+                    <w:color w:val="333333"/>
+                    <w:sz w:val="24"/>
+                    <w:szCs w:val="24"/>
                   </w:rPr>
                   <w:t>SoLuong</w:t>
                 </w:r>
@@ -1680,8 +1639,8 @@
                   <w:rPr>
                     <w:rFonts w:ascii="Times New Roman" w:eastAsia="Times New Roman" w:hAnsi="Times New Roman"/>
                     <w:color w:val="333333"/>
-                    <w:sz w:val="26"/>
-                    <w:szCs w:val="26"/>
+                    <w:sz w:val="24"/>
+                    <w:szCs w:val="24"/>
                   </w:rPr>
                   <w:t>” /&gt;</w:t>
                 </w:r>
@@ -1700,11 +1659,9 @@
               <w:jc w:val="center"/>
               <w:rPr>
                 <w:rFonts w:ascii="Times New Roman" w:eastAsia="Times New Roman" w:hAnsi="Times New Roman"/>
-                <w:b/>
-                <w:bCs/>
-                <w:color w:val="333333"/>
-                <w:sz w:val="26"/>
-                <w:szCs w:val="26"/>
+                <w:color w:val="333333"/>
+                <w:sz w:val="24"/>
+                <w:szCs w:val="24"/>
               </w:rPr>
             </w:pPr>
             <w:sdt>
@@ -1712,12 +1669,12 @@
                 <w:rPr>
                   <w:rFonts w:ascii="Times New Roman" w:eastAsia="Times New Roman" w:hAnsi="Times New Roman"/>
                   <w:color w:val="333333"/>
-                  <w:sz w:val="26"/>
-                  <w:szCs w:val="26"/>
+                  <w:sz w:val="24"/>
+                  <w:szCs w:val="24"/>
                 </w:rPr>
-                <w:id w:val="-1139338170"/>
+                <w:id w:val="-790744565"/>
                 <w:placeholder>
-                  <w:docPart w:val="9A86A87F14DE46D08D860C0FDC23F5B4"/>
+                  <w:docPart w:val="4A11CA463C4F4168BCF52B9E6C4F772E"/>
                 </w:placeholder>
                 <w:text/>
               </w:sdtPr>
@@ -1726,18 +1683,29 @@
                   <w:rPr>
                     <w:rFonts w:ascii="Times New Roman" w:eastAsia="Times New Roman" w:hAnsi="Times New Roman"/>
                     <w:color w:val="333333"/>
-                    <w:sz w:val="26"/>
-                    <w:szCs w:val="26"/>
+                    <w:sz w:val="24"/>
+                    <w:szCs w:val="24"/>
                   </w:rPr>
-                  <w:t>&lt;Content Select=”./</w:t>
+                  <w:t>&lt;Content Select=</w:t>
                 </w:r>
-                <w:proofErr w:type="spellStart"/>
+                <w:proofErr w:type="gramStart"/>
                 <w:r>
                   <w:rPr>
                     <w:rFonts w:ascii="Times New Roman" w:eastAsia="Times New Roman" w:hAnsi="Times New Roman"/>
                     <w:color w:val="333333"/>
-                    <w:sz w:val="26"/>
-                    <w:szCs w:val="26"/>
+                    <w:sz w:val="24"/>
+                    <w:szCs w:val="24"/>
+                  </w:rPr>
+                  <w:t>”./</w:t>
+                </w:r>
+                <w:proofErr w:type="spellStart"/>
+                <w:proofErr w:type="gramEnd"/>
+                <w:r>
+                  <w:rPr>
+                    <w:rFonts w:ascii="Times New Roman" w:eastAsia="Times New Roman" w:hAnsi="Times New Roman"/>
+                    <w:color w:val="333333"/>
+                    <w:sz w:val="24"/>
+                    <w:szCs w:val="24"/>
                   </w:rPr>
                   <w:t>DonGia</w:t>
                 </w:r>
@@ -1746,8 +1714,8 @@
                   <w:rPr>
                     <w:rFonts w:ascii="Times New Roman" w:eastAsia="Times New Roman" w:hAnsi="Times New Roman"/>
                     <w:color w:val="333333"/>
-                    <w:sz w:val="26"/>
-                    <w:szCs w:val="26"/>
+                    <w:sz w:val="24"/>
+                    <w:szCs w:val="24"/>
                   </w:rPr>
                   <w:t>” /&gt;</w:t>
                 </w:r>
@@ -1766,11 +1734,9 @@
               <w:jc w:val="center"/>
               <w:rPr>
                 <w:rFonts w:ascii="Times New Roman" w:eastAsia="Times New Roman" w:hAnsi="Times New Roman"/>
-                <w:b/>
-                <w:bCs/>
-                <w:color w:val="333333"/>
-                <w:sz w:val="26"/>
-                <w:szCs w:val="26"/>
+                <w:color w:val="333333"/>
+                <w:sz w:val="24"/>
+                <w:szCs w:val="24"/>
               </w:rPr>
             </w:pPr>
             <w:sdt>
@@ -1778,12 +1744,12 @@
                 <w:rPr>
                   <w:rFonts w:ascii="Times New Roman" w:eastAsia="Times New Roman" w:hAnsi="Times New Roman"/>
                   <w:color w:val="333333"/>
-                  <w:sz w:val="26"/>
-                  <w:szCs w:val="26"/>
+                  <w:sz w:val="24"/>
+                  <w:szCs w:val="24"/>
                 </w:rPr>
-                <w:id w:val="794485910"/>
+                <w:id w:val="-1586760409"/>
                 <w:placeholder>
-                  <w:docPart w:val="489CE4E4C9924A899DC7D833CBFA77DC"/>
+                  <w:docPart w:val="E525422CF3F94672B79CA21DB118AA3B"/>
                 </w:placeholder>
                 <w:text/>
               </w:sdtPr>
@@ -1792,18 +1758,29 @@
                   <w:rPr>
                     <w:rFonts w:ascii="Times New Roman" w:eastAsia="Times New Roman" w:hAnsi="Times New Roman"/>
                     <w:color w:val="333333"/>
-                    <w:sz w:val="26"/>
-                    <w:szCs w:val="26"/>
+                    <w:sz w:val="24"/>
+                    <w:szCs w:val="24"/>
                   </w:rPr>
-                  <w:t>&lt;Content Select=”./</w:t>
+                  <w:t>&lt;Content Select=</w:t>
                 </w:r>
-                <w:proofErr w:type="spellStart"/>
+                <w:proofErr w:type="gramStart"/>
                 <w:r>
                   <w:rPr>
                     <w:rFonts w:ascii="Times New Roman" w:eastAsia="Times New Roman" w:hAnsi="Times New Roman"/>
                     <w:color w:val="333333"/>
-                    <w:sz w:val="26"/>
-                    <w:szCs w:val="26"/>
+                    <w:sz w:val="24"/>
+                    <w:szCs w:val="24"/>
+                  </w:rPr>
+                  <w:t>”./</w:t>
+                </w:r>
+                <w:proofErr w:type="spellStart"/>
+                <w:proofErr w:type="gramEnd"/>
+                <w:r>
+                  <w:rPr>
+                    <w:rFonts w:ascii="Times New Roman" w:eastAsia="Times New Roman" w:hAnsi="Times New Roman"/>
+                    <w:color w:val="333333"/>
+                    <w:sz w:val="24"/>
+                    <w:szCs w:val="24"/>
                   </w:rPr>
                   <w:t>TienThue</w:t>
                 </w:r>
@@ -1812,8 +1789,8 @@
                   <w:rPr>
                     <w:rFonts w:ascii="Times New Roman" w:eastAsia="Times New Roman" w:hAnsi="Times New Roman"/>
                     <w:color w:val="333333"/>
-                    <w:sz w:val="26"/>
-                    <w:szCs w:val="26"/>
+                    <w:sz w:val="24"/>
+                    <w:szCs w:val="24"/>
                   </w:rPr>
                   <w:t>” /&gt;</w:t>
                 </w:r>
@@ -1833,8 +1810,8 @@
               <w:rPr>
                 <w:rFonts w:ascii="Times New Roman" w:eastAsia="Times New Roman" w:hAnsi="Times New Roman"/>
                 <w:color w:val="333333"/>
-                <w:sz w:val="26"/>
-                <w:szCs w:val="26"/>
+                <w:sz w:val="24"/>
+                <w:szCs w:val="24"/>
               </w:rPr>
             </w:pPr>
             <w:sdt>
@@ -1842,12 +1819,12 @@
                 <w:rPr>
                   <w:rFonts w:ascii="Times New Roman" w:eastAsia="Times New Roman" w:hAnsi="Times New Roman"/>
                   <w:color w:val="333333"/>
-                  <w:sz w:val="26"/>
-                  <w:szCs w:val="26"/>
+                  <w:sz w:val="24"/>
+                  <w:szCs w:val="24"/>
                 </w:rPr>
-                <w:id w:val="265278153"/>
+                <w:id w:val="1284771428"/>
                 <w:placeholder>
-                  <w:docPart w:val="11A14CB9984246A4AA6642A1CABA7CE0"/>
+                  <w:docPart w:val="E0C118FFD673467AA08D35FF1B3C2069"/>
                 </w:placeholder>
                 <w:text/>
               </w:sdtPr>
@@ -1856,18 +1833,29 @@
                   <w:rPr>
                     <w:rFonts w:ascii="Times New Roman" w:eastAsia="Times New Roman" w:hAnsi="Times New Roman"/>
                     <w:color w:val="333333"/>
-                    <w:sz w:val="26"/>
-                    <w:szCs w:val="26"/>
+                    <w:sz w:val="24"/>
+                    <w:szCs w:val="24"/>
                   </w:rPr>
-                  <w:t>&lt;Content Select=”./</w:t>
+                  <w:t>&lt;Content Select=</w:t>
                 </w:r>
-                <w:proofErr w:type="spellStart"/>
+                <w:proofErr w:type="gramStart"/>
                 <w:r>
                   <w:rPr>
                     <w:rFonts w:ascii="Times New Roman" w:eastAsia="Times New Roman" w:hAnsi="Times New Roman"/>
                     <w:color w:val="333333"/>
-                    <w:sz w:val="26"/>
-                    <w:szCs w:val="26"/>
+                    <w:sz w:val="24"/>
+                    <w:szCs w:val="24"/>
+                  </w:rPr>
+                  <w:t>”./</w:t>
+                </w:r>
+                <w:proofErr w:type="spellStart"/>
+                <w:proofErr w:type="gramEnd"/>
+                <w:r>
+                  <w:rPr>
+                    <w:rFonts w:ascii="Times New Roman" w:eastAsia="Times New Roman" w:hAnsi="Times New Roman"/>
+                    <w:color w:val="333333"/>
+                    <w:sz w:val="24"/>
+                    <w:szCs w:val="24"/>
                   </w:rPr>
                   <w:t>ThanhTienFormat</w:t>
                 </w:r>
@@ -1876,8 +1864,8 @@
                   <w:rPr>
                     <w:rFonts w:ascii="Times New Roman" w:eastAsia="Times New Roman" w:hAnsi="Times New Roman"/>
                     <w:color w:val="333333"/>
-                    <w:sz w:val="26"/>
-                    <w:szCs w:val="26"/>
+                    <w:sz w:val="24"/>
+                    <w:szCs w:val="24"/>
                   </w:rPr>
                   <w:t>” /&gt;</w:t>
                 </w:r>
@@ -1897,8 +1885,8 @@
               <w:rPr>
                 <w:rFonts w:ascii="Times New Roman" w:eastAsia="Times New Roman" w:hAnsi="Times New Roman"/>
                 <w:color w:val="333333"/>
-                <w:sz w:val="26"/>
-                <w:szCs w:val="26"/>
+                <w:sz w:val="24"/>
+                <w:szCs w:val="24"/>
               </w:rPr>
             </w:pPr>
             <w:sdt>
@@ -1906,12 +1894,12 @@
                 <w:rPr>
                   <w:rFonts w:ascii="Times New Roman" w:eastAsia="Times New Roman" w:hAnsi="Times New Roman"/>
                   <w:color w:val="333333"/>
-                  <w:sz w:val="26"/>
-                  <w:szCs w:val="26"/>
+                  <w:sz w:val="24"/>
+                  <w:szCs w:val="24"/>
                 </w:rPr>
-                <w:id w:val="988679906"/>
+                <w:id w:val="-121461537"/>
                 <w:placeholder>
-                  <w:docPart w:val="27D3CFD8FD104D13B3F41C5FBDA70047"/>
+                  <w:docPart w:val="7A98F15B6FD64D9C94AAD1C767E75432"/>
                 </w:placeholder>
                 <w:text/>
               </w:sdtPr>
@@ -1920,18 +1908,29 @@
                   <w:rPr>
                     <w:rFonts w:ascii="Times New Roman" w:eastAsia="Times New Roman" w:hAnsi="Times New Roman"/>
                     <w:color w:val="333333"/>
-                    <w:sz w:val="26"/>
-                    <w:szCs w:val="26"/>
+                    <w:sz w:val="24"/>
+                    <w:szCs w:val="24"/>
                   </w:rPr>
-                  <w:t>&lt;Content Select=”./</w:t>
+                  <w:t>&lt;Content Select=</w:t>
                 </w:r>
-                <w:proofErr w:type="spellStart"/>
+                <w:proofErr w:type="gramStart"/>
                 <w:r>
                   <w:rPr>
                     <w:rFonts w:ascii="Times New Roman" w:eastAsia="Times New Roman" w:hAnsi="Times New Roman"/>
                     <w:color w:val="333333"/>
-                    <w:sz w:val="26"/>
-                    <w:szCs w:val="26"/>
+                    <w:sz w:val="24"/>
+                    <w:szCs w:val="24"/>
+                  </w:rPr>
+                  <w:t>”./</w:t>
+                </w:r>
+                <w:proofErr w:type="spellStart"/>
+                <w:proofErr w:type="gramEnd"/>
+                <w:r>
+                  <w:rPr>
+                    <w:rFonts w:ascii="Times New Roman" w:eastAsia="Times New Roman" w:hAnsi="Times New Roman"/>
+                    <w:color w:val="333333"/>
+                    <w:sz w:val="24"/>
+                    <w:szCs w:val="24"/>
                   </w:rPr>
                   <w:t>TongTienFormat</w:t>
                 </w:r>
@@ -1940,8 +1939,8 @@
                   <w:rPr>
                     <w:rFonts w:ascii="Times New Roman" w:eastAsia="Times New Roman" w:hAnsi="Times New Roman"/>
                     <w:color w:val="333333"/>
-                    <w:sz w:val="26"/>
-                    <w:szCs w:val="26"/>
+                    <w:sz w:val="24"/>
+                    <w:szCs w:val="24"/>
                   </w:rPr>
                   <w:t>” /&gt;</w:t>
                 </w:r>
@@ -1982,6 +1981,7 @@
             <w:t>&lt;</w:t>
           </w:r>
           <w:proofErr w:type="spellStart"/>
+          <w:proofErr w:type="gramStart"/>
           <w:r>
             <w:rPr>
               <w:rFonts w:ascii="Times New Roman" w:hAnsi="Times New Roman"/>
@@ -1997,65 +1997,51 @@
               <w:sz w:val="26"/>
               <w:szCs w:val="26"/>
             </w:rPr>
-            <w:t xml:space="preserve">  /&gt;</w:t>
+            <w:t xml:space="preserve">  /</w:t>
+          </w:r>
+          <w:proofErr w:type="gramEnd"/>
+          <w:r>
+            <w:rPr>
+              <w:rFonts w:ascii="Times New Roman" w:hAnsi="Times New Roman"/>
+              <w:sz w:val="26"/>
+              <w:szCs w:val="26"/>
+            </w:rPr>
+            <w:t>&gt;</w:t>
           </w:r>
         </w:p>
       </w:sdtContent>
     </w:sdt>
     <w:tbl>
       <w:tblPr>
+        <w:tblStyle w:val="TableGrid"/>
         <w:tblW w:w="11520" w:type="dxa"/>
-        <w:tblCellSpacing w:w="0" w:type="dxa"/>
         <w:tblInd w:w="-1355" w:type="dxa"/>
-        <w:tblBorders>
-          <w:top w:val="single" w:sz="4" w:space="0" w:color="auto"/>
-          <w:left w:val="single" w:sz="4" w:space="0" w:color="auto"/>
-          <w:bottom w:val="single" w:sz="4" w:space="0" w:color="auto"/>
-          <w:right w:val="single" w:sz="4" w:space="0" w:color="auto"/>
-          <w:insideH w:val="single" w:sz="4" w:space="0" w:color="auto"/>
-          <w:insideV w:val="single" w:sz="4" w:space="0" w:color="auto"/>
-        </w:tblBorders>
-        <w:tblCellMar>
-          <w:left w:w="0" w:type="dxa"/>
-          <w:right w:w="0" w:type="dxa"/>
-        </w:tblCellMar>
         <w:tblLook w:val="04A0" w:firstRow="1" w:lastRow="0" w:firstColumn="1" w:lastColumn="0" w:noHBand="0" w:noVBand="1"/>
       </w:tblPr>
       <w:tblGrid>
         <w:gridCol w:w="11520"/>
       </w:tblGrid>
       <w:tr>
-        <w:trPr>
-          <w:trHeight w:val="596"/>
-          <w:tblCellSpacing w:w="0" w:type="dxa"/>
-        </w:trPr>
         <w:tc>
           <w:tcPr>
             <w:tcW w:w="11520" w:type="dxa"/>
-            <w:vAlign w:val="center"/>
           </w:tcPr>
           <w:p>
             <w:pPr>
-              <w:spacing w:before="100" w:beforeAutospacing="1" w:after="100" w:afterAutospacing="1" w:line="240" w:lineRule="auto"/>
               <w:jc w:val="center"/>
               <w:rPr>
-                <w:rFonts w:ascii="Times New Roman" w:eastAsia="Times New Roman" w:hAnsi="Times New Roman"/>
-                <w:b/>
-                <w:bCs/>
-                <w:color w:val="333333"/>
-                <w:sz w:val="26"/>
-                <w:szCs w:val="26"/>
+                <w:rFonts w:ascii="Times New Roman" w:hAnsi="Times New Roman"/>
+                <w:sz w:val="24"/>
+                <w:szCs w:val="24"/>
               </w:rPr>
             </w:pPr>
             <w:proofErr w:type="spellStart"/>
             <w:r>
               <w:rPr>
                 <w:rFonts w:ascii="Times New Roman" w:eastAsia="Times New Roman" w:hAnsi="Times New Roman"/>
-                <w:b/>
-                <w:bCs/>
-                <w:color w:val="333333"/>
-                <w:sz w:val="26"/>
-                <w:szCs w:val="26"/>
+                <w:color w:val="333333"/>
+                <w:sz w:val="24"/>
+                <w:szCs w:val="24"/>
               </w:rPr>
               <w:t>Tổng</w:t>
             </w:r>
@@ -2063,11 +2049,9 @@
             <w:r>
               <w:rPr>
                 <w:rFonts w:ascii="Times New Roman" w:eastAsia="Times New Roman" w:hAnsi="Times New Roman"/>
-                <w:b/>
-                <w:bCs/>
-                <w:color w:val="333333"/>
-                <w:sz w:val="26"/>
-                <w:szCs w:val="26"/>
+                <w:color w:val="333333"/>
+                <w:sz w:val="24"/>
+                <w:szCs w:val="24"/>
               </w:rPr>
               <w:t xml:space="preserve"> </w:t>
             </w:r>
@@ -2075,11 +2059,9 @@
             <w:r>
               <w:rPr>
                 <w:rFonts w:ascii="Times New Roman" w:eastAsia="Times New Roman" w:hAnsi="Times New Roman"/>
-                <w:b/>
-                <w:bCs/>
-                <w:color w:val="333333"/>
-                <w:sz w:val="26"/>
-                <w:szCs w:val="26"/>
+                <w:color w:val="333333"/>
+                <w:sz w:val="24"/>
+                <w:szCs w:val="24"/>
               </w:rPr>
               <w:t>tiền</w:t>
             </w:r>
@@ -2087,23 +2069,20 @@
             <w:r>
               <w:rPr>
                 <w:rFonts w:ascii="Times New Roman" w:eastAsia="Times New Roman" w:hAnsi="Times New Roman"/>
-                <w:b/>
-                <w:bCs/>
-                <w:color w:val="333333"/>
-                <w:sz w:val="26"/>
-                <w:szCs w:val="26"/>
+                <w:color w:val="333333"/>
+                <w:sz w:val="24"/>
+                <w:szCs w:val="24"/>
               </w:rPr>
               <w:t xml:space="preserve"> </w:t>
             </w:r>
             <w:proofErr w:type="spellStart"/>
+            <w:proofErr w:type="gramStart"/>
             <w:r>
               <w:rPr>
                 <w:rFonts w:ascii="Times New Roman" w:eastAsia="Times New Roman" w:hAnsi="Times New Roman"/>
-                <w:b/>
-                <w:bCs/>
-                <w:color w:val="333333"/>
-                <w:sz w:val="26"/>
-                <w:szCs w:val="26"/>
+                <w:color w:val="333333"/>
+                <w:sz w:val="24"/>
+                <w:szCs w:val="24"/>
               </w:rPr>
               <w:t>hàng</w:t>
             </w:r>
@@ -2111,25 +2090,35 @@
             <w:r>
               <w:rPr>
                 <w:rFonts w:ascii="Times New Roman" w:eastAsia="Times New Roman" w:hAnsi="Times New Roman"/>
-                <w:b/>
-                <w:bCs/>
-                <w:color w:val="333333"/>
-                <w:sz w:val="26"/>
-                <w:szCs w:val="26"/>
-              </w:rPr>
-              <w:t xml:space="preserve"> : </w:t>
+                <w:color w:val="333333"/>
+                <w:sz w:val="24"/>
+                <w:szCs w:val="24"/>
+              </w:rPr>
+              <w:t xml:space="preserve"> :</w:t>
+            </w:r>
+            <w:proofErr w:type="gramEnd"/>
+            <w:r>
+              <w:rPr>
+                <w:rFonts w:ascii="Times New Roman" w:eastAsia="Times New Roman" w:hAnsi="Times New Roman"/>
+                <w:color w:val="333333"/>
+                <w:sz w:val="24"/>
+                <w:szCs w:val="24"/>
+              </w:rPr>
+              <w:t xml:space="preserve"> </w:t>
             </w:r>
             <w:sdt>
               <w:sdtPr>
                 <w:rPr>
                   <w:rFonts w:ascii="Times New Roman" w:eastAsia="Times New Roman" w:hAnsi="Times New Roman"/>
+                  <w:b/>
+                  <w:bCs/>
                   <w:color w:val="333333"/>
-                  <w:sz w:val="26"/>
-                  <w:szCs w:val="26"/>
+                  <w:sz w:val="24"/>
+                  <w:szCs w:val="24"/>
                 </w:rPr>
-                <w:id w:val="1066991073"/>
+                <w:id w:val="1828629332"/>
                 <w:placeholder>
-                  <w:docPart w:val="77B31E9A5D314BA49F265773A186113A"/>
+                  <w:docPart w:val="935CA192E8294E6B9C32CACB7CE4E757"/>
                 </w:placeholder>
                 <w:text/>
               </w:sdtPr>
@@ -2137,19 +2126,36 @@
                 <w:r>
                   <w:rPr>
                     <w:rFonts w:ascii="Times New Roman" w:eastAsia="Times New Roman" w:hAnsi="Times New Roman"/>
+                    <w:b/>
+                    <w:bCs/>
                     <w:color w:val="333333"/>
-                    <w:sz w:val="26"/>
-                    <w:szCs w:val="26"/>
+                    <w:sz w:val="24"/>
+                    <w:szCs w:val="24"/>
                   </w:rPr>
-                  <w:t>&lt;Content Select=”./</w:t>
+                  <w:t>&lt;Content Select=</w:t>
                 </w:r>
-                <w:proofErr w:type="spellStart"/>
+                <w:proofErr w:type="gramStart"/>
                 <w:r>
                   <w:rPr>
                     <w:rFonts w:ascii="Times New Roman" w:eastAsia="Times New Roman" w:hAnsi="Times New Roman"/>
+                    <w:b/>
+                    <w:bCs/>
                     <w:color w:val="333333"/>
-                    <w:sz w:val="26"/>
-                    <w:szCs w:val="26"/>
+                    <w:sz w:val="24"/>
+                    <w:szCs w:val="24"/>
+                  </w:rPr>
+                  <w:t>”./</w:t>
+                </w:r>
+                <w:proofErr w:type="spellStart"/>
+                <w:proofErr w:type="gramEnd"/>
+                <w:r>
+                  <w:rPr>
+                    <w:rFonts w:ascii="Times New Roman" w:eastAsia="Times New Roman" w:hAnsi="Times New Roman"/>
+                    <w:b/>
+                    <w:bCs/>
+                    <w:color w:val="333333"/>
+                    <w:sz w:val="24"/>
+                    <w:szCs w:val="24"/>
                   </w:rPr>
                   <w:t>TongTienHang</w:t>
                 </w:r>
@@ -2157,9 +2163,11 @@
                 <w:r>
                   <w:rPr>
                     <w:rFonts w:ascii="Times New Roman" w:eastAsia="Times New Roman" w:hAnsi="Times New Roman"/>
+                    <w:b/>
+                    <w:bCs/>
                     <w:color w:val="333333"/>
-                    <w:sz w:val="26"/>
-                    <w:szCs w:val="26"/>
+                    <w:sz w:val="24"/>
+                    <w:szCs w:val="24"/>
                   </w:rPr>
                   <w:t>” /&gt;</w:t>
                 </w:r>
@@ -2169,37 +2177,26 @@
         </w:tc>
       </w:tr>
       <w:tr>
-        <w:trPr>
-          <w:trHeight w:val="596"/>
-          <w:tblCellSpacing w:w="0" w:type="dxa"/>
-        </w:trPr>
         <w:tc>
           <w:tcPr>
             <w:tcW w:w="11520" w:type="dxa"/>
-            <w:vAlign w:val="center"/>
           </w:tcPr>
           <w:p>
             <w:pPr>
-              <w:spacing w:before="100" w:beforeAutospacing="1" w:after="100" w:afterAutospacing="1" w:line="240" w:lineRule="auto"/>
               <w:jc w:val="center"/>
               <w:rPr>
-                <w:rFonts w:ascii="Times New Roman" w:eastAsia="Times New Roman" w:hAnsi="Times New Roman"/>
-                <w:b/>
-                <w:bCs/>
-                <w:color w:val="333333"/>
-                <w:sz w:val="26"/>
-                <w:szCs w:val="26"/>
+                <w:rFonts w:ascii="Times New Roman" w:hAnsi="Times New Roman"/>
+                <w:sz w:val="24"/>
+                <w:szCs w:val="24"/>
               </w:rPr>
             </w:pPr>
             <w:proofErr w:type="spellStart"/>
             <w:r>
               <w:rPr>
                 <w:rFonts w:ascii="Times New Roman" w:eastAsia="Times New Roman" w:hAnsi="Times New Roman"/>
-                <w:b/>
-                <w:bCs/>
-                <w:color w:val="333333"/>
-                <w:sz w:val="26"/>
-                <w:szCs w:val="26"/>
+                <w:color w:val="333333"/>
+                <w:sz w:val="24"/>
+                <w:szCs w:val="24"/>
               </w:rPr>
               <w:t>Thuế</w:t>
             </w:r>
@@ -2207,23 +2204,20 @@
             <w:r>
               <w:rPr>
                 <w:rFonts w:ascii="Times New Roman" w:eastAsia="Times New Roman" w:hAnsi="Times New Roman"/>
-                <w:b/>
-                <w:bCs/>
-                <w:color w:val="333333"/>
-                <w:sz w:val="26"/>
-                <w:szCs w:val="26"/>
+                <w:color w:val="333333"/>
+                <w:sz w:val="24"/>
+                <w:szCs w:val="24"/>
               </w:rPr>
               <w:t xml:space="preserve"> </w:t>
             </w:r>
             <w:proofErr w:type="spellStart"/>
+            <w:proofErr w:type="gramStart"/>
             <w:r>
               <w:rPr>
                 <w:rFonts w:ascii="Times New Roman" w:eastAsia="Times New Roman" w:hAnsi="Times New Roman"/>
-                <w:b/>
-                <w:bCs/>
-                <w:color w:val="333333"/>
-                <w:sz w:val="26"/>
-                <w:szCs w:val="26"/>
+                <w:color w:val="333333"/>
+                <w:sz w:val="24"/>
+                <w:szCs w:val="24"/>
               </w:rPr>
               <w:t>suất</w:t>
             </w:r>
@@ -2231,25 +2225,35 @@
             <w:r>
               <w:rPr>
                 <w:rFonts w:ascii="Times New Roman" w:eastAsia="Times New Roman" w:hAnsi="Times New Roman"/>
-                <w:b/>
-                <w:bCs/>
-                <w:color w:val="333333"/>
-                <w:sz w:val="26"/>
-                <w:szCs w:val="26"/>
-              </w:rPr>
-              <w:t xml:space="preserve"> : </w:t>
+                <w:color w:val="333333"/>
+                <w:sz w:val="24"/>
+                <w:szCs w:val="24"/>
+              </w:rPr>
+              <w:t xml:space="preserve"> :</w:t>
+            </w:r>
+            <w:proofErr w:type="gramEnd"/>
+            <w:r>
+              <w:rPr>
+                <w:rFonts w:ascii="Times New Roman" w:eastAsia="Times New Roman" w:hAnsi="Times New Roman"/>
+                <w:color w:val="333333"/>
+                <w:sz w:val="24"/>
+                <w:szCs w:val="24"/>
+              </w:rPr>
+              <w:t xml:space="preserve"> </w:t>
             </w:r>
             <w:sdt>
               <w:sdtPr>
                 <w:rPr>
                   <w:rFonts w:ascii="Times New Roman" w:eastAsia="Times New Roman" w:hAnsi="Times New Roman"/>
+                  <w:b/>
+                  <w:bCs/>
                   <w:color w:val="333333"/>
-                  <w:sz w:val="26"/>
-                  <w:szCs w:val="26"/>
+                  <w:sz w:val="24"/>
+                  <w:szCs w:val="24"/>
                 </w:rPr>
-                <w:id w:val="169987182"/>
+                <w:id w:val="-937599933"/>
                 <w:placeholder>
-                  <w:docPart w:val="35AC56DA518E49BFAB38B979106A25DD"/>
+                  <w:docPart w:val="A9412289B4C245BD88DDBD0FED1A1926"/>
                 </w:placeholder>
                 <w:text/>
               </w:sdtPr>
@@ -2257,19 +2261,36 @@
                 <w:r>
                   <w:rPr>
                     <w:rFonts w:ascii="Times New Roman" w:eastAsia="Times New Roman" w:hAnsi="Times New Roman"/>
+                    <w:b/>
+                    <w:bCs/>
                     <w:color w:val="333333"/>
-                    <w:sz w:val="26"/>
-                    <w:szCs w:val="26"/>
+                    <w:sz w:val="24"/>
+                    <w:szCs w:val="24"/>
                   </w:rPr>
-                  <w:t>&lt;Content Select=”./</w:t>
+                  <w:t>&lt;Content Select=</w:t>
                 </w:r>
-                <w:proofErr w:type="spellStart"/>
+                <w:proofErr w:type="gramStart"/>
                 <w:r>
                   <w:rPr>
                     <w:rFonts w:ascii="Times New Roman" w:eastAsia="Times New Roman" w:hAnsi="Times New Roman"/>
+                    <w:b/>
+                    <w:bCs/>
                     <w:color w:val="333333"/>
-                    <w:sz w:val="26"/>
-                    <w:szCs w:val="26"/>
+                    <w:sz w:val="24"/>
+                    <w:szCs w:val="24"/>
+                  </w:rPr>
+                  <w:t>”./</w:t>
+                </w:r>
+                <w:proofErr w:type="spellStart"/>
+                <w:proofErr w:type="gramEnd"/>
+                <w:r>
+                  <w:rPr>
+                    <w:rFonts w:ascii="Times New Roman" w:eastAsia="Times New Roman" w:hAnsi="Times New Roman"/>
+                    <w:b/>
+                    <w:bCs/>
+                    <w:color w:val="333333"/>
+                    <w:sz w:val="24"/>
+                    <w:szCs w:val="24"/>
                   </w:rPr>
                   <w:t>TongTienThue</w:t>
                 </w:r>
@@ -2277,9 +2298,11 @@
                 <w:r>
                   <w:rPr>
                     <w:rFonts w:ascii="Times New Roman" w:eastAsia="Times New Roman" w:hAnsi="Times New Roman"/>
+                    <w:b/>
+                    <w:bCs/>
                     <w:color w:val="333333"/>
-                    <w:sz w:val="26"/>
-                    <w:szCs w:val="26"/>
+                    <w:sz w:val="24"/>
+                    <w:szCs w:val="24"/>
                   </w:rPr>
                   <w:t>” /&gt;</w:t>
                 </w:r>
@@ -2289,37 +2312,26 @@
         </w:tc>
       </w:tr>
       <w:tr>
-        <w:trPr>
-          <w:trHeight w:val="596"/>
-          <w:tblCellSpacing w:w="0" w:type="dxa"/>
-        </w:trPr>
         <w:tc>
           <w:tcPr>
             <w:tcW w:w="11520" w:type="dxa"/>
-            <w:vAlign w:val="center"/>
           </w:tcPr>
           <w:p>
             <w:pPr>
-              <w:spacing w:before="100" w:beforeAutospacing="1" w:after="100" w:afterAutospacing="1" w:line="240" w:lineRule="auto"/>
               <w:jc w:val="center"/>
               <w:rPr>
-                <w:rFonts w:ascii="Times New Roman" w:eastAsia="Times New Roman" w:hAnsi="Times New Roman"/>
-                <w:b/>
-                <w:bCs/>
-                <w:color w:val="333333"/>
-                <w:sz w:val="26"/>
-                <w:szCs w:val="26"/>
+                <w:rFonts w:ascii="Times New Roman" w:hAnsi="Times New Roman"/>
+                <w:sz w:val="24"/>
+                <w:szCs w:val="24"/>
               </w:rPr>
             </w:pPr>
             <w:proofErr w:type="spellStart"/>
             <w:r>
               <w:rPr>
                 <w:rFonts w:ascii="Times New Roman" w:eastAsia="Times New Roman" w:hAnsi="Times New Roman"/>
-                <w:b/>
-                <w:bCs/>
-                <w:color w:val="333333"/>
-                <w:sz w:val="26"/>
-                <w:szCs w:val="26"/>
+                <w:color w:val="333333"/>
+                <w:sz w:val="24"/>
+                <w:szCs w:val="24"/>
               </w:rPr>
               <w:t>Tổng</w:t>
             </w:r>
@@ -2327,11 +2339,9 @@
             <w:r>
               <w:rPr>
                 <w:rFonts w:ascii="Times New Roman" w:eastAsia="Times New Roman" w:hAnsi="Times New Roman"/>
-                <w:b/>
-                <w:bCs/>
-                <w:color w:val="333333"/>
-                <w:sz w:val="26"/>
-                <w:szCs w:val="26"/>
+                <w:color w:val="333333"/>
+                <w:sz w:val="24"/>
+                <w:szCs w:val="24"/>
               </w:rPr>
               <w:t xml:space="preserve"> </w:t>
             </w:r>
@@ -2339,11 +2349,9 @@
             <w:r>
               <w:rPr>
                 <w:rFonts w:ascii="Times New Roman" w:eastAsia="Times New Roman" w:hAnsi="Times New Roman"/>
-                <w:b/>
-                <w:bCs/>
-                <w:color w:val="333333"/>
-                <w:sz w:val="26"/>
-                <w:szCs w:val="26"/>
+                <w:color w:val="333333"/>
+                <w:sz w:val="24"/>
+                <w:szCs w:val="24"/>
               </w:rPr>
               <w:t>chiết</w:t>
             </w:r>
@@ -2351,23 +2359,20 @@
             <w:r>
               <w:rPr>
                 <w:rFonts w:ascii="Times New Roman" w:eastAsia="Times New Roman" w:hAnsi="Times New Roman"/>
-                <w:b/>
-                <w:bCs/>
-                <w:color w:val="333333"/>
-                <w:sz w:val="26"/>
-                <w:szCs w:val="26"/>
+                <w:color w:val="333333"/>
+                <w:sz w:val="24"/>
+                <w:szCs w:val="24"/>
               </w:rPr>
               <w:t xml:space="preserve"> </w:t>
             </w:r>
             <w:proofErr w:type="spellStart"/>
+            <w:proofErr w:type="gramStart"/>
             <w:r>
               <w:rPr>
                 <w:rFonts w:ascii="Times New Roman" w:eastAsia="Times New Roman" w:hAnsi="Times New Roman"/>
-                <w:b/>
-                <w:bCs/>
-                <w:color w:val="333333"/>
-                <w:sz w:val="26"/>
-                <w:szCs w:val="26"/>
+                <w:color w:val="333333"/>
+                <w:sz w:val="24"/>
+                <w:szCs w:val="24"/>
               </w:rPr>
               <w:t>khấu</w:t>
             </w:r>
@@ -2375,25 +2380,35 @@
             <w:r>
               <w:rPr>
                 <w:rFonts w:ascii="Times New Roman" w:eastAsia="Times New Roman" w:hAnsi="Times New Roman"/>
-                <w:b/>
-                <w:bCs/>
-                <w:color w:val="333333"/>
-                <w:sz w:val="26"/>
-                <w:szCs w:val="26"/>
-              </w:rPr>
-              <w:t xml:space="preserve"> : </w:t>
+                <w:color w:val="333333"/>
+                <w:sz w:val="24"/>
+                <w:szCs w:val="24"/>
+              </w:rPr>
+              <w:t xml:space="preserve"> :</w:t>
+            </w:r>
+            <w:proofErr w:type="gramEnd"/>
+            <w:r>
+              <w:rPr>
+                <w:rFonts w:ascii="Times New Roman" w:eastAsia="Times New Roman" w:hAnsi="Times New Roman"/>
+                <w:color w:val="333333"/>
+                <w:sz w:val="24"/>
+                <w:szCs w:val="24"/>
+              </w:rPr>
+              <w:t xml:space="preserve"> </w:t>
             </w:r>
             <w:sdt>
               <w:sdtPr>
                 <w:rPr>
                   <w:rFonts w:ascii="Times New Roman" w:eastAsia="Times New Roman" w:hAnsi="Times New Roman"/>
+                  <w:b/>
+                  <w:bCs/>
                   <w:color w:val="333333"/>
-                  <w:sz w:val="26"/>
-                  <w:szCs w:val="26"/>
+                  <w:sz w:val="24"/>
+                  <w:szCs w:val="24"/>
                 </w:rPr>
-                <w:id w:val="15969116"/>
+                <w:id w:val="-813940958"/>
                 <w:placeholder>
-                  <w:docPart w:val="B53B6B290AFD4D02BA3F4CF299776D1C"/>
+                  <w:docPart w:val="5A1F1CD67F3F4696AFDA1D19E7754AE7"/>
                 </w:placeholder>
                 <w:text/>
               </w:sdtPr>
@@ -2401,19 +2416,36 @@
                 <w:r>
                   <w:rPr>
                     <w:rFonts w:ascii="Times New Roman" w:eastAsia="Times New Roman" w:hAnsi="Times New Roman"/>
+                    <w:b/>
+                    <w:bCs/>
                     <w:color w:val="333333"/>
-                    <w:sz w:val="26"/>
-                    <w:szCs w:val="26"/>
+                    <w:sz w:val="24"/>
+                    <w:szCs w:val="24"/>
                   </w:rPr>
-                  <w:t>&lt;Content Select=”./</w:t>
+                  <w:t>&lt;Content Select=</w:t>
                 </w:r>
-                <w:proofErr w:type="spellStart"/>
+                <w:proofErr w:type="gramStart"/>
                 <w:r>
                   <w:rPr>
                     <w:rFonts w:ascii="Times New Roman" w:eastAsia="Times New Roman" w:hAnsi="Times New Roman"/>
+                    <w:b/>
+                    <w:bCs/>
                     <w:color w:val="333333"/>
-                    <w:sz w:val="26"/>
-                    <w:szCs w:val="26"/>
+                    <w:sz w:val="24"/>
+                    <w:szCs w:val="24"/>
+                  </w:rPr>
+                  <w:t>”./</w:t>
+                </w:r>
+                <w:proofErr w:type="spellStart"/>
+                <w:proofErr w:type="gramEnd"/>
+                <w:r>
+                  <w:rPr>
+                    <w:rFonts w:ascii="Times New Roman" w:eastAsia="Times New Roman" w:hAnsi="Times New Roman"/>
+                    <w:b/>
+                    <w:bCs/>
+                    <w:color w:val="333333"/>
+                    <w:sz w:val="24"/>
+                    <w:szCs w:val="24"/>
                   </w:rPr>
                   <w:t>TongChietKhau</w:t>
                 </w:r>
@@ -2421,9 +2453,11 @@
                 <w:r>
                   <w:rPr>
                     <w:rFonts w:ascii="Times New Roman" w:eastAsia="Times New Roman" w:hAnsi="Times New Roman"/>
+                    <w:b/>
+                    <w:bCs/>
                     <w:color w:val="333333"/>
-                    <w:sz w:val="26"/>
-                    <w:szCs w:val="26"/>
+                    <w:sz w:val="24"/>
+                    <w:szCs w:val="24"/>
                   </w:rPr>
                   <w:t>” /&gt;</w:t>
                 </w:r>
@@ -2433,37 +2467,26 @@
         </w:tc>
       </w:tr>
       <w:tr>
-        <w:trPr>
-          <w:trHeight w:val="596"/>
-          <w:tblCellSpacing w:w="0" w:type="dxa"/>
-        </w:trPr>
         <w:tc>
           <w:tcPr>
             <w:tcW w:w="11520" w:type="dxa"/>
-            <w:vAlign w:val="center"/>
           </w:tcPr>
           <w:p>
             <w:pPr>
-              <w:spacing w:before="100" w:beforeAutospacing="1" w:after="100" w:afterAutospacing="1" w:line="240" w:lineRule="auto"/>
               <w:jc w:val="center"/>
               <w:rPr>
-                <w:rFonts w:ascii="Times New Roman" w:eastAsia="Times New Roman" w:hAnsi="Times New Roman"/>
-                <w:b/>
-                <w:bCs/>
-                <w:color w:val="333333"/>
-                <w:sz w:val="26"/>
-                <w:szCs w:val="26"/>
+                <w:rFonts w:ascii="Times New Roman" w:hAnsi="Times New Roman"/>
+                <w:sz w:val="24"/>
+                <w:szCs w:val="24"/>
               </w:rPr>
             </w:pPr>
             <w:proofErr w:type="spellStart"/>
             <w:r>
               <w:rPr>
                 <w:rFonts w:ascii="Times New Roman" w:eastAsia="Times New Roman" w:hAnsi="Times New Roman"/>
-                <w:b/>
-                <w:bCs/>
-                <w:color w:val="333333"/>
-                <w:sz w:val="26"/>
-                <w:szCs w:val="26"/>
+                <w:color w:val="333333"/>
+                <w:sz w:val="24"/>
+                <w:szCs w:val="24"/>
               </w:rPr>
               <w:t>Tổng</w:t>
             </w:r>
@@ -2471,11 +2494,9 @@
             <w:r>
               <w:rPr>
                 <w:rFonts w:ascii="Times New Roman" w:eastAsia="Times New Roman" w:hAnsi="Times New Roman"/>
-                <w:b/>
-                <w:bCs/>
-                <w:color w:val="333333"/>
-                <w:sz w:val="26"/>
-                <w:szCs w:val="26"/>
+                <w:color w:val="333333"/>
+                <w:sz w:val="24"/>
+                <w:szCs w:val="24"/>
               </w:rPr>
               <w:t xml:space="preserve"> </w:t>
             </w:r>
@@ -2483,11 +2504,9 @@
             <w:r>
               <w:rPr>
                 <w:rFonts w:ascii="Times New Roman" w:eastAsia="Times New Roman" w:hAnsi="Times New Roman"/>
-                <w:b/>
-                <w:bCs/>
-                <w:color w:val="333333"/>
-                <w:sz w:val="26"/>
-                <w:szCs w:val="26"/>
+                <w:color w:val="333333"/>
+                <w:sz w:val="24"/>
+                <w:szCs w:val="24"/>
               </w:rPr>
               <w:t>tiền</w:t>
             </w:r>
@@ -2495,11 +2514,9 @@
             <w:r>
               <w:rPr>
                 <w:rFonts w:ascii="Times New Roman" w:eastAsia="Times New Roman" w:hAnsi="Times New Roman"/>
-                <w:b/>
-                <w:bCs/>
-                <w:color w:val="333333"/>
-                <w:sz w:val="26"/>
-                <w:szCs w:val="26"/>
+                <w:color w:val="333333"/>
+                <w:sz w:val="24"/>
+                <w:szCs w:val="24"/>
               </w:rPr>
               <w:t xml:space="preserve"> </w:t>
             </w:r>
@@ -2507,11 +2524,9 @@
             <w:r>
               <w:rPr>
                 <w:rFonts w:ascii="Times New Roman" w:eastAsia="Times New Roman" w:hAnsi="Times New Roman"/>
-                <w:b/>
-                <w:bCs/>
-                <w:color w:val="333333"/>
-                <w:sz w:val="26"/>
-                <w:szCs w:val="26"/>
+                <w:color w:val="333333"/>
+                <w:sz w:val="24"/>
+                <w:szCs w:val="24"/>
               </w:rPr>
               <w:t>thanh</w:t>
             </w:r>
@@ -2519,23 +2534,20 @@
             <w:r>
               <w:rPr>
                 <w:rFonts w:ascii="Times New Roman" w:eastAsia="Times New Roman" w:hAnsi="Times New Roman"/>
-                <w:b/>
-                <w:bCs/>
-                <w:color w:val="333333"/>
-                <w:sz w:val="26"/>
-                <w:szCs w:val="26"/>
+                <w:color w:val="333333"/>
+                <w:sz w:val="24"/>
+                <w:szCs w:val="24"/>
               </w:rPr>
               <w:t xml:space="preserve"> </w:t>
             </w:r>
             <w:proofErr w:type="spellStart"/>
+            <w:proofErr w:type="gramStart"/>
             <w:r>
               <w:rPr>
                 <w:rFonts w:ascii="Times New Roman" w:eastAsia="Times New Roman" w:hAnsi="Times New Roman"/>
-                <w:b/>
-                <w:bCs/>
-                <w:color w:val="333333"/>
-                <w:sz w:val="26"/>
-                <w:szCs w:val="26"/>
+                <w:color w:val="333333"/>
+                <w:sz w:val="24"/>
+                <w:szCs w:val="24"/>
               </w:rPr>
               <w:t>toán</w:t>
             </w:r>
@@ -2543,25 +2555,35 @@
             <w:r>
               <w:rPr>
                 <w:rFonts w:ascii="Times New Roman" w:eastAsia="Times New Roman" w:hAnsi="Times New Roman"/>
-                <w:b/>
-                <w:bCs/>
-                <w:color w:val="333333"/>
-                <w:sz w:val="26"/>
-                <w:szCs w:val="26"/>
-              </w:rPr>
-              <w:t xml:space="preserve"> : </w:t>
+                <w:color w:val="333333"/>
+                <w:sz w:val="24"/>
+                <w:szCs w:val="24"/>
+              </w:rPr>
+              <w:t xml:space="preserve"> :</w:t>
+            </w:r>
+            <w:proofErr w:type="gramEnd"/>
+            <w:r>
+              <w:rPr>
+                <w:rFonts w:ascii="Times New Roman" w:eastAsia="Times New Roman" w:hAnsi="Times New Roman"/>
+                <w:color w:val="333333"/>
+                <w:sz w:val="24"/>
+                <w:szCs w:val="24"/>
+              </w:rPr>
+              <w:t xml:space="preserve"> </w:t>
             </w:r>
             <w:sdt>
               <w:sdtPr>
                 <w:rPr>
                   <w:rFonts w:ascii="Times New Roman" w:eastAsia="Times New Roman" w:hAnsi="Times New Roman"/>
+                  <w:b/>
+                  <w:bCs/>
                   <w:color w:val="333333"/>
-                  <w:sz w:val="26"/>
-                  <w:szCs w:val="26"/>
+                  <w:sz w:val="24"/>
+                  <w:szCs w:val="24"/>
                 </w:rPr>
-                <w:id w:val="-1491399308"/>
+                <w:id w:val="1361473821"/>
                 <w:placeholder>
-                  <w:docPart w:val="DE7FABB6AA22437B87D0D8032E3772CF"/>
+                  <w:docPart w:val="279FC594471549F0AAB5C09B27B2376F"/>
                 </w:placeholder>
                 <w:text/>
               </w:sdtPr>
@@ -2569,19 +2591,36 @@
                 <w:r>
                   <w:rPr>
                     <w:rFonts w:ascii="Times New Roman" w:eastAsia="Times New Roman" w:hAnsi="Times New Roman"/>
+                    <w:b/>
+                    <w:bCs/>
                     <w:color w:val="333333"/>
-                    <w:sz w:val="26"/>
-                    <w:szCs w:val="26"/>
+                    <w:sz w:val="24"/>
+                    <w:szCs w:val="24"/>
                   </w:rPr>
-                  <w:t>&lt;Content Select=”./</w:t>
+                  <w:t>&lt;Content Select=</w:t>
                 </w:r>
-                <w:proofErr w:type="spellStart"/>
+                <w:proofErr w:type="gramStart"/>
                 <w:r>
                   <w:rPr>
                     <w:rFonts w:ascii="Times New Roman" w:eastAsia="Times New Roman" w:hAnsi="Times New Roman"/>
+                    <w:b/>
+                    <w:bCs/>
                     <w:color w:val="333333"/>
-                    <w:sz w:val="26"/>
-                    <w:szCs w:val="26"/>
+                    <w:sz w:val="24"/>
+                    <w:szCs w:val="24"/>
+                  </w:rPr>
+                  <w:t>”./</w:t>
+                </w:r>
+                <w:proofErr w:type="spellStart"/>
+                <w:proofErr w:type="gramEnd"/>
+                <w:r>
+                  <w:rPr>
+                    <w:rFonts w:ascii="Times New Roman" w:eastAsia="Times New Roman" w:hAnsi="Times New Roman"/>
+                    <w:b/>
+                    <w:bCs/>
+                    <w:color w:val="333333"/>
+                    <w:sz w:val="24"/>
+                    <w:szCs w:val="24"/>
                   </w:rPr>
                   <w:t>TongTienThanhToan</w:t>
                 </w:r>
@@ -2589,9 +2628,11 @@
                 <w:r>
                   <w:rPr>
                     <w:rFonts w:ascii="Times New Roman" w:eastAsia="Times New Roman" w:hAnsi="Times New Roman"/>
+                    <w:b/>
+                    <w:bCs/>
                     <w:color w:val="333333"/>
-                    <w:sz w:val="26"/>
-                    <w:szCs w:val="26"/>
+                    <w:sz w:val="24"/>
+                    <w:szCs w:val="24"/>
                   </w:rPr>
                   <w:t>” /&gt;</w:t>
                 </w:r>
@@ -2601,15 +2642,6 @@
         </w:tc>
       </w:tr>
     </w:tbl>
-    <w:p>
-      <w:pPr>
-        <w:rPr>
-          <w:rFonts w:ascii="Times New Roman" w:hAnsi="Times New Roman"/>
-          <w:sz w:val="26"/>
-          <w:szCs w:val="26"/>
-        </w:rPr>
-      </w:pPr>
-    </w:p>
     <w:sdt>
       <w:sdtPr>
         <w:rPr>
@@ -3068,9 +3100,20 @@
               <w:sz w:val="26"/>
               <w:szCs w:val="26"/>
             </w:rPr>
-            <w:t>&lt;Content Select=”./</w:t>
+            <w:t>&lt;Content Select=</w:t>
+          </w:r>
+          <w:proofErr w:type="gramStart"/>
+          <w:r>
+            <w:rPr>
+              <w:rFonts w:ascii="Times New Roman" w:eastAsia="Times New Roman" w:hAnsi="Times New Roman"/>
+              <w:color w:val="333333"/>
+              <w:sz w:val="26"/>
+              <w:szCs w:val="26"/>
+            </w:rPr>
+            <w:t>”./</w:t>
           </w:r>
           <w:proofErr w:type="spellStart"/>
+          <w:proofErr w:type="gramEnd"/>
           <w:r>
             <w:rPr>
               <w:rFonts w:ascii="Times New Roman" w:eastAsia="Times New Roman" w:hAnsi="Times New Roman"/>
@@ -5208,6 +5251,25 @@
       <w:spacing w:val="5"/>
     </w:rPr>
   </w:style>
+  <w:style w:type="table" w:styleId="TableGrid">
+    <w:name w:val="Table Grid"/>
+    <w:basedOn w:val="TableNormal"/>
+    <w:uiPriority w:val="39"/>
+    <w:rsid w:val="006F78AB"/>
+    <w:pPr>
+      <w:spacing w:after="0" w:line="240" w:lineRule="auto"/>
+    </w:pPr>
+    <w:tblPr>
+      <w:tblBorders>
+        <w:top w:val="single" w:sz="4" w:space="0" w:color="auto"/>
+        <w:left w:val="single" w:sz="4" w:space="0" w:color="auto"/>
+        <w:bottom w:val="single" w:sz="4" w:space="0" w:color="auto"/>
+        <w:right w:val="single" w:sz="4" w:space="0" w:color="auto"/>
+        <w:insideH w:val="single" w:sz="4" w:space="0" w:color="auto"/>
+        <w:insideV w:val="single" w:sz="4" w:space="0" w:color="auto"/>
+      </w:tblBorders>
+    </w:tblPr>
+  </w:style>
 </w:styles>
 </file>
 
@@ -5506,354 +5568,6 @@
     </w:docPart>
     <w:docPart>
       <w:docPartPr>
-        <w:name w:val="B52ACA5CFEFD4C40AEC605F0B066C3BF"/>
-        <w:category>
-          <w:name w:val="General"/>
-          <w:gallery w:val="placeholder"/>
-        </w:category>
-        <w:types>
-          <w:type w:val="bbPlcHdr"/>
-        </w:types>
-        <w:behaviors>
-          <w:behavior w:val="content"/>
-        </w:behaviors>
-        <w:guid w:val="{10882375-D409-4214-B98F-B53CBC03E619}"/>
-      </w:docPartPr>
-      <w:docPartBody>
-        <w:p>
-          <w:pPr>
-            <w:pStyle w:val="B52ACA5CFEFD4C40AEC605F0B066C3BF"/>
-          </w:pPr>
-          <w:r>
-            <w:rPr>
-              <w:rStyle w:val="PlaceholderText"/>
-            </w:rPr>
-            <w:t>Click or tap here to enter text.</w:t>
-          </w:r>
-        </w:p>
-      </w:docPartBody>
-    </w:docPart>
-    <w:docPart>
-      <w:docPartPr>
-        <w:name w:val="4E131EACA8C7481CB5E29F263A1EA696"/>
-        <w:category>
-          <w:name w:val="General"/>
-          <w:gallery w:val="placeholder"/>
-        </w:category>
-        <w:types>
-          <w:type w:val="bbPlcHdr"/>
-        </w:types>
-        <w:behaviors>
-          <w:behavior w:val="content"/>
-        </w:behaviors>
-        <w:guid w:val="{7D91095A-37D7-4087-AD92-4773CFD7CEB1}"/>
-      </w:docPartPr>
-      <w:docPartBody>
-        <w:p>
-          <w:pPr>
-            <w:pStyle w:val="4E131EACA8C7481CB5E29F263A1EA696"/>
-          </w:pPr>
-          <w:r>
-            <w:rPr>
-              <w:rStyle w:val="PlaceholderText"/>
-            </w:rPr>
-            <w:t>Click or tap here to enter text.</w:t>
-          </w:r>
-        </w:p>
-      </w:docPartBody>
-    </w:docPart>
-    <w:docPart>
-      <w:docPartPr>
-        <w:name w:val="DC3A6B2E05AA43B6B9C8E858C6CB503E"/>
-        <w:category>
-          <w:name w:val="General"/>
-          <w:gallery w:val="placeholder"/>
-        </w:category>
-        <w:types>
-          <w:type w:val="bbPlcHdr"/>
-        </w:types>
-        <w:behaviors>
-          <w:behavior w:val="content"/>
-        </w:behaviors>
-        <w:guid w:val="{37BE78C4-C63E-456E-8631-9A50DFA47D8D}"/>
-      </w:docPartPr>
-      <w:docPartBody>
-        <w:p>
-          <w:pPr>
-            <w:pStyle w:val="DC3A6B2E05AA43B6B9C8E858C6CB503E"/>
-          </w:pPr>
-          <w:r>
-            <w:rPr>
-              <w:rStyle w:val="PlaceholderText"/>
-            </w:rPr>
-            <w:t>Click or tap here to enter text.</w:t>
-          </w:r>
-        </w:p>
-      </w:docPartBody>
-    </w:docPart>
-    <w:docPart>
-      <w:docPartPr>
-        <w:name w:val="C27BF31BF1C9421DACE146B49A4BAD69"/>
-        <w:category>
-          <w:name w:val="General"/>
-          <w:gallery w:val="placeholder"/>
-        </w:category>
-        <w:types>
-          <w:type w:val="bbPlcHdr"/>
-        </w:types>
-        <w:behaviors>
-          <w:behavior w:val="content"/>
-        </w:behaviors>
-        <w:guid w:val="{CF7A5EB7-69E4-4402-8ED4-2FCE1535DB48}"/>
-      </w:docPartPr>
-      <w:docPartBody>
-        <w:p>
-          <w:pPr>
-            <w:pStyle w:val="C27BF31BF1C9421DACE146B49A4BAD69"/>
-          </w:pPr>
-          <w:r>
-            <w:rPr>
-              <w:rStyle w:val="PlaceholderText"/>
-            </w:rPr>
-            <w:t>Click or tap here to enter text.</w:t>
-          </w:r>
-        </w:p>
-      </w:docPartBody>
-    </w:docPart>
-    <w:docPart>
-      <w:docPartPr>
-        <w:name w:val="9A86A87F14DE46D08D860C0FDC23F5B4"/>
-        <w:category>
-          <w:name w:val="General"/>
-          <w:gallery w:val="placeholder"/>
-        </w:category>
-        <w:types>
-          <w:type w:val="bbPlcHdr"/>
-        </w:types>
-        <w:behaviors>
-          <w:behavior w:val="content"/>
-        </w:behaviors>
-        <w:guid w:val="{FD10B8AD-CE1A-4313-B3ED-1C4CA63C9F80}"/>
-      </w:docPartPr>
-      <w:docPartBody>
-        <w:p>
-          <w:pPr>
-            <w:pStyle w:val="9A86A87F14DE46D08D860C0FDC23F5B4"/>
-          </w:pPr>
-          <w:r>
-            <w:rPr>
-              <w:rStyle w:val="PlaceholderText"/>
-            </w:rPr>
-            <w:t>Click or tap here to enter text.</w:t>
-          </w:r>
-        </w:p>
-      </w:docPartBody>
-    </w:docPart>
-    <w:docPart>
-      <w:docPartPr>
-        <w:name w:val="489CE4E4C9924A899DC7D833CBFA77DC"/>
-        <w:category>
-          <w:name w:val="General"/>
-          <w:gallery w:val="placeholder"/>
-        </w:category>
-        <w:types>
-          <w:type w:val="bbPlcHdr"/>
-        </w:types>
-        <w:behaviors>
-          <w:behavior w:val="content"/>
-        </w:behaviors>
-        <w:guid w:val="{E21F3B79-C854-4198-8553-B2AA18BE0002}"/>
-      </w:docPartPr>
-      <w:docPartBody>
-        <w:p>
-          <w:pPr>
-            <w:pStyle w:val="489CE4E4C9924A899DC7D833CBFA77DC"/>
-          </w:pPr>
-          <w:r>
-            <w:rPr>
-              <w:rStyle w:val="PlaceholderText"/>
-            </w:rPr>
-            <w:t>Click or tap here to enter text.</w:t>
-          </w:r>
-        </w:p>
-      </w:docPartBody>
-    </w:docPart>
-    <w:docPart>
-      <w:docPartPr>
-        <w:name w:val="11A14CB9984246A4AA6642A1CABA7CE0"/>
-        <w:category>
-          <w:name w:val="General"/>
-          <w:gallery w:val="placeholder"/>
-        </w:category>
-        <w:types>
-          <w:type w:val="bbPlcHdr"/>
-        </w:types>
-        <w:behaviors>
-          <w:behavior w:val="content"/>
-        </w:behaviors>
-        <w:guid w:val="{2746A897-B1B7-4D8E-8D65-FE88D8E8A40F}"/>
-      </w:docPartPr>
-      <w:docPartBody>
-        <w:p>
-          <w:pPr>
-            <w:pStyle w:val="11A14CB9984246A4AA6642A1CABA7CE0"/>
-          </w:pPr>
-          <w:r>
-            <w:rPr>
-              <w:rStyle w:val="PlaceholderText"/>
-            </w:rPr>
-            <w:t>Click or tap here to enter text.</w:t>
-          </w:r>
-        </w:p>
-      </w:docPartBody>
-    </w:docPart>
-    <w:docPart>
-      <w:docPartPr>
-        <w:name w:val="27D3CFD8FD104D13B3F41C5FBDA70047"/>
-        <w:category>
-          <w:name w:val="General"/>
-          <w:gallery w:val="placeholder"/>
-        </w:category>
-        <w:types>
-          <w:type w:val="bbPlcHdr"/>
-        </w:types>
-        <w:behaviors>
-          <w:behavior w:val="content"/>
-        </w:behaviors>
-        <w:guid w:val="{95887BFF-34A3-493A-8D18-CE3211D34CC0}"/>
-      </w:docPartPr>
-      <w:docPartBody>
-        <w:p>
-          <w:pPr>
-            <w:pStyle w:val="27D3CFD8FD104D13B3F41C5FBDA70047"/>
-          </w:pPr>
-          <w:r>
-            <w:rPr>
-              <w:rStyle w:val="PlaceholderText"/>
-            </w:rPr>
-            <w:t>Click or tap here to enter text.</w:t>
-          </w:r>
-        </w:p>
-      </w:docPartBody>
-    </w:docPart>
-    <w:docPart>
-      <w:docPartPr>
-        <w:name w:val="77B31E9A5D314BA49F265773A186113A"/>
-        <w:category>
-          <w:name w:val="General"/>
-          <w:gallery w:val="placeholder"/>
-        </w:category>
-        <w:types>
-          <w:type w:val="bbPlcHdr"/>
-        </w:types>
-        <w:behaviors>
-          <w:behavior w:val="content"/>
-        </w:behaviors>
-        <w:guid w:val="{84603018-462F-4377-8BA7-822574F26DFE}"/>
-      </w:docPartPr>
-      <w:docPartBody>
-        <w:p>
-          <w:pPr>
-            <w:pStyle w:val="77B31E9A5D314BA49F265773A186113A"/>
-          </w:pPr>
-          <w:r>
-            <w:rPr>
-              <w:rStyle w:val="PlaceholderText"/>
-            </w:rPr>
-            <w:t>Click or tap here to enter text.</w:t>
-          </w:r>
-        </w:p>
-      </w:docPartBody>
-    </w:docPart>
-    <w:docPart>
-      <w:docPartPr>
-        <w:name w:val="35AC56DA518E49BFAB38B979106A25DD"/>
-        <w:category>
-          <w:name w:val="General"/>
-          <w:gallery w:val="placeholder"/>
-        </w:category>
-        <w:types>
-          <w:type w:val="bbPlcHdr"/>
-        </w:types>
-        <w:behaviors>
-          <w:behavior w:val="content"/>
-        </w:behaviors>
-        <w:guid w:val="{039E4E6D-7B22-4394-83E0-EDA71030BEC3}"/>
-      </w:docPartPr>
-      <w:docPartBody>
-        <w:p>
-          <w:pPr>
-            <w:pStyle w:val="35AC56DA518E49BFAB38B979106A25DD"/>
-          </w:pPr>
-          <w:r>
-            <w:rPr>
-              <w:rStyle w:val="PlaceholderText"/>
-            </w:rPr>
-            <w:t>Click or tap here to enter text.</w:t>
-          </w:r>
-        </w:p>
-      </w:docPartBody>
-    </w:docPart>
-    <w:docPart>
-      <w:docPartPr>
-        <w:name w:val="B53B6B290AFD4D02BA3F4CF299776D1C"/>
-        <w:category>
-          <w:name w:val="General"/>
-          <w:gallery w:val="placeholder"/>
-        </w:category>
-        <w:types>
-          <w:type w:val="bbPlcHdr"/>
-        </w:types>
-        <w:behaviors>
-          <w:behavior w:val="content"/>
-        </w:behaviors>
-        <w:guid w:val="{392BAF09-8620-437E-BFDA-F4A6F420B6FE}"/>
-      </w:docPartPr>
-      <w:docPartBody>
-        <w:p>
-          <w:pPr>
-            <w:pStyle w:val="B53B6B290AFD4D02BA3F4CF299776D1C"/>
-          </w:pPr>
-          <w:r>
-            <w:rPr>
-              <w:rStyle w:val="PlaceholderText"/>
-            </w:rPr>
-            <w:t>Click or tap here to enter text.</w:t>
-          </w:r>
-        </w:p>
-      </w:docPartBody>
-    </w:docPart>
-    <w:docPart>
-      <w:docPartPr>
-        <w:name w:val="DE7FABB6AA22437B87D0D8032E3772CF"/>
-        <w:category>
-          <w:name w:val="General"/>
-          <w:gallery w:val="placeholder"/>
-        </w:category>
-        <w:types>
-          <w:type w:val="bbPlcHdr"/>
-        </w:types>
-        <w:behaviors>
-          <w:behavior w:val="content"/>
-        </w:behaviors>
-        <w:guid w:val="{5D60F340-6AF4-4DE5-A30E-B85FFAC9516E}"/>
-      </w:docPartPr>
-      <w:docPartBody>
-        <w:p>
-          <w:pPr>
-            <w:pStyle w:val="DE7FABB6AA22437B87D0D8032E3772CF"/>
-          </w:pPr>
-          <w:r>
-            <w:rPr>
-              <w:rStyle w:val="PlaceholderText"/>
-            </w:rPr>
-            <w:t>Click or tap here to enter text.</w:t>
-          </w:r>
-        </w:p>
-      </w:docPartBody>
-    </w:docPart>
-    <w:docPart>
-      <w:docPartPr>
         <w:name w:val="062D7D94A1EE467F860869781400F250"/>
         <w:category>
           <w:name w:val="General"/>
@@ -5987,6 +5701,354 @@
         <w:p>
           <w:pPr>
             <w:pStyle w:val="CB9BA343ECE54C488BCA4D886BAABB8A"/>
+          </w:pPr>
+          <w:r>
+            <w:rPr>
+              <w:rStyle w:val="PlaceholderText"/>
+            </w:rPr>
+            <w:t>Click or tap here to enter text.</w:t>
+          </w:r>
+        </w:p>
+      </w:docPartBody>
+    </w:docPart>
+    <w:docPart>
+      <w:docPartPr>
+        <w:name w:val="935CA192E8294E6B9C32CACB7CE4E757"/>
+        <w:category>
+          <w:name w:val="General"/>
+          <w:gallery w:val="placeholder"/>
+        </w:category>
+        <w:types>
+          <w:type w:val="bbPlcHdr"/>
+        </w:types>
+        <w:behaviors>
+          <w:behavior w:val="content"/>
+        </w:behaviors>
+        <w:guid w:val="{16FF71FF-1991-4BF0-B210-0B3857A678F0}"/>
+      </w:docPartPr>
+      <w:docPartBody>
+        <w:p>
+          <w:pPr>
+            <w:pStyle w:val="935CA192E8294E6B9C32CACB7CE4E757"/>
+          </w:pPr>
+          <w:r>
+            <w:rPr>
+              <w:rStyle w:val="PlaceholderText"/>
+            </w:rPr>
+            <w:t>Click or tap here to enter text.</w:t>
+          </w:r>
+        </w:p>
+      </w:docPartBody>
+    </w:docPart>
+    <w:docPart>
+      <w:docPartPr>
+        <w:name w:val="A9412289B4C245BD88DDBD0FED1A1926"/>
+        <w:category>
+          <w:name w:val="General"/>
+          <w:gallery w:val="placeholder"/>
+        </w:category>
+        <w:types>
+          <w:type w:val="bbPlcHdr"/>
+        </w:types>
+        <w:behaviors>
+          <w:behavior w:val="content"/>
+        </w:behaviors>
+        <w:guid w:val="{5C5DAC32-C33C-48D1-B54E-594D92C1C874}"/>
+      </w:docPartPr>
+      <w:docPartBody>
+        <w:p>
+          <w:pPr>
+            <w:pStyle w:val="A9412289B4C245BD88DDBD0FED1A1926"/>
+          </w:pPr>
+          <w:r>
+            <w:rPr>
+              <w:rStyle w:val="PlaceholderText"/>
+            </w:rPr>
+            <w:t>Click or tap here to enter text.</w:t>
+          </w:r>
+        </w:p>
+      </w:docPartBody>
+    </w:docPart>
+    <w:docPart>
+      <w:docPartPr>
+        <w:name w:val="5A1F1CD67F3F4696AFDA1D19E7754AE7"/>
+        <w:category>
+          <w:name w:val="General"/>
+          <w:gallery w:val="placeholder"/>
+        </w:category>
+        <w:types>
+          <w:type w:val="bbPlcHdr"/>
+        </w:types>
+        <w:behaviors>
+          <w:behavior w:val="content"/>
+        </w:behaviors>
+        <w:guid w:val="{E6FC95AE-3735-4BCC-8290-E7488F3B21AF}"/>
+      </w:docPartPr>
+      <w:docPartBody>
+        <w:p>
+          <w:pPr>
+            <w:pStyle w:val="5A1F1CD67F3F4696AFDA1D19E7754AE7"/>
+          </w:pPr>
+          <w:r>
+            <w:rPr>
+              <w:rStyle w:val="PlaceholderText"/>
+            </w:rPr>
+            <w:t>Click or tap here to enter text.</w:t>
+          </w:r>
+        </w:p>
+      </w:docPartBody>
+    </w:docPart>
+    <w:docPart>
+      <w:docPartPr>
+        <w:name w:val="279FC594471549F0AAB5C09B27B2376F"/>
+        <w:category>
+          <w:name w:val="General"/>
+          <w:gallery w:val="placeholder"/>
+        </w:category>
+        <w:types>
+          <w:type w:val="bbPlcHdr"/>
+        </w:types>
+        <w:behaviors>
+          <w:behavior w:val="content"/>
+        </w:behaviors>
+        <w:guid w:val="{4166BA28-2F1A-487B-A7C8-BBE9F5D402A5}"/>
+      </w:docPartPr>
+      <w:docPartBody>
+        <w:p>
+          <w:pPr>
+            <w:pStyle w:val="279FC594471549F0AAB5C09B27B2376F"/>
+          </w:pPr>
+          <w:r>
+            <w:rPr>
+              <w:rStyle w:val="PlaceholderText"/>
+            </w:rPr>
+            <w:t>Click or tap here to enter text.</w:t>
+          </w:r>
+        </w:p>
+      </w:docPartBody>
+    </w:docPart>
+    <w:docPart>
+      <w:docPartPr>
+        <w:name w:val="AE821294AC8944BC812D78C47BDDE701"/>
+        <w:category>
+          <w:name w:val="General"/>
+          <w:gallery w:val="placeholder"/>
+        </w:category>
+        <w:types>
+          <w:type w:val="bbPlcHdr"/>
+        </w:types>
+        <w:behaviors>
+          <w:behavior w:val="content"/>
+        </w:behaviors>
+        <w:guid w:val="{6DF7B410-1FB3-4F5D-B9A4-1BEFC2D3C5AD}"/>
+      </w:docPartPr>
+      <w:docPartBody>
+        <w:p>
+          <w:pPr>
+            <w:pStyle w:val="AE821294AC8944BC812D78C47BDDE701"/>
+          </w:pPr>
+          <w:r>
+            <w:rPr>
+              <w:rStyle w:val="PlaceholderText"/>
+            </w:rPr>
+            <w:t>Click or tap here to enter text.</w:t>
+          </w:r>
+        </w:p>
+      </w:docPartBody>
+    </w:docPart>
+    <w:docPart>
+      <w:docPartPr>
+        <w:name w:val="242F15798F3D45FE8DA29E609BBC3CFD"/>
+        <w:category>
+          <w:name w:val="General"/>
+          <w:gallery w:val="placeholder"/>
+        </w:category>
+        <w:types>
+          <w:type w:val="bbPlcHdr"/>
+        </w:types>
+        <w:behaviors>
+          <w:behavior w:val="content"/>
+        </w:behaviors>
+        <w:guid w:val="{6CA85532-5277-40C9-8F01-7FB4CC6A711E}"/>
+      </w:docPartPr>
+      <w:docPartBody>
+        <w:p>
+          <w:pPr>
+            <w:pStyle w:val="242F15798F3D45FE8DA29E609BBC3CFD"/>
+          </w:pPr>
+          <w:r>
+            <w:rPr>
+              <w:rStyle w:val="PlaceholderText"/>
+            </w:rPr>
+            <w:t>Click or tap here to enter text.</w:t>
+          </w:r>
+        </w:p>
+      </w:docPartBody>
+    </w:docPart>
+    <w:docPart>
+      <w:docPartPr>
+        <w:name w:val="0BF58B2B284E42488ED9F867D4BD2A34"/>
+        <w:category>
+          <w:name w:val="General"/>
+          <w:gallery w:val="placeholder"/>
+        </w:category>
+        <w:types>
+          <w:type w:val="bbPlcHdr"/>
+        </w:types>
+        <w:behaviors>
+          <w:behavior w:val="content"/>
+        </w:behaviors>
+        <w:guid w:val="{FAA9D243-C378-40B0-A4D7-C93396896AF7}"/>
+      </w:docPartPr>
+      <w:docPartBody>
+        <w:p>
+          <w:pPr>
+            <w:pStyle w:val="0BF58B2B284E42488ED9F867D4BD2A34"/>
+          </w:pPr>
+          <w:r>
+            <w:rPr>
+              <w:rStyle w:val="PlaceholderText"/>
+            </w:rPr>
+            <w:t>Click or tap here to enter text.</w:t>
+          </w:r>
+        </w:p>
+      </w:docPartBody>
+    </w:docPart>
+    <w:docPart>
+      <w:docPartPr>
+        <w:name w:val="AD8B37618DD2470694BDB4FC14C49A3B"/>
+        <w:category>
+          <w:name w:val="General"/>
+          <w:gallery w:val="placeholder"/>
+        </w:category>
+        <w:types>
+          <w:type w:val="bbPlcHdr"/>
+        </w:types>
+        <w:behaviors>
+          <w:behavior w:val="content"/>
+        </w:behaviors>
+        <w:guid w:val="{413B6C71-E890-4A82-A9C6-287F4510DC24}"/>
+      </w:docPartPr>
+      <w:docPartBody>
+        <w:p>
+          <w:pPr>
+            <w:pStyle w:val="AD8B37618DD2470694BDB4FC14C49A3B"/>
+          </w:pPr>
+          <w:r>
+            <w:rPr>
+              <w:rStyle w:val="PlaceholderText"/>
+            </w:rPr>
+            <w:t>Click or tap here to enter text.</w:t>
+          </w:r>
+        </w:p>
+      </w:docPartBody>
+    </w:docPart>
+    <w:docPart>
+      <w:docPartPr>
+        <w:name w:val="4A11CA463C4F4168BCF52B9E6C4F772E"/>
+        <w:category>
+          <w:name w:val="General"/>
+          <w:gallery w:val="placeholder"/>
+        </w:category>
+        <w:types>
+          <w:type w:val="bbPlcHdr"/>
+        </w:types>
+        <w:behaviors>
+          <w:behavior w:val="content"/>
+        </w:behaviors>
+        <w:guid w:val="{3E629A2D-3B4D-44FB-95FE-06731E7C388C}"/>
+      </w:docPartPr>
+      <w:docPartBody>
+        <w:p>
+          <w:pPr>
+            <w:pStyle w:val="4A11CA463C4F4168BCF52B9E6C4F772E"/>
+          </w:pPr>
+          <w:r>
+            <w:rPr>
+              <w:rStyle w:val="PlaceholderText"/>
+            </w:rPr>
+            <w:t>Click or tap here to enter text.</w:t>
+          </w:r>
+        </w:p>
+      </w:docPartBody>
+    </w:docPart>
+    <w:docPart>
+      <w:docPartPr>
+        <w:name w:val="E525422CF3F94672B79CA21DB118AA3B"/>
+        <w:category>
+          <w:name w:val="General"/>
+          <w:gallery w:val="placeholder"/>
+        </w:category>
+        <w:types>
+          <w:type w:val="bbPlcHdr"/>
+        </w:types>
+        <w:behaviors>
+          <w:behavior w:val="content"/>
+        </w:behaviors>
+        <w:guid w:val="{67FF7310-1650-4EA7-B8B5-B75083D30492}"/>
+      </w:docPartPr>
+      <w:docPartBody>
+        <w:p>
+          <w:pPr>
+            <w:pStyle w:val="E525422CF3F94672B79CA21DB118AA3B"/>
+          </w:pPr>
+          <w:r>
+            <w:rPr>
+              <w:rStyle w:val="PlaceholderText"/>
+            </w:rPr>
+            <w:t>Click or tap here to enter text.</w:t>
+          </w:r>
+        </w:p>
+      </w:docPartBody>
+    </w:docPart>
+    <w:docPart>
+      <w:docPartPr>
+        <w:name w:val="E0C118FFD673467AA08D35FF1B3C2069"/>
+        <w:category>
+          <w:name w:val="General"/>
+          <w:gallery w:val="placeholder"/>
+        </w:category>
+        <w:types>
+          <w:type w:val="bbPlcHdr"/>
+        </w:types>
+        <w:behaviors>
+          <w:behavior w:val="content"/>
+        </w:behaviors>
+        <w:guid w:val="{5BD929CA-D68B-4E73-8C2C-28552B5A7B15}"/>
+      </w:docPartPr>
+      <w:docPartBody>
+        <w:p>
+          <w:pPr>
+            <w:pStyle w:val="E0C118FFD673467AA08D35FF1B3C2069"/>
+          </w:pPr>
+          <w:r>
+            <w:rPr>
+              <w:rStyle w:val="PlaceholderText"/>
+            </w:rPr>
+            <w:t>Click or tap here to enter text.</w:t>
+          </w:r>
+        </w:p>
+      </w:docPartBody>
+    </w:docPart>
+    <w:docPart>
+      <w:docPartPr>
+        <w:name w:val="7A98F15B6FD64D9C94AAD1C767E75432"/>
+        <w:category>
+          <w:name w:val="General"/>
+          <w:gallery w:val="placeholder"/>
+        </w:category>
+        <w:types>
+          <w:type w:val="bbPlcHdr"/>
+        </w:types>
+        <w:behaviors>
+          <w:behavior w:val="content"/>
+        </w:behaviors>
+        <w:guid w:val="{8A1A89AE-E014-45D5-B595-C1DAF42D0615}"/>
+      </w:docPartPr>
+      <w:docPartBody>
+        <w:p>
+          <w:pPr>
+            <w:pStyle w:val="7A98F15B6FD64D9C94AAD1C767E75432"/>
           </w:pPr>
           <w:r>
             <w:rPr>
@@ -6043,6 +6105,7 @@
   </w:compat>
   <w:rsids>
     <w:rsidRoot w:val="004013B7"/>
+    <w:rsid w:val="000C5FE3"/>
     <w:rsid w:val="001D565A"/>
     <w:rsid w:val="00254BF4"/>
     <w:rsid w:val="002E0070"/>
@@ -6052,7 +6115,10 @@
     <w:rsid w:val="004013B7"/>
     <w:rsid w:val="00405837"/>
     <w:rsid w:val="00484794"/>
+    <w:rsid w:val="004E26BA"/>
+    <w:rsid w:val="0054147C"/>
     <w:rsid w:val="00556873"/>
+    <w:rsid w:val="006D5206"/>
     <w:rsid w:val="00703A2B"/>
     <w:rsid w:val="00722C86"/>
     <w:rsid w:val="00991A65"/>
@@ -6062,8 +6128,10 @@
     <w:rsid w:val="00AA03C6"/>
     <w:rsid w:val="00B46523"/>
     <w:rsid w:val="00CA4ED2"/>
+    <w:rsid w:val="00DE7639"/>
     <w:rsid w:val="00E03908"/>
     <w:rsid w:val="00E56C4F"/>
+    <w:rsid w:val="00E63446"/>
     <w:rsid w:val="00F00E6F"/>
     <w:rsid w:val="00FB530B"/>
   </w:rsids>
@@ -6521,14 +6589,10 @@
     <w:basedOn w:val="DefaultParagraphFont"/>
     <w:uiPriority w:val="99"/>
     <w:semiHidden/>
-    <w:rsid w:val="00A64877"/>
+    <w:rsid w:val="00E63446"/>
     <w:rPr>
       <w:color w:val="808080"/>
     </w:rPr>
-  </w:style>
-  <w:style w:type="paragraph" w:customStyle="1" w:styleId="B52ACA5CFEFD4C40AEC605F0B066C3BF">
-    <w:name w:val="B52ACA5CFEFD4C40AEC605F0B066C3BF"/>
-    <w:rsid w:val="002E0070"/>
   </w:style>
   <w:style w:type="paragraph" w:customStyle="1" w:styleId="F60B5AE98511410DBCE583751E474683">
     <w:name w:val="F60B5AE98511410DBCE583751E474683"/>
@@ -6558,34 +6622,6 @@
     <w:name w:val="055B8757F86F47AA8E69E2EA73BE1BD1"/>
     <w:rsid w:val="004013B7"/>
   </w:style>
-  <w:style w:type="paragraph" w:customStyle="1" w:styleId="4E131EACA8C7481CB5E29F263A1EA696">
-    <w:name w:val="4E131EACA8C7481CB5E29F263A1EA696"/>
-    <w:rsid w:val="002E0070"/>
-  </w:style>
-  <w:style w:type="paragraph" w:customStyle="1" w:styleId="DC3A6B2E05AA43B6B9C8E858C6CB503E">
-    <w:name w:val="DC3A6B2E05AA43B6B9C8E858C6CB503E"/>
-    <w:rsid w:val="002E0070"/>
-  </w:style>
-  <w:style w:type="paragraph" w:customStyle="1" w:styleId="C27BF31BF1C9421DACE146B49A4BAD69">
-    <w:name w:val="C27BF31BF1C9421DACE146B49A4BAD69"/>
-    <w:rsid w:val="002E0070"/>
-  </w:style>
-  <w:style w:type="paragraph" w:customStyle="1" w:styleId="9A86A87F14DE46D08D860C0FDC23F5B4">
-    <w:name w:val="9A86A87F14DE46D08D860C0FDC23F5B4"/>
-    <w:rsid w:val="002E0070"/>
-  </w:style>
-  <w:style w:type="paragraph" w:customStyle="1" w:styleId="489CE4E4C9924A899DC7D833CBFA77DC">
-    <w:name w:val="489CE4E4C9924A899DC7D833CBFA77DC"/>
-    <w:rsid w:val="002E0070"/>
-  </w:style>
-  <w:style w:type="paragraph" w:customStyle="1" w:styleId="11A14CB9984246A4AA6642A1CABA7CE0">
-    <w:name w:val="11A14CB9984246A4AA6642A1CABA7CE0"/>
-    <w:rsid w:val="002E0070"/>
-  </w:style>
-  <w:style w:type="paragraph" w:customStyle="1" w:styleId="27D3CFD8FD104D13B3F41C5FBDA70047">
-    <w:name w:val="27D3CFD8FD104D13B3F41C5FBDA70047"/>
-    <w:rsid w:val="002E0070"/>
-  </w:style>
   <w:style w:type="paragraph" w:customStyle="1" w:styleId="8C92A310C5DF4AE1BCCBBDA40F1E110F">
     <w:name w:val="8C92A310C5DF4AE1BCCBBDA40F1E110F"/>
     <w:rsid w:val="004013B7"/>
@@ -6597,22 +6633,6 @@
   <w:style w:type="paragraph" w:customStyle="1" w:styleId="185019840C7A48A39A4E52A8D07D585A">
     <w:name w:val="185019840C7A48A39A4E52A8D07D585A"/>
     <w:rsid w:val="004013B7"/>
-  </w:style>
-  <w:style w:type="paragraph" w:customStyle="1" w:styleId="77B31E9A5D314BA49F265773A186113A">
-    <w:name w:val="77B31E9A5D314BA49F265773A186113A"/>
-    <w:rsid w:val="00A64877"/>
-  </w:style>
-  <w:style w:type="paragraph" w:customStyle="1" w:styleId="35AC56DA518E49BFAB38B979106A25DD">
-    <w:name w:val="35AC56DA518E49BFAB38B979106A25DD"/>
-    <w:rsid w:val="00A64877"/>
-  </w:style>
-  <w:style w:type="paragraph" w:customStyle="1" w:styleId="B53B6B290AFD4D02BA3F4CF299776D1C">
-    <w:name w:val="B53B6B290AFD4D02BA3F4CF299776D1C"/>
-    <w:rsid w:val="00A64877"/>
-  </w:style>
-  <w:style w:type="paragraph" w:customStyle="1" w:styleId="DE7FABB6AA22437B87D0D8032E3772CF">
-    <w:name w:val="DE7FABB6AA22437B87D0D8032E3772CF"/>
-    <w:rsid w:val="00A64877"/>
   </w:style>
   <w:style w:type="paragraph" w:customStyle="1" w:styleId="062D7D94A1EE467F860869781400F250">
     <w:name w:val="062D7D94A1EE467F860869781400F250"/>
@@ -6633,6 +6653,54 @@
   <w:style w:type="paragraph" w:customStyle="1" w:styleId="CB9BA343ECE54C488BCA4D886BAABB8A">
     <w:name w:val="CB9BA343ECE54C488BCA4D886BAABB8A"/>
     <w:rsid w:val="00A64877"/>
+  </w:style>
+  <w:style w:type="paragraph" w:customStyle="1" w:styleId="935CA192E8294E6B9C32CACB7CE4E757">
+    <w:name w:val="935CA192E8294E6B9C32CACB7CE4E757"/>
+    <w:rsid w:val="00E63446"/>
+  </w:style>
+  <w:style w:type="paragraph" w:customStyle="1" w:styleId="A9412289B4C245BD88DDBD0FED1A1926">
+    <w:name w:val="A9412289B4C245BD88DDBD0FED1A1926"/>
+    <w:rsid w:val="00E63446"/>
+  </w:style>
+  <w:style w:type="paragraph" w:customStyle="1" w:styleId="5A1F1CD67F3F4696AFDA1D19E7754AE7">
+    <w:name w:val="5A1F1CD67F3F4696AFDA1D19E7754AE7"/>
+    <w:rsid w:val="00E63446"/>
+  </w:style>
+  <w:style w:type="paragraph" w:customStyle="1" w:styleId="279FC594471549F0AAB5C09B27B2376F">
+    <w:name w:val="279FC594471549F0AAB5C09B27B2376F"/>
+    <w:rsid w:val="00E63446"/>
+  </w:style>
+  <w:style w:type="paragraph" w:customStyle="1" w:styleId="AE821294AC8944BC812D78C47BDDE701">
+    <w:name w:val="AE821294AC8944BC812D78C47BDDE701"/>
+    <w:rsid w:val="00E63446"/>
+  </w:style>
+  <w:style w:type="paragraph" w:customStyle="1" w:styleId="242F15798F3D45FE8DA29E609BBC3CFD">
+    <w:name w:val="242F15798F3D45FE8DA29E609BBC3CFD"/>
+    <w:rsid w:val="00E63446"/>
+  </w:style>
+  <w:style w:type="paragraph" w:customStyle="1" w:styleId="0BF58B2B284E42488ED9F867D4BD2A34">
+    <w:name w:val="0BF58B2B284E42488ED9F867D4BD2A34"/>
+    <w:rsid w:val="00E63446"/>
+  </w:style>
+  <w:style w:type="paragraph" w:customStyle="1" w:styleId="AD8B37618DD2470694BDB4FC14C49A3B">
+    <w:name w:val="AD8B37618DD2470694BDB4FC14C49A3B"/>
+    <w:rsid w:val="00E63446"/>
+  </w:style>
+  <w:style w:type="paragraph" w:customStyle="1" w:styleId="4A11CA463C4F4168BCF52B9E6C4F772E">
+    <w:name w:val="4A11CA463C4F4168BCF52B9E6C4F772E"/>
+    <w:rsid w:val="00E63446"/>
+  </w:style>
+  <w:style w:type="paragraph" w:customStyle="1" w:styleId="E525422CF3F94672B79CA21DB118AA3B">
+    <w:name w:val="E525422CF3F94672B79CA21DB118AA3B"/>
+    <w:rsid w:val="00E63446"/>
+  </w:style>
+  <w:style w:type="paragraph" w:customStyle="1" w:styleId="E0C118FFD673467AA08D35FF1B3C2069">
+    <w:name w:val="E0C118FFD673467AA08D35FF1B3C2069"/>
+    <w:rsid w:val="00E63446"/>
+  </w:style>
+  <w:style w:type="paragraph" w:customStyle="1" w:styleId="7A98F15B6FD64D9C94AAD1C767E75432">
+    <w:name w:val="7A98F15B6FD64D9C94AAD1C767E75432"/>
+    <w:rsid w:val="00E63446"/>
   </w:style>
 </w:styles>
 </file>
